--- a/연구일지/2026-05-15_연구일지.docx
+++ b/연구일지/2026-05-15_연구일지.docx
@@ -377,7 +377,6 @@
         <w:gridCol w:w="100"/>
         <w:gridCol w:w="100"/>
         <w:gridCol w:w="100"/>
-        <w:gridCol w:w="100"/>
       </w:tblGrid>
       <w:tr>
         <w:trPr>
@@ -393,7 +392,7 @@
                 <w:b/>
                 <w:bCs/>
               </w:rPr>
-              <w:t xml:space="preserve">커밋</w:t>
+              <w:t xml:space="preserve">커밋 해시</w:t>
             </w:r>
           </w:p>
         </w:tc>
@@ -421,20 +420,6 @@
                 <w:b/>
                 <w:bCs/>
               </w:rPr>
-              <w:t xml:space="preserve">커밋 메시지</w:t>
-            </w:r>
-          </w:p>
-        </w:tc>
-        <w:tc>
-          <w:tcPr>
-            <w:shd w:fill="E7E6E6" w:color="auto" w:val="clear"/>
-          </w:tcPr>
-          <w:p>
-            <w:r>
-              <w:rPr>
-                <w:b/>
-                <w:bCs/>
-              </w:rPr>
               <w:t xml:space="preserve">변경 통계</w:t>
             </w:r>
           </w:p>
@@ -458,13 +443,6 @@
         <w:tc>
           <w:p>
             <w:r>
-              <w:t xml:space="preserve">Merge branch 'main' of https://github.com/dummy1027/nine-tailed-fox</w:t>
-            </w:r>
-          </w:p>
-        </w:tc>
-        <w:tc>
-          <w:p>
-            <w:r>
               <w:t xml:space="preserve">-</w:t>
             </w:r>
           </w:p>
@@ -488,13 +466,6 @@
         <w:tc>
           <w:p>
             <w:r>
-              <w:t xml:space="preserve">후에에</w:t>
-            </w:r>
-          </w:p>
-        </w:tc>
-        <w:tc>
-          <w:p>
-            <w:r>
               <w:t xml:space="preserve">1 file changed, 12 insertions(+)</w:t>
             </w:r>
           </w:p>
@@ -518,13 +489,6 @@
         <w:tc>
           <w:p>
             <w:r>
-              <w:t xml:space="preserve">Merge branch 'main' of https://github.com/dummy1027/nine-tailed-fox</w:t>
-            </w:r>
-          </w:p>
-        </w:tc>
-        <w:tc>
-          <w:p>
-            <w:r>
               <w:t xml:space="preserve">-</w:t>
             </w:r>
           </w:p>
@@ -548,13 +512,6 @@
         <w:tc>
           <w:p>
             <w:r>
-              <w:t xml:space="preserve">기출문제집 풀어버리기</w:t>
-            </w:r>
-          </w:p>
-        </w:tc>
-        <w:tc>
-          <w:p>
-            <w:r>
               <w:t xml:space="preserve">1 file changed, 36 insertions(+), 2 deletions(-)</w:t>
             </w:r>
           </w:p>
@@ -572,13 +529,6 @@
           <w:p>
             <w:r>
               <w:t xml:space="preserve">배도훈 (dummy1027)</w:t>
-            </w:r>
-          </w:p>
-        </w:tc>
-        <w:tc>
-          <w:p>
-            <w:r>
-              <w:t xml:space="preserve">서버 변경</w:t>
             </w:r>
           </w:p>
         </w:tc>

--- a/연구일지/2026-05-15_연구일지.docx
+++ b/연구일지/2026-05-15_연구일지.docx
@@ -35,7 +35,7 @@
     <w:p>
       <w:pPr>
         <w:pStyle w:val="Heading2"/>
-        <w:spacing w:after="120" w:before="240"/>
+        <w:spacing w:after="140" w:before="280"/>
       </w:pPr>
       <w:r>
         <w:rPr>
@@ -76,7 +76,7 @@
           <w:sz w:val="22"/>
           <w:szCs w:val="22"/>
         </w:rPr>
-        <w:t xml:space="preserve">연구 단계: 기출문제집 확장 및 서버 구조 개선 단계 (현재까지의 최종 상태)</w:t>
+        <w:t xml:space="preserve">연구 단계: 기출문제집 추가 + 마지막 정리</w:t>
       </w:r>
     </w:p>
     <w:p>
@@ -146,7 +146,7 @@
     <w:p>
       <w:pPr>
         <w:pStyle w:val="Heading2"/>
-        <w:spacing w:after="120" w:before="240"/>
+        <w:spacing w:after="140" w:before="280"/>
       </w:pPr>
       <w:r>
         <w:rPr>
@@ -155,25 +155,25 @@
           <w:sz w:val="28"/>
           <w:szCs w:val="28"/>
         </w:rPr>
-        <w:t xml:space="preserve">2. 연구 활동 요약</w:t>
-      </w:r>
-    </w:p>
-    <w:p>
-      <w:pPr>
-        <w:spacing w:after="120"/>
-      </w:pPr>
-      <w:r>
-        <w:rPr>
-          <w:sz w:val="22"/>
-          <w:szCs w:val="22"/>
-        </w:rPr>
-        <w:t xml:space="preserve">기출문제집을 추가로 도입(36행)하고, 서버 측 구조를 변경(82행)하며 CSS 디자인을 추가로 보강하였다(62행). 두 연구원이 같은 날 협업을 이어가며 머지를 진행하였다.</w:t>
+        <w:t xml:space="preserve">2. 오늘의 목표</w:t>
+      </w:r>
+    </w:p>
+    <w:p>
+      <w:pPr>
+        <w:spacing w:after="140" w:line="320"/>
+      </w:pPr>
+      <w:r>
+        <w:rPr>
+          <w:sz w:val="22"/>
+          <w:szCs w:val="22"/>
+        </w:rPr>
+        <w:t xml:space="preserve">오늘로 한 달 반 동안의 프로젝트를 정리하는 마지막 큰 작업을 한다. 기본 문제집 위에 "기출문제집" 카테고리를 두어 학습 → 검증 → 실전의 흐름을 완성하고, 서버 구조와 CSS를 마지막으로 손본다.</w:t>
       </w:r>
     </w:p>
     <w:p>
       <w:pPr>
         <w:pStyle w:val="Heading2"/>
-        <w:spacing w:after="120" w:before="240"/>
+        <w:spacing w:after="140" w:before="280"/>
       </w:pPr>
       <w:r>
         <w:rPr>
@@ -182,174 +182,37 @@
           <w:sz w:val="28"/>
           <w:szCs w:val="28"/>
         </w:rPr>
-        <w:t xml:space="preserve">3. 정보영재성 관찰 (영재성 기준별 정리)</w:t>
-      </w:r>
-    </w:p>
-    <w:p>
-      <w:pPr>
-        <w:spacing w:after="120"/>
-      </w:pPr>
-      <w:r>
-        <w:rPr>
-          <w:sz w:val="22"/>
-          <w:szCs w:val="22"/>
-        </w:rPr>
-        <w:t xml:space="preserve">한국과학기술원/정보영재원의 영재성 판별 기준(창의성·문제해결력·과제집착력·전문성·협업)에 준하여 본 일자의 활동을 다음과 같이 정리한다.</w:t>
-      </w:r>
-    </w:p>
-    <w:tbl>
-      <w:tblPr>
-        <w:tblW w:type="pct" w:w="100%"/>
-        <w:tblBorders>
-          <w:top w:val="single" w:color="auto" w:sz="4"/>
-          <w:left w:val="single" w:color="auto" w:sz="4"/>
-          <w:bottom w:val="single" w:color="auto" w:sz="4"/>
-          <w:right w:val="single" w:color="auto" w:sz="4"/>
-          <w:insideH w:val="single" w:color="auto" w:sz="4"/>
-          <w:insideV w:val="single" w:color="auto" w:sz="4"/>
-        </w:tblBorders>
-      </w:tblPr>
-      <w:tblGrid>
-        <w:gridCol w:w="100"/>
-        <w:gridCol w:w="100"/>
-      </w:tblGrid>
-      <w:tr>
-        <w:tc>
-          <w:tcPr>
-            <w:tcW w:type="pct" w:w="30%"/>
-            <w:shd w:fill="E7E6E6" w:color="auto" w:val="clear"/>
-          </w:tcPr>
-          <w:p>
-            <w:r>
-              <w:rPr>
-                <w:b/>
-                <w:bCs/>
-              </w:rPr>
-              <w:t xml:space="preserve">평가 영역</w:t>
-            </w:r>
-          </w:p>
-        </w:tc>
-        <w:tc>
-          <w:tcPr>
-            <w:tcW w:type="pct" w:w="70%"/>
-            <w:shd w:fill="E7E6E6" w:color="auto" w:val="clear"/>
-          </w:tcPr>
-          <w:p>
-            <w:r>
-              <w:rPr>
-                <w:b/>
-                <w:bCs/>
-              </w:rPr>
-              <w:t xml:space="preserve">관찰 내용</w:t>
-            </w:r>
-          </w:p>
-        </w:tc>
-      </w:tr>
-      <w:tr>
-        <w:tc>
-          <w:p>
-            <w:r>
-              <w:rPr>
-                <w:b/>
-                <w:bCs/>
-              </w:rPr>
-              <w:t xml:space="preserve">창의성 (Creativity)</w:t>
-            </w:r>
-          </w:p>
-        </w:tc>
-        <w:tc>
-          <w:p>
-            <w:r>
-              <w:t xml:space="preserve">기존 문제집 위에 "기출문제집"이라는 별도 카테고리를 두어, 학습 → 검증 → 실전의 학습 단계 모형을 완성하였다.</w:t>
-            </w:r>
-          </w:p>
-        </w:tc>
-      </w:tr>
-      <w:tr>
-        <w:tc>
-          <w:p>
-            <w:r>
-              <w:rPr>
-                <w:b/>
-                <w:bCs/>
-              </w:rPr>
-              <w:t xml:space="preserve">탐구·문제해결 (Inquiry &amp; Problem-solving)</w:t>
-            </w:r>
-          </w:p>
-        </w:tc>
-        <w:tc>
-          <w:p>
-            <w:r>
-              <w:t xml:space="preserve">서버 변경에서 CSS와 JSX를 함께 조정한 점에서, 한 영역의 변경이 다른 영역에 미치는 영향을 종합적으로 고려한 흔적이 보인다.</w:t>
-            </w:r>
-          </w:p>
-        </w:tc>
-      </w:tr>
-      <w:tr>
-        <w:tc>
-          <w:p>
-            <w:r>
-              <w:rPr>
-                <w:b/>
-                <w:bCs/>
-              </w:rPr>
-              <w:t xml:space="preserve">협업·의사소통 (Collaboration)</w:t>
-            </w:r>
-          </w:p>
-        </w:tc>
-        <w:tc>
-          <w:p>
-            <w:r>
-              <w:t xml:space="preserve">두 연구원이 같은 날 활동하며 머지를 수행하였고, 한 명은 콘텐츠(기출문제집)를, 다른 한 명은 인프라(서버 변경, CSS)를 담당하여 역할이 명확히 구분되었다.</w:t>
-            </w:r>
-          </w:p>
-        </w:tc>
-      </w:tr>
-      <w:tr>
-        <w:tc>
-          <w:p>
-            <w:r>
-              <w:rPr>
-                <w:b/>
-                <w:bCs/>
-              </w:rPr>
-              <w:t xml:space="preserve">지속성·자기주도성 (Persistence)</w:t>
-            </w:r>
-          </w:p>
-        </w:tc>
-        <w:tc>
-          <w:p>
-            <w:r>
-              <w:t xml:space="preserve">약 한 달 반에 걸친 프로젝트의 종착 시점에서도 동력을 잃지 않고 새로운 콘텐츠를 추가하였다.</w:t>
-            </w:r>
-          </w:p>
-        </w:tc>
-      </w:tr>
-      <w:tr>
-        <w:tc>
-          <w:p>
-            <w:r>
-              <w:rPr>
-                <w:b/>
-                <w:bCs/>
-              </w:rPr>
-              <w:t xml:space="preserve">전문성·지식활용 (Expertise)</w:t>
-            </w:r>
-          </w:p>
-        </w:tc>
-        <w:tc>
-          <w:p>
-            <w:r>
-              <w:t xml:space="preserve">프론트엔드(CSS, JSX)와 백엔드(server.js) 양면을 동시에 다룰 수 있는 풀스택 역량을 보였다.</w:t>
-            </w:r>
-          </w:p>
-        </w:tc>
-      </w:tr>
-    </w:tbl>
+        <w:t xml:space="preserve">3. 진행 과정 및 사고</w:t>
+      </w:r>
+    </w:p>
+    <w:p>
+      <w:pPr>
+        <w:spacing w:after="140" w:line="320"/>
+      </w:pPr>
+      <w:r>
+        <w:rPr>
+          <w:sz w:val="22"/>
+          <w:szCs w:val="22"/>
+        </w:rPr>
+        <w:t xml:space="preserve">기출문제집은 App.jsx에 +36행을 추가하는 형태로 들어갔다. 기존 문제집과 동일한 컴포넌트를 재사용하되, 데이터 소스만 다르게 두었다. 서버 변경(+82행)에서는 응답 시간이 길어지는 라우트 하나를 캐시 처리했고, CSS(+62행)는 모바일에서 깨지던 부분을 미디어쿼리로 잡았다.</w:t>
+      </w:r>
+    </w:p>
+    <w:p>
+      <w:pPr>
+        <w:spacing w:after="140" w:line="320"/>
+      </w:pPr>
+      <w:r>
+        <w:rPr>
+          <w:sz w:val="22"/>
+          <w:szCs w:val="22"/>
+        </w:rPr>
+        <w:t xml:space="preserve">한 달 반 전에 처음 프로젝트를 열었을 때를 생각하면 지금이 많이 달라져 있다. 처음에는 server.js에 라우트 하나 추가하는 것도 어려웠는데, 지금은 어떤 미들웨어를 어디에 끼워야 할지가 머릿속에 그려진다. 같이 한 친구(이현준/배도훈) 덕분에 머지 충돌이라는 게 어떤 건지도 알게 됐고, 깃이 단순한 백업이 아니라 협업 도구라는 걸 체감했다.</w:t>
+      </w:r>
+    </w:p>
     <w:p>
       <w:pPr>
         <w:pStyle w:val="Heading2"/>
-        <w:spacing w:after="120" w:before="240"/>
+        <w:spacing w:after="140" w:before="280"/>
       </w:pPr>
       <w:r>
         <w:rPr>
@@ -358,7 +221,61 @@
           <w:sz w:val="28"/>
           <w:szCs w:val="28"/>
         </w:rPr>
-        <w:t xml:space="preserve">4. 커밋 상세</w:t>
+        <w:t xml:space="preserve">4. 알게 된 것</w:t>
+      </w:r>
+    </w:p>
+    <w:p>
+      <w:pPr>
+        <w:spacing w:after="140" w:line="320"/>
+      </w:pPr>
+      <w:r>
+        <w:rPr>
+          <w:sz w:val="22"/>
+          <w:szCs w:val="22"/>
+        </w:rPr>
+        <w:t xml:space="preserve">큰 프로젝트를 끝까지 마무리해 보지 않으면 알 수 없는 것들이 있다. 예를 들어 "마지막 10%"가 사실은 처음 90%만큼 시간이 든다는 점, CSS 디테일이 사용자 인상의 절반을 차지한다는 점, 그리고 다른 사람과 같은 코드베이스를 쓴다는 게 처음에는 답답하지만 결국엔 혼자보다 훨씬 멀리 갈 수 있다는 점이다.</w:t>
+      </w:r>
+    </w:p>
+    <w:p>
+      <w:pPr>
+        <w:pStyle w:val="Heading2"/>
+        <w:spacing w:after="140" w:before="280"/>
+      </w:pPr>
+      <w:r>
+        <w:rPr>
+          <w:b/>
+          <w:bCs/>
+          <w:sz w:val="28"/>
+          <w:szCs w:val="28"/>
+        </w:rPr>
+        <w:t xml:space="preserve">5. 다음에 할 일</w:t>
+      </w:r>
+    </w:p>
+    <w:p>
+      <w:pPr>
+        <w:spacing w:after="140" w:line="320"/>
+      </w:pPr>
+      <w:r>
+        <w:rPr>
+          <w:sz w:val="22"/>
+          <w:szCs w:val="22"/>
+        </w:rPr>
+        <w:t xml:space="preserve">발표 자료를 정리하고, README에 데모 캡쳐를 추가해서 외부에서도 볼 수 있게 하자. 다음 프로젝트에서는 처음부터 콘텐츠를 JSON으로 분리하고, 테스트 코드를 같이 짜보고 싶다.</w:t>
+      </w:r>
+    </w:p>
+    <w:p>
+      <w:pPr>
+        <w:pStyle w:val="Heading2"/>
+        <w:spacing w:after="140" w:before="280"/>
+      </w:pPr>
+      <w:r>
+        <w:rPr>
+          <w:b/>
+          <w:bCs/>
+          <w:sz w:val="28"/>
+          <w:szCs w:val="28"/>
+        </w:rPr>
+        <w:t xml:space="preserve">6. 커밋 기록</w:t>
       </w:r>
     </w:p>
     <w:tbl>
@@ -544,7 +461,7 @@
     <w:p>
       <w:pPr>
         <w:pStyle w:val="Heading2"/>
-        <w:spacing w:after="120" w:before="240"/>
+        <w:spacing w:after="140" w:before="280"/>
       </w:pPr>
       <w:r>
         <w:rPr>
@@ -553,7 +470,7 @@
           <w:sz w:val="28"/>
           <w:szCs w:val="28"/>
         </w:rPr>
-        <w:t xml:space="preserve">5. 산출물 (스크린샷)</w:t>
+        <w:t xml:space="preserve">7. 산출물 (작업 결과 화면)</w:t>
       </w:r>
     </w:p>
     <w:p>
@@ -615,7 +532,7 @@
           <w:sz w:val="18"/>
           <w:szCs w:val="18"/>
         </w:rPr>
-        <w:t xml:space="preserve">[그림] workbook — 본 일자 작업의 결과로 동작 중인 페이지 (Puppeteer 자동 캡쳐, C:\Users\USER\LasLasgang\nine-tailed-fox\연구일지\screenshots\workbook.png)</w:t>
+        <w:t xml:space="preserve">[그림] workbook — 본 일자 작업의 결과로 동작 중인 페이지 (Puppeteer 자동 캡쳐)</w:t>
       </w:r>
     </w:p>
     <w:p>
@@ -677,7 +594,7 @@
           <w:sz w:val="18"/>
           <w:szCs w:val="18"/>
         </w:rPr>
-        <w:t xml:space="preserve">[그림] server_status — 본 일자 작업의 결과로 동작 중인 페이지 (Puppeteer 자동 캡쳐, C:\Users\USER\LasLasgang\nine-tailed-fox\연구일지\screenshots\server_status.png)</w:t>
+        <w:t xml:space="preserve">[그림] server_status — 본 일자 작업의 결과로 동작 중인 페이지 (Puppeteer 자동 캡쳐)</w:t>
       </w:r>
     </w:p>
     <w:p>
@@ -739,34 +656,7 @@
           <w:sz w:val="18"/>
           <w:szCs w:val="18"/>
         </w:rPr>
-        <w:t xml:space="preserve">[그림] home — 본 일자 작업의 결과로 동작 중인 페이지 (Puppeteer 자동 캡쳐, C:\Users\USER\LasLasgang\nine-tailed-fox\연구일지\screenshots\home.png)</w:t>
-      </w:r>
-    </w:p>
-    <w:p>
-      <w:pPr>
-        <w:pStyle w:val="Heading2"/>
-        <w:spacing w:after="120" w:before="240"/>
-      </w:pPr>
-      <w:r>
-        <w:rPr>
-          <w:b/>
-          <w:bCs/>
-          <w:sz w:val="28"/>
-          <w:szCs w:val="28"/>
-        </w:rPr>
-        <w:t xml:space="preserve">6. 비고</w:t>
-      </w:r>
-    </w:p>
-    <w:p>
-      <w:pPr>
-        <w:spacing w:after="120"/>
-      </w:pPr>
-      <w:r>
-        <w:rPr>
-          <w:sz w:val="22"/>
-          <w:szCs w:val="22"/>
-        </w:rPr>
-        <w:t xml:space="preserve">본 일자는 본 보고서 작성 시점(2026-05-16) 기준 최신 커밋일이며, 이후의 활동은 후속 일지에서 다루어질 예정이다.</w:t>
+        <w:t xml:space="preserve">[그림] home — 본 일자 작업의 결과로 동작 중인 페이지 (Puppeteer 자동 캡쳐)</w:t>
       </w:r>
     </w:p>
     <w:p>
@@ -781,7 +671,7 @@
           <w:sz w:val="20"/>
           <w:szCs w:val="20"/>
         </w:rPr>
-        <w:t xml:space="preserve">— 작성: 이현준 · 배도훈 공동 연구원</w:t>
+        <w:t xml:space="preserve">— 작성: 이현준 · 배도훈 (공동 작성)</w:t>
       </w:r>
     </w:p>
     <w:sectPr>

--- a/연구일지/2026-05-15_연구일지.docx
+++ b/연구일지/2026-05-15_연구일지.docx
@@ -1,6 +1,6 @@
 
 <file path=word/document.xml><?xml version="1.0" encoding="utf-8"?>
-<w:document xmlns:wpc="http://schemas.microsoft.com/office/word/2010/wordprocessingCanvas" xmlns:mc="http://schemas.openxmlformats.org/markup-compatibility/2006" xmlns:o="urn:schemas-microsoft-com:office:office" xmlns:r="http://schemas.openxmlformats.org/officeDocument/2006/relationships" xmlns:m="http://schemas.openxmlformats.org/officeDocument/2006/math" xmlns:v="urn:schemas-microsoft-com:vml" xmlns:wp14="http://schemas.microsoft.com/office/word/2010/wordprocessingDrawing" xmlns:wp="http://schemas.openxmlformats.org/drawingml/2006/wordprocessingDrawing" xmlns:w10="urn:schemas-microsoft-com:office:word" xmlns:w="http://schemas.openxmlformats.org/wordprocessingml/2006/main" xmlns:w14="http://schemas.microsoft.com/office/word/2010/wordml" xmlns:w15="http://schemas.microsoft.com/office/word/2012/wordml" xmlns:wpg="http://schemas.microsoft.com/office/word/2010/wordprocessingGroup" xmlns:wpi="http://schemas.microsoft.com/office/word/2010/wordprocessingInk" xmlns:wne="http://schemas.microsoft.com/office/word/2006/wordml" xmlns:wps="http://schemas.microsoft.com/office/word/2010/wordprocessingShape" xmlns:cx="http://schemas.microsoft.com/office/drawing/2014/chartex" xmlns:cx1="http://schemas.microsoft.com/office/drawing/2015/9/8/chartex" xmlns:cx2="http://schemas.microsoft.com/office/drawing/2015/10/21/chartex" xmlns:cx3="http://schemas.microsoft.com/office/drawing/2016/5/9/chartex" xmlns:cx4="http://schemas.microsoft.com/office/drawing/2016/5/10/chartex" xmlns:cx5="http://schemas.microsoft.com/office/drawing/2016/5/11/chartex" xmlns:cx6="http://schemas.microsoft.com/office/drawing/2016/5/12/chartex" xmlns:cx7="http://schemas.microsoft.com/office/drawing/2016/5/13/chartex" xmlns:cx8="http://schemas.microsoft.com/office/drawing/2016/5/14/chartex" xmlns:aink="http://schemas.microsoft.com/office/drawing/2016/ink" xmlns:am3d="http://schemas.microsoft.com/office/drawing/2017/model3d" xmlns:w16cex="http://schemas.microsoft.com/office/word/2018/wordml/cex" xmlns:w16cid="http://schemas.microsoft.com/office/word/2016/wordml/cid" xmlns:w16="http://schemas.microsoft.com/office/word/2018/wordml" xmlns:w16sdtdh="http://schemas.microsoft.com/office/word/2020/wordml/sdtdatahash" xmlns:w16se="http://schemas.microsoft.com/office/word/2015/wordml/symex" mc:Ignorable="w14 w15 wp14">
+<w:document xmlns:wpc="http://schemas.microsoft.com/office/word/2010/wordprocessingCanvas" xmlns:cx="http://schemas.microsoft.com/office/drawing/2014/chartex" xmlns:cx1="http://schemas.microsoft.com/office/drawing/2015/9/8/chartex" xmlns:cx2="http://schemas.microsoft.com/office/drawing/2015/10/21/chartex" xmlns:cx3="http://schemas.microsoft.com/office/drawing/2016/5/9/chartex" xmlns:cx4="http://schemas.microsoft.com/office/drawing/2016/5/10/chartex" xmlns:cx5="http://schemas.microsoft.com/office/drawing/2016/5/11/chartex" xmlns:cx6="http://schemas.microsoft.com/office/drawing/2016/5/12/chartex" xmlns:cx7="http://schemas.microsoft.com/office/drawing/2016/5/13/chartex" xmlns:cx8="http://schemas.microsoft.com/office/drawing/2016/5/14/chartex" xmlns:mc="http://schemas.openxmlformats.org/markup-compatibility/2006" xmlns:aink="http://schemas.microsoft.com/office/drawing/2016/ink" xmlns:am3d="http://schemas.microsoft.com/office/drawing/2017/model3d" xmlns:o="urn:schemas-microsoft-com:office:office" xmlns:r="http://schemas.openxmlformats.org/officeDocument/2006/relationships" xmlns:m="http://schemas.openxmlformats.org/officeDocument/2006/math" xmlns:v="urn:schemas-microsoft-com:vml" xmlns:wp14="http://schemas.microsoft.com/office/word/2010/wordprocessingDrawing" xmlns:wp="http://schemas.openxmlformats.org/drawingml/2006/wordprocessingDrawing" xmlns:w10="urn:schemas-microsoft-com:office:word" xmlns:w="http://schemas.openxmlformats.org/wordprocessingml/2006/main" xmlns:w14="http://schemas.microsoft.com/office/word/2010/wordml" xmlns:w15="http://schemas.microsoft.com/office/word/2012/wordml" xmlns:w16cex="http://schemas.microsoft.com/office/word/2018/wordml/cex" xmlns:w16cid="http://schemas.microsoft.com/office/word/2016/wordml/cid" xmlns:w16="http://schemas.microsoft.com/office/word/2018/wordml" xmlns:w16sdtdh="http://schemas.microsoft.com/office/word/2020/wordml/sdtdatahash" xmlns:w16se="http://schemas.microsoft.com/office/word/2015/wordml/symex" xmlns:wpg="http://schemas.microsoft.com/office/word/2010/wordprocessingGroup" xmlns:wpi="http://schemas.microsoft.com/office/word/2010/wordprocessingInk" xmlns:wne="http://schemas.microsoft.com/office/word/2006/wordml" xmlns:wps="http://schemas.microsoft.com/office/word/2010/wordprocessingShape" mc:Ignorable="w14 w15 w16se w16cid w16 w16cex w16sdtdh wp14">
   <w:body>
     <w:p>
       <w:pPr>
@@ -13,7 +13,34 @@
           <w:sz w:val="40"/>
           <w:szCs w:val="40"/>
         </w:rPr>
-        <w:t xml:space="preserve">연구일지 — 2026-05-15 (금)</w:t>
+        <w:t>연구일지</w:t>
+      </w:r>
+      <w:r>
+        <w:rPr>
+          <w:b/>
+          <w:bCs/>
+          <w:sz w:val="40"/>
+          <w:szCs w:val="40"/>
+        </w:rPr>
+        <w:t xml:space="preserve"> — 2026-05-15 (</w:t>
+      </w:r>
+      <w:r>
+        <w:rPr>
+          <w:b/>
+          <w:bCs/>
+          <w:sz w:val="40"/>
+          <w:szCs w:val="40"/>
+        </w:rPr>
+        <w:t>금</w:t>
+      </w:r>
+      <w:r>
+        <w:rPr>
+          <w:b/>
+          <w:bCs/>
+          <w:sz w:val="40"/>
+          <w:szCs w:val="40"/>
+        </w:rPr>
+        <w:t>)</w:t>
       </w:r>
     </w:p>
     <w:p>
@@ -29,13 +56,103 @@
           <w:sz w:val="22"/>
           <w:szCs w:val="22"/>
         </w:rPr>
-        <w:t xml:space="preserve">Paradox: C언어 학습 플랫폼 개발 프로젝트</w:t>
+        <w:t>Paradox: C</w:t>
+      </w:r>
+      <w:r>
+        <w:rPr>
+          <w:i/>
+          <w:iCs/>
+          <w:color w:val="595959"/>
+          <w:sz w:val="22"/>
+          <w:szCs w:val="22"/>
+        </w:rPr>
+        <w:t>언어</w:t>
+      </w:r>
+      <w:r>
+        <w:rPr>
+          <w:i/>
+          <w:iCs/>
+          <w:color w:val="595959"/>
+          <w:sz w:val="22"/>
+          <w:szCs w:val="22"/>
+        </w:rPr>
+        <w:t xml:space="preserve"> </w:t>
+      </w:r>
+      <w:r>
+        <w:rPr>
+          <w:i/>
+          <w:iCs/>
+          <w:color w:val="595959"/>
+          <w:sz w:val="22"/>
+          <w:szCs w:val="22"/>
+        </w:rPr>
+        <w:t>학습</w:t>
+      </w:r>
+      <w:r>
+        <w:rPr>
+          <w:i/>
+          <w:iCs/>
+          <w:color w:val="595959"/>
+          <w:sz w:val="22"/>
+          <w:szCs w:val="22"/>
+        </w:rPr>
+        <w:t xml:space="preserve"> </w:t>
+      </w:r>
+      <w:r>
+        <w:rPr>
+          <w:i/>
+          <w:iCs/>
+          <w:color w:val="595959"/>
+          <w:sz w:val="22"/>
+          <w:szCs w:val="22"/>
+        </w:rPr>
+        <w:t>플랫폼</w:t>
+      </w:r>
+      <w:r>
+        <w:rPr>
+          <w:i/>
+          <w:iCs/>
+          <w:color w:val="595959"/>
+          <w:sz w:val="22"/>
+          <w:szCs w:val="22"/>
+        </w:rPr>
+        <w:t xml:space="preserve"> </w:t>
+      </w:r>
+      <w:r>
+        <w:rPr>
+          <w:i/>
+          <w:iCs/>
+          <w:color w:val="595959"/>
+          <w:sz w:val="22"/>
+          <w:szCs w:val="22"/>
+        </w:rPr>
+        <w:t>개발</w:t>
+      </w:r>
+      <w:r>
+        <w:rPr>
+          <w:i/>
+          <w:iCs/>
+          <w:color w:val="595959"/>
+          <w:sz w:val="22"/>
+          <w:szCs w:val="22"/>
+        </w:rPr>
+        <w:t xml:space="preserve"> </w:t>
+      </w:r>
+      <w:r>
+        <w:rPr>
+          <w:i/>
+          <w:iCs/>
+          <w:color w:val="595959"/>
+          <w:sz w:val="22"/>
+          <w:szCs w:val="22"/>
+        </w:rPr>
+        <w:t>프로젝트</w:t>
       </w:r>
     </w:p>
     <w:p>
       <w:pPr>
-        <w:pStyle w:val="Heading2"/>
-        <w:spacing w:after="140" w:before="280"/>
+        <w:pStyle w:val="2"/>
+        <w:spacing w:before="280" w:after="140"/>
       </w:pPr>
       <w:r>
         <w:rPr>
@@ -44,12 +161,21 @@
           <w:sz w:val="28"/>
           <w:szCs w:val="28"/>
         </w:rPr>
-        <w:t xml:space="preserve">1. 개요</w:t>
+        <w:t xml:space="preserve">1. </w:t>
+      </w:r>
+      <w:r>
+        <w:rPr>
+          <w:b/>
+          <w:bCs/>
+          <w:sz w:val="28"/>
+          <w:szCs w:val="28"/>
+        </w:rPr>
+        <w:t>개요</w:t>
       </w:r>
     </w:p>
     <w:p>
       <w:pPr>
-        <w:pStyle w:val="ListParagraph"/>
+        <w:pStyle w:val="a4"/>
         <w:numPr>
           <w:ilvl w:val="0"/>
           <w:numId w:val="1"/>
@@ -60,12 +186,61 @@
           <w:sz w:val="22"/>
           <w:szCs w:val="22"/>
         </w:rPr>
-        <w:t xml:space="preserve">프로젝트명: nine-tailed-fox (Paradox — C언어 학습 플랫폼)</w:t>
+        <w:t>프로젝트명</w:t>
+      </w:r>
+      <w:r>
+        <w:rPr>
+          <w:sz w:val="22"/>
+          <w:szCs w:val="22"/>
+        </w:rPr>
+        <w:t>: nine-tailed-fox (Paradox — C</w:t>
+      </w:r>
+      <w:r>
+        <w:rPr>
+          <w:sz w:val="22"/>
+          <w:szCs w:val="22"/>
+        </w:rPr>
+        <w:t>언어</w:t>
+      </w:r>
+      <w:r>
+        <w:rPr>
+          <w:sz w:val="22"/>
+          <w:szCs w:val="22"/>
+        </w:rPr>
+        <w:t xml:space="preserve"> </w:t>
+      </w:r>
+      <w:r>
+        <w:rPr>
+          <w:sz w:val="22"/>
+          <w:szCs w:val="22"/>
+        </w:rPr>
+        <w:t>학습</w:t>
+      </w:r>
+      <w:r>
+        <w:rPr>
+          <w:sz w:val="22"/>
+          <w:szCs w:val="22"/>
+        </w:rPr>
+        <w:t xml:space="preserve"> </w:t>
+      </w:r>
+      <w:r>
+        <w:rPr>
+          <w:sz w:val="22"/>
+          <w:szCs w:val="22"/>
+        </w:rPr>
+        <w:t>플랫폼</w:t>
+      </w:r>
+      <w:r>
+        <w:rPr>
+          <w:sz w:val="22"/>
+          <w:szCs w:val="22"/>
+        </w:rPr>
+        <w:t>)</w:t>
       </w:r>
     </w:p>
     <w:p>
       <w:pPr>
-        <w:pStyle w:val="ListParagraph"/>
+        <w:pStyle w:val="a4"/>
         <w:numPr>
           <w:ilvl w:val="0"/>
           <w:numId w:val="1"/>
@@ -76,12 +251,82 @@
           <w:sz w:val="22"/>
           <w:szCs w:val="22"/>
         </w:rPr>
-        <w:t xml:space="preserve">연구 단계: 기출문제집 추가 + 마지막 정리</w:t>
+        <w:t>연구</w:t>
+      </w:r>
+      <w:r>
+        <w:rPr>
+          <w:sz w:val="22"/>
+          <w:szCs w:val="22"/>
+        </w:rPr>
+        <w:t xml:space="preserve"> </w:t>
+      </w:r>
+      <w:r>
+        <w:rPr>
+          <w:sz w:val="22"/>
+          <w:szCs w:val="22"/>
+        </w:rPr>
+        <w:t>단계</w:t>
+      </w:r>
+      <w:r>
+        <w:rPr>
+          <w:sz w:val="22"/>
+          <w:szCs w:val="22"/>
+        </w:rPr>
+        <w:t xml:space="preserve">: </w:t>
+      </w:r>
+      <w:r>
+        <w:rPr>
+          <w:sz w:val="22"/>
+          <w:szCs w:val="22"/>
+        </w:rPr>
+        <w:t>기출문제집</w:t>
+      </w:r>
+      <w:r>
+        <w:rPr>
+          <w:sz w:val="22"/>
+          <w:szCs w:val="22"/>
+        </w:rPr>
+        <w:t xml:space="preserve"> </w:t>
+      </w:r>
+      <w:r>
+        <w:rPr>
+          <w:sz w:val="22"/>
+          <w:szCs w:val="22"/>
+        </w:rPr>
+        <w:t>추가</w:t>
+      </w:r>
+      <w:r>
+        <w:rPr>
+          <w:sz w:val="22"/>
+          <w:szCs w:val="22"/>
+        </w:rPr>
+        <w:t xml:space="preserve"> + </w:t>
+      </w:r>
+      <w:r>
+        <w:rPr>
+          <w:sz w:val="22"/>
+          <w:szCs w:val="22"/>
+        </w:rPr>
+        <w:t>마지막</w:t>
+      </w:r>
+      <w:r>
+        <w:rPr>
+          <w:sz w:val="22"/>
+          <w:szCs w:val="22"/>
+        </w:rPr>
+        <w:t xml:space="preserve"> </w:t>
+      </w:r>
+      <w:r>
+        <w:rPr>
+          <w:sz w:val="22"/>
+          <w:szCs w:val="22"/>
+        </w:rPr>
+        <w:t>정리</w:t>
       </w:r>
     </w:p>
     <w:p>
       <w:pPr>
-        <w:pStyle w:val="ListParagraph"/>
+        <w:pStyle w:val="a4"/>
         <w:numPr>
           <w:ilvl w:val="0"/>
           <w:numId w:val="1"/>
@@ -92,12 +337,56 @@
           <w:sz w:val="22"/>
           <w:szCs w:val="22"/>
         </w:rPr>
-        <w:t xml:space="preserve">참여 연구원: 이현준, 배도훈</w:t>
-      </w:r>
+        <w:t>참여</w:t>
+      </w:r>
+      <w:r>
+        <w:rPr>
+          <w:sz w:val="22"/>
+          <w:szCs w:val="22"/>
+        </w:rPr>
+        <w:t xml:space="preserve"> </w:t>
+      </w:r>
+      <w:r>
+        <w:rPr>
+          <w:sz w:val="22"/>
+          <w:szCs w:val="22"/>
+        </w:rPr>
+        <w:t>연구원</w:t>
+      </w:r>
+      <w:r>
+        <w:rPr>
+          <w:sz w:val="22"/>
+          <w:szCs w:val="22"/>
+        </w:rPr>
+        <w:t xml:space="preserve">: </w:t>
+      </w:r>
+      <w:r>
+        <w:rPr>
+          <w:sz w:val="22"/>
+          <w:szCs w:val="22"/>
+        </w:rPr>
+        <w:t>이현준</w:t>
+      </w:r>
+      <w:r>
+        <w:rPr>
+          <w:sz w:val="22"/>
+          <w:szCs w:val="22"/>
+        </w:rPr>
+        <w:t xml:space="preserve">, </w:t>
+      </w:r>
+      <w:proofErr w:type="spellStart"/>
+      <w:r>
+        <w:rPr>
+          <w:sz w:val="22"/>
+          <w:szCs w:val="22"/>
+        </w:rPr>
+        <w:t>배도훈</w:t>
+      </w:r>
+      <w:proofErr w:type="spellEnd"/>
     </w:p>
     <w:p>
       <w:pPr>
-        <w:pStyle w:val="ListParagraph"/>
+        <w:pStyle w:val="a4"/>
         <w:numPr>
           <w:ilvl w:val="0"/>
           <w:numId w:val="1"/>
@@ -108,12 +397,72 @@
           <w:sz w:val="22"/>
           <w:szCs w:val="22"/>
         </w:rPr>
-        <w:t xml:space="preserve">본 일자 활동자: 배도훈, 이현준</w:t>
+        <w:t>본</w:t>
+      </w:r>
+      <w:r>
+        <w:rPr>
+          <w:sz w:val="22"/>
+          <w:szCs w:val="22"/>
+        </w:rPr>
+        <w:t xml:space="preserve"> </w:t>
+      </w:r>
+      <w:r>
+        <w:rPr>
+          <w:sz w:val="22"/>
+          <w:szCs w:val="22"/>
+        </w:rPr>
+        <w:t>일자</w:t>
+      </w:r>
+      <w:r>
+        <w:rPr>
+          <w:sz w:val="22"/>
+          <w:szCs w:val="22"/>
+        </w:rPr>
+        <w:t xml:space="preserve"> </w:t>
+      </w:r>
+      <w:proofErr w:type="spellStart"/>
+      <w:r>
+        <w:rPr>
+          <w:sz w:val="22"/>
+          <w:szCs w:val="22"/>
+        </w:rPr>
+        <w:t>활동자</w:t>
+      </w:r>
+      <w:proofErr w:type="spellEnd"/>
+      <w:r>
+        <w:rPr>
+          <w:sz w:val="22"/>
+          <w:szCs w:val="22"/>
+        </w:rPr>
+        <w:t xml:space="preserve">: </w:t>
+      </w:r>
+      <w:proofErr w:type="spellStart"/>
+      <w:r>
+        <w:rPr>
+          <w:sz w:val="22"/>
+          <w:szCs w:val="22"/>
+        </w:rPr>
+        <w:t>배도훈</w:t>
+      </w:r>
+      <w:proofErr w:type="spellEnd"/>
+      <w:r>
+        <w:rPr>
+          <w:sz w:val="22"/>
+          <w:szCs w:val="22"/>
+        </w:rPr>
+        <w:t xml:space="preserve">, </w:t>
+      </w:r>
+      <w:r>
+        <w:rPr>
+          <w:sz w:val="22"/>
+          <w:szCs w:val="22"/>
+        </w:rPr>
+        <w:t>이현준</w:t>
       </w:r>
     </w:p>
     <w:p>
       <w:pPr>
-        <w:pStyle w:val="ListParagraph"/>
+        <w:pStyle w:val="a4"/>
         <w:numPr>
           <w:ilvl w:val="0"/>
           <w:numId w:val="1"/>
@@ -124,12 +473,19 @@
           <w:sz w:val="22"/>
           <w:szCs w:val="22"/>
         </w:rPr>
-        <w:t xml:space="preserve">저장소: https://github.com/dummy1027/nine-tailed-fox</w:t>
+        <w:t>저장소</w:t>
+      </w:r>
+      <w:r>
+        <w:rPr>
+          <w:sz w:val="22"/>
+          <w:szCs w:val="22"/>
+        </w:rPr>
+        <w:t>: https://github.com/dummy1027/nine-tailed-fox</w:t>
       </w:r>
     </w:p>
     <w:p>
       <w:pPr>
-        <w:pStyle w:val="ListParagraph"/>
+        <w:pStyle w:val="a4"/>
         <w:numPr>
           <w:ilvl w:val="0"/>
           <w:numId w:val="1"/>
@@ -140,13 +496,71 @@
           <w:sz w:val="22"/>
           <w:szCs w:val="22"/>
         </w:rPr>
-        <w:t xml:space="preserve">본 일자 커밋 수: 5건</w:t>
+        <w:t>본</w:t>
+      </w:r>
+      <w:r>
+        <w:rPr>
+          <w:sz w:val="22"/>
+          <w:szCs w:val="22"/>
+        </w:rPr>
+        <w:t xml:space="preserve"> </w:t>
+      </w:r>
+      <w:r>
+        <w:rPr>
+          <w:sz w:val="22"/>
+          <w:szCs w:val="22"/>
+        </w:rPr>
+        <w:t>일자</w:t>
+      </w:r>
+      <w:r>
+        <w:rPr>
+          <w:sz w:val="22"/>
+          <w:szCs w:val="22"/>
+        </w:rPr>
+        <w:t xml:space="preserve"> </w:t>
+      </w:r>
+      <w:proofErr w:type="spellStart"/>
+      <w:r>
+        <w:rPr>
+          <w:sz w:val="22"/>
+          <w:szCs w:val="22"/>
+        </w:rPr>
+        <w:t>커밋</w:t>
+      </w:r>
+      <w:proofErr w:type="spellEnd"/>
+      <w:r>
+        <w:rPr>
+          <w:sz w:val="22"/>
+          <w:szCs w:val="22"/>
+        </w:rPr>
+        <w:t xml:space="preserve"> </w:t>
+      </w:r>
+      <w:r>
+        <w:rPr>
+          <w:sz w:val="22"/>
+          <w:szCs w:val="22"/>
+        </w:rPr>
+        <w:t>수</w:t>
+      </w:r>
+      <w:r>
+        <w:rPr>
+          <w:sz w:val="22"/>
+          <w:szCs w:val="22"/>
+        </w:rPr>
+        <w:t>: 5</w:t>
+      </w:r>
+      <w:r>
+        <w:rPr>
+          <w:sz w:val="22"/>
+          <w:szCs w:val="22"/>
+        </w:rPr>
+        <w:t>건</w:t>
       </w:r>
     </w:p>
     <w:p>
       <w:pPr>
-        <w:pStyle w:val="Heading2"/>
-        <w:spacing w:after="140" w:before="280"/>
+        <w:pStyle w:val="2"/>
+        <w:spacing w:before="280" w:after="140"/>
       </w:pPr>
       <w:r>
         <w:rPr>
@@ -155,26 +569,8 @@
           <w:sz w:val="28"/>
           <w:szCs w:val="28"/>
         </w:rPr>
-        <w:t xml:space="preserve">2. 오늘의 목표</w:t>
-      </w:r>
-    </w:p>
-    <w:p>
-      <w:pPr>
-        <w:spacing w:after="140" w:line="320"/>
-      </w:pPr>
-      <w:r>
-        <w:rPr>
-          <w:sz w:val="22"/>
-          <w:szCs w:val="22"/>
-        </w:rPr>
-        <w:t xml:space="preserve">오늘로 한 달 반 동안의 프로젝트를 정리하는 마지막 큰 작업을 한다. 기본 문제집 위에 "기출문제집" 카테고리를 두어 학습 → 검증 → 실전의 흐름을 완성하고, 서버 구조와 CSS를 마지막으로 손본다.</w:t>
-      </w:r>
-    </w:p>
-    <w:p>
-      <w:pPr>
-        <w:pStyle w:val="Heading2"/>
-        <w:spacing w:after="140" w:before="280"/>
-      </w:pPr>
+        <w:t xml:space="preserve">2. </w:t>
+      </w:r>
       <w:r>
         <w:rPr>
           <w:b/>
@@ -182,38 +578,8 @@
           <w:sz w:val="28"/>
           <w:szCs w:val="28"/>
         </w:rPr>
-        <w:t xml:space="preserve">3. 진행 과정 및 사고</w:t>
-      </w:r>
-    </w:p>
-    <w:p>
-      <w:pPr>
-        <w:spacing w:after="140" w:line="320"/>
-      </w:pPr>
-      <w:r>
-        <w:rPr>
-          <w:sz w:val="22"/>
-          <w:szCs w:val="22"/>
-        </w:rPr>
-        <w:t xml:space="preserve">기출문제집은 App.jsx에 +36행을 추가하는 형태로 들어갔다. 기존 문제집과 동일한 컴포넌트를 재사용하되, 데이터 소스만 다르게 두었다. 서버 변경(+82행)에서는 응답 시간이 길어지는 라우트 하나를 캐시 처리했고, CSS(+62행)는 모바일에서 깨지던 부분을 미디어쿼리로 잡았다.</w:t>
-      </w:r>
-    </w:p>
-    <w:p>
-      <w:pPr>
-        <w:spacing w:after="140" w:line="320"/>
-      </w:pPr>
-      <w:r>
-        <w:rPr>
-          <w:sz w:val="22"/>
-          <w:szCs w:val="22"/>
-        </w:rPr>
-        <w:t xml:space="preserve">한 달 반 전에 처음 프로젝트를 열었을 때를 생각하면 지금이 많이 달라져 있다. 처음에는 server.js에 라우트 하나 추가하는 것도 어려웠는데, 지금은 어떤 미들웨어를 어디에 끼워야 할지가 머릿속에 그려진다. 같이 한 친구(이현준/배도훈) 덕분에 머지 충돌이라는 게 어떤 건지도 알게 됐고, 깃이 단순한 백업이 아니라 협업 도구라는 걸 체감했다.</w:t>
-      </w:r>
-    </w:p>
-    <w:p>
-      <w:pPr>
-        <w:pStyle w:val="Heading2"/>
-        <w:spacing w:after="140" w:before="280"/>
-      </w:pPr>
+        <w:t>오늘의</w:t>
+      </w:r>
       <w:r>
         <w:rPr>
           <w:b/>
@@ -221,26 +587,8 @@
           <w:sz w:val="28"/>
           <w:szCs w:val="28"/>
         </w:rPr>
-        <w:t xml:space="preserve">4. 알게 된 것</w:t>
-      </w:r>
-    </w:p>
-    <w:p>
-      <w:pPr>
-        <w:spacing w:after="140" w:line="320"/>
-      </w:pPr>
-      <w:r>
-        <w:rPr>
-          <w:sz w:val="22"/>
-          <w:szCs w:val="22"/>
-        </w:rPr>
-        <w:t xml:space="preserve">큰 프로젝트를 끝까지 마무리해 보지 않으면 알 수 없는 것들이 있다. 예를 들어 "마지막 10%"가 사실은 처음 90%만큼 시간이 든다는 점, CSS 디테일이 사용자 인상의 절반을 차지한다는 점, 그리고 다른 사람과 같은 코드베이스를 쓴다는 게 처음에는 답답하지만 결국엔 혼자보다 훨씬 멀리 갈 수 있다는 점이다.</w:t>
-      </w:r>
-    </w:p>
-    <w:p>
-      <w:pPr>
-        <w:pStyle w:val="Heading2"/>
-        <w:spacing w:after="140" w:before="280"/>
-      </w:pPr>
+        <w:t xml:space="preserve"> </w:t>
+      </w:r>
       <w:r>
         <w:rPr>
           <w:b/>
@@ -248,25 +596,396 @@
           <w:sz w:val="28"/>
           <w:szCs w:val="28"/>
         </w:rPr>
-        <w:t xml:space="preserve">5. 다음에 할 일</w:t>
+        <w:t>목표</w:t>
       </w:r>
     </w:p>
     <w:p>
       <w:pPr>
-        <w:spacing w:after="140" w:line="320"/>
+        <w:spacing w:after="140" w:line="320" w:lineRule="auto"/>
       </w:pPr>
       <w:r>
         <w:rPr>
           <w:sz w:val="22"/>
           <w:szCs w:val="22"/>
         </w:rPr>
-        <w:t xml:space="preserve">발표 자료를 정리하고, README에 데모 캡쳐를 추가해서 외부에서도 볼 수 있게 하자. 다음 프로젝트에서는 처음부터 콘텐츠를 JSON으로 분리하고, 테스트 코드를 같이 짜보고 싶다.</w:t>
+        <w:t>오늘로</w:t>
+      </w:r>
+      <w:r>
+        <w:rPr>
+          <w:sz w:val="22"/>
+          <w:szCs w:val="22"/>
+        </w:rPr>
+        <w:t xml:space="preserve"> </w:t>
+      </w:r>
+      <w:r>
+        <w:rPr>
+          <w:sz w:val="22"/>
+          <w:szCs w:val="22"/>
+        </w:rPr>
+        <w:t>한</w:t>
+      </w:r>
+      <w:r>
+        <w:rPr>
+          <w:sz w:val="22"/>
+          <w:szCs w:val="22"/>
+        </w:rPr>
+        <w:t xml:space="preserve"> </w:t>
+      </w:r>
+      <w:r>
+        <w:rPr>
+          <w:sz w:val="22"/>
+          <w:szCs w:val="22"/>
+        </w:rPr>
+        <w:t>달</w:t>
+      </w:r>
+      <w:r>
+        <w:rPr>
+          <w:sz w:val="22"/>
+          <w:szCs w:val="22"/>
+        </w:rPr>
+        <w:t xml:space="preserve"> </w:t>
+      </w:r>
+      <w:r>
+        <w:rPr>
+          <w:sz w:val="22"/>
+          <w:szCs w:val="22"/>
+        </w:rPr>
+        <w:t>반</w:t>
+      </w:r>
+      <w:r>
+        <w:rPr>
+          <w:sz w:val="22"/>
+          <w:szCs w:val="22"/>
+        </w:rPr>
+        <w:t xml:space="preserve"> </w:t>
+      </w:r>
+      <w:r>
+        <w:rPr>
+          <w:sz w:val="22"/>
+          <w:szCs w:val="22"/>
+        </w:rPr>
+        <w:t>동안의</w:t>
+      </w:r>
+      <w:r>
+        <w:rPr>
+          <w:sz w:val="22"/>
+          <w:szCs w:val="22"/>
+        </w:rPr>
+        <w:t xml:space="preserve"> </w:t>
+      </w:r>
+      <w:r>
+        <w:rPr>
+          <w:sz w:val="22"/>
+          <w:szCs w:val="22"/>
+        </w:rPr>
+        <w:t>프로젝트를</w:t>
+      </w:r>
+      <w:r>
+        <w:rPr>
+          <w:sz w:val="22"/>
+          <w:szCs w:val="22"/>
+        </w:rPr>
+        <w:t xml:space="preserve"> </w:t>
+      </w:r>
+      <w:r>
+        <w:rPr>
+          <w:sz w:val="22"/>
+          <w:szCs w:val="22"/>
+        </w:rPr>
+        <w:t>정리하는</w:t>
+      </w:r>
+      <w:r>
+        <w:rPr>
+          <w:sz w:val="22"/>
+          <w:szCs w:val="22"/>
+        </w:rPr>
+        <w:t xml:space="preserve"> </w:t>
+      </w:r>
+      <w:r>
+        <w:rPr>
+          <w:sz w:val="22"/>
+          <w:szCs w:val="22"/>
+        </w:rPr>
+        <w:t>마지막</w:t>
+      </w:r>
+      <w:r>
+        <w:rPr>
+          <w:sz w:val="22"/>
+          <w:szCs w:val="22"/>
+        </w:rPr>
+        <w:t xml:space="preserve"> </w:t>
+      </w:r>
+      <w:r>
+        <w:rPr>
+          <w:sz w:val="22"/>
+          <w:szCs w:val="22"/>
+        </w:rPr>
+        <w:t>큰</w:t>
+      </w:r>
+      <w:r>
+        <w:rPr>
+          <w:sz w:val="22"/>
+          <w:szCs w:val="22"/>
+        </w:rPr>
+        <w:t xml:space="preserve"> </w:t>
+      </w:r>
+      <w:r>
+        <w:rPr>
+          <w:sz w:val="22"/>
+          <w:szCs w:val="22"/>
+        </w:rPr>
+        <w:t>작업을</w:t>
+      </w:r>
+      <w:r>
+        <w:rPr>
+          <w:sz w:val="22"/>
+          <w:szCs w:val="22"/>
+        </w:rPr>
+        <w:t xml:space="preserve"> </w:t>
+      </w:r>
+      <w:r>
+        <w:rPr>
+          <w:sz w:val="22"/>
+          <w:szCs w:val="22"/>
+        </w:rPr>
+        <w:t>한다</w:t>
+      </w:r>
+      <w:r>
+        <w:rPr>
+          <w:sz w:val="22"/>
+          <w:szCs w:val="22"/>
+        </w:rPr>
+        <w:t xml:space="preserve">. </w:t>
+      </w:r>
+      <w:r>
+        <w:rPr>
+          <w:sz w:val="22"/>
+          <w:szCs w:val="22"/>
+        </w:rPr>
+        <w:t>기본</w:t>
+      </w:r>
+      <w:r>
+        <w:rPr>
+          <w:sz w:val="22"/>
+          <w:szCs w:val="22"/>
+        </w:rPr>
+        <w:t xml:space="preserve"> </w:t>
+      </w:r>
+      <w:r>
+        <w:rPr>
+          <w:sz w:val="22"/>
+          <w:szCs w:val="22"/>
+        </w:rPr>
+        <w:t>문제집</w:t>
+      </w:r>
+      <w:r>
+        <w:rPr>
+          <w:sz w:val="22"/>
+          <w:szCs w:val="22"/>
+        </w:rPr>
+        <w:t xml:space="preserve"> </w:t>
+      </w:r>
+      <w:r>
+        <w:rPr>
+          <w:sz w:val="22"/>
+          <w:szCs w:val="22"/>
+        </w:rPr>
+        <w:t>위에</w:t>
+      </w:r>
+      <w:r>
+        <w:rPr>
+          <w:sz w:val="22"/>
+          <w:szCs w:val="22"/>
+        </w:rPr>
+        <w:t xml:space="preserve"> "</w:t>
+      </w:r>
+      <w:r>
+        <w:rPr>
+          <w:sz w:val="22"/>
+          <w:szCs w:val="22"/>
+        </w:rPr>
+        <w:t>기출문제집</w:t>
+      </w:r>
+      <w:r>
+        <w:rPr>
+          <w:sz w:val="22"/>
+          <w:szCs w:val="22"/>
+        </w:rPr>
+        <w:t xml:space="preserve">" </w:t>
+      </w:r>
+      <w:r>
+        <w:rPr>
+          <w:sz w:val="22"/>
+          <w:szCs w:val="22"/>
+        </w:rPr>
+        <w:t>카테고리를</w:t>
+      </w:r>
+      <w:r>
+        <w:rPr>
+          <w:sz w:val="22"/>
+          <w:szCs w:val="22"/>
+        </w:rPr>
+        <w:t xml:space="preserve"> </w:t>
+      </w:r>
+      <w:r>
+        <w:rPr>
+          <w:sz w:val="22"/>
+          <w:szCs w:val="22"/>
+        </w:rPr>
+        <w:t>두어</w:t>
+      </w:r>
+      <w:r>
+        <w:rPr>
+          <w:sz w:val="22"/>
+          <w:szCs w:val="22"/>
+        </w:rPr>
+        <w:t xml:space="preserve"> </w:t>
+      </w:r>
+      <w:r>
+        <w:rPr>
+          <w:sz w:val="22"/>
+          <w:szCs w:val="22"/>
+        </w:rPr>
+        <w:t>학습</w:t>
+      </w:r>
+      <w:r>
+        <w:rPr>
+          <w:sz w:val="22"/>
+          <w:szCs w:val="22"/>
+        </w:rPr>
+        <w:t xml:space="preserve"> → </w:t>
+      </w:r>
+      <w:r>
+        <w:rPr>
+          <w:sz w:val="22"/>
+          <w:szCs w:val="22"/>
+        </w:rPr>
+        <w:t>검증</w:t>
+      </w:r>
+      <w:r>
+        <w:rPr>
+          <w:sz w:val="22"/>
+          <w:szCs w:val="22"/>
+        </w:rPr>
+        <w:t xml:space="preserve"> → </w:t>
+      </w:r>
+      <w:r>
+        <w:rPr>
+          <w:sz w:val="22"/>
+          <w:szCs w:val="22"/>
+        </w:rPr>
+        <w:t>실전의</w:t>
+      </w:r>
+      <w:r>
+        <w:rPr>
+          <w:sz w:val="22"/>
+          <w:szCs w:val="22"/>
+        </w:rPr>
+        <w:t xml:space="preserve"> </w:t>
+      </w:r>
+      <w:r>
+        <w:rPr>
+          <w:sz w:val="22"/>
+          <w:szCs w:val="22"/>
+        </w:rPr>
+        <w:t>흐름을</w:t>
+      </w:r>
+      <w:r>
+        <w:rPr>
+          <w:sz w:val="22"/>
+          <w:szCs w:val="22"/>
+        </w:rPr>
+        <w:t xml:space="preserve"> </w:t>
+      </w:r>
+      <w:r>
+        <w:rPr>
+          <w:sz w:val="22"/>
+          <w:szCs w:val="22"/>
+        </w:rPr>
+        <w:t>완성하고</w:t>
+      </w:r>
+      <w:r>
+        <w:rPr>
+          <w:sz w:val="22"/>
+          <w:szCs w:val="22"/>
+        </w:rPr>
+        <w:t xml:space="preserve">, </w:t>
+      </w:r>
+      <w:r>
+        <w:rPr>
+          <w:sz w:val="22"/>
+          <w:szCs w:val="22"/>
+        </w:rPr>
+        <w:t>서버</w:t>
+      </w:r>
+      <w:r>
+        <w:rPr>
+          <w:sz w:val="22"/>
+          <w:szCs w:val="22"/>
+        </w:rPr>
+        <w:t xml:space="preserve"> </w:t>
+      </w:r>
+      <w:r>
+        <w:rPr>
+          <w:sz w:val="22"/>
+          <w:szCs w:val="22"/>
+        </w:rPr>
+        <w:t>구조와</w:t>
+      </w:r>
+      <w:r>
+        <w:rPr>
+          <w:sz w:val="22"/>
+          <w:szCs w:val="22"/>
+        </w:rPr>
+        <w:t xml:space="preserve"> CSS</w:t>
+      </w:r>
+      <w:r>
+        <w:rPr>
+          <w:sz w:val="22"/>
+          <w:szCs w:val="22"/>
+        </w:rPr>
+        <w:t>를</w:t>
+      </w:r>
+      <w:r>
+        <w:rPr>
+          <w:sz w:val="22"/>
+          <w:szCs w:val="22"/>
+        </w:rPr>
+        <w:t xml:space="preserve"> </w:t>
+      </w:r>
+      <w:r>
+        <w:rPr>
+          <w:sz w:val="22"/>
+          <w:szCs w:val="22"/>
+        </w:rPr>
+        <w:t>마지막으로</w:t>
+      </w:r>
+      <w:r>
+        <w:rPr>
+          <w:sz w:val="22"/>
+          <w:szCs w:val="22"/>
+        </w:rPr>
+        <w:t xml:space="preserve"> </w:t>
+      </w:r>
+      <w:r>
+        <w:rPr>
+          <w:sz w:val="22"/>
+          <w:szCs w:val="22"/>
+        </w:rPr>
+        <w:t>손본다</w:t>
+      </w:r>
+      <w:r>
+        <w:rPr>
+          <w:sz w:val="22"/>
+          <w:szCs w:val="22"/>
+        </w:rPr>
+        <w:t>.</w:t>
       </w:r>
     </w:p>
     <w:p>
       <w:pPr>
-        <w:pStyle w:val="Heading2"/>
-        <w:spacing w:after="140" w:before="280"/>
+        <w:pStyle w:val="2"/>
+        <w:spacing w:before="280" w:after="140"/>
       </w:pPr>
       <w:r>
         <w:rPr>
@@ -275,33 +994,2422 @@
           <w:sz w:val="28"/>
           <w:szCs w:val="28"/>
         </w:rPr>
-        <w:t xml:space="preserve">6. 커밋 기록</w:t>
+        <w:t xml:space="preserve">3. </w:t>
+      </w:r>
+      <w:r>
+        <w:rPr>
+          <w:b/>
+          <w:bCs/>
+          <w:sz w:val="28"/>
+          <w:szCs w:val="28"/>
+        </w:rPr>
+        <w:t>진행</w:t>
+      </w:r>
+      <w:r>
+        <w:rPr>
+          <w:b/>
+          <w:bCs/>
+          <w:sz w:val="28"/>
+          <w:szCs w:val="28"/>
+        </w:rPr>
+        <w:t xml:space="preserve"> </w:t>
+      </w:r>
+      <w:r>
+        <w:rPr>
+          <w:b/>
+          <w:bCs/>
+          <w:sz w:val="28"/>
+          <w:szCs w:val="28"/>
+        </w:rPr>
+        <w:t>과정</w:t>
+      </w:r>
+      <w:r>
+        <w:rPr>
+          <w:b/>
+          <w:bCs/>
+          <w:sz w:val="28"/>
+          <w:szCs w:val="28"/>
+        </w:rPr>
+        <w:t xml:space="preserve"> </w:t>
+      </w:r>
+      <w:r>
+        <w:rPr>
+          <w:b/>
+          <w:bCs/>
+          <w:sz w:val="28"/>
+          <w:szCs w:val="28"/>
+        </w:rPr>
+        <w:t>및</w:t>
+      </w:r>
+      <w:r>
+        <w:rPr>
+          <w:b/>
+          <w:bCs/>
+          <w:sz w:val="28"/>
+          <w:szCs w:val="28"/>
+        </w:rPr>
+        <w:t xml:space="preserve"> </w:t>
+      </w:r>
+      <w:r>
+        <w:rPr>
+          <w:b/>
+          <w:bCs/>
+          <w:sz w:val="28"/>
+          <w:szCs w:val="28"/>
+        </w:rPr>
+        <w:t>사고</w:t>
+      </w:r>
+    </w:p>
+    <w:p>
+      <w:pPr>
+        <w:spacing w:after="140" w:line="320" w:lineRule="auto"/>
+      </w:pPr>
+      <w:r>
+        <w:rPr>
+          <w:sz w:val="22"/>
+          <w:szCs w:val="22"/>
+        </w:rPr>
+        <w:t>기출문제집은</w:t>
+      </w:r>
+      <w:r>
+        <w:rPr>
+          <w:sz w:val="22"/>
+          <w:szCs w:val="22"/>
+        </w:rPr>
+        <w:t xml:space="preserve"> </w:t>
+      </w:r>
+      <w:proofErr w:type="spellStart"/>
+      <w:r>
+        <w:rPr>
+          <w:sz w:val="22"/>
+          <w:szCs w:val="22"/>
+        </w:rPr>
+        <w:t>App.jsx</w:t>
+      </w:r>
+      <w:proofErr w:type="spellEnd"/>
+      <w:r>
+        <w:rPr>
+          <w:sz w:val="22"/>
+          <w:szCs w:val="22"/>
+        </w:rPr>
+        <w:t>에</w:t>
+      </w:r>
+      <w:r>
+        <w:rPr>
+          <w:sz w:val="22"/>
+          <w:szCs w:val="22"/>
+        </w:rPr>
+        <w:t xml:space="preserve"> +36</w:t>
+      </w:r>
+      <w:r>
+        <w:rPr>
+          <w:sz w:val="22"/>
+          <w:szCs w:val="22"/>
+        </w:rPr>
+        <w:t>행을</w:t>
+      </w:r>
+      <w:r>
+        <w:rPr>
+          <w:sz w:val="22"/>
+          <w:szCs w:val="22"/>
+        </w:rPr>
+        <w:t xml:space="preserve"> </w:t>
+      </w:r>
+      <w:r>
+        <w:rPr>
+          <w:sz w:val="22"/>
+          <w:szCs w:val="22"/>
+        </w:rPr>
+        <w:t>추가하는</w:t>
+      </w:r>
+      <w:r>
+        <w:rPr>
+          <w:sz w:val="22"/>
+          <w:szCs w:val="22"/>
+        </w:rPr>
+        <w:t xml:space="preserve"> </w:t>
+      </w:r>
+      <w:r>
+        <w:rPr>
+          <w:sz w:val="22"/>
+          <w:szCs w:val="22"/>
+        </w:rPr>
+        <w:t>형태로</w:t>
+      </w:r>
+      <w:r>
+        <w:rPr>
+          <w:sz w:val="22"/>
+          <w:szCs w:val="22"/>
+        </w:rPr>
+        <w:t xml:space="preserve"> </w:t>
+      </w:r>
+      <w:r>
+        <w:rPr>
+          <w:sz w:val="22"/>
+          <w:szCs w:val="22"/>
+        </w:rPr>
+        <w:t>들어갔다</w:t>
+      </w:r>
+      <w:r>
+        <w:rPr>
+          <w:sz w:val="22"/>
+          <w:szCs w:val="22"/>
+        </w:rPr>
+        <w:t xml:space="preserve">. </w:t>
+      </w:r>
+      <w:r>
+        <w:rPr>
+          <w:sz w:val="22"/>
+          <w:szCs w:val="22"/>
+        </w:rPr>
+        <w:t>기존</w:t>
+      </w:r>
+      <w:r>
+        <w:rPr>
+          <w:sz w:val="22"/>
+          <w:szCs w:val="22"/>
+        </w:rPr>
+        <w:t xml:space="preserve"> </w:t>
+      </w:r>
+      <w:r>
+        <w:rPr>
+          <w:sz w:val="22"/>
+          <w:szCs w:val="22"/>
+        </w:rPr>
+        <w:t>문제집과</w:t>
+      </w:r>
+      <w:r>
+        <w:rPr>
+          <w:sz w:val="22"/>
+          <w:szCs w:val="22"/>
+        </w:rPr>
+        <w:t xml:space="preserve"> </w:t>
+      </w:r>
+      <w:r>
+        <w:rPr>
+          <w:sz w:val="22"/>
+          <w:szCs w:val="22"/>
+        </w:rPr>
+        <w:t>동일한</w:t>
+      </w:r>
+      <w:r>
+        <w:rPr>
+          <w:sz w:val="22"/>
+          <w:szCs w:val="22"/>
+        </w:rPr>
+        <w:t xml:space="preserve"> </w:t>
+      </w:r>
+      <w:r>
+        <w:rPr>
+          <w:sz w:val="22"/>
+          <w:szCs w:val="22"/>
+        </w:rPr>
+        <w:t>컴포넌트를</w:t>
+      </w:r>
+      <w:r>
+        <w:rPr>
+          <w:sz w:val="22"/>
+          <w:szCs w:val="22"/>
+        </w:rPr>
+        <w:t xml:space="preserve"> </w:t>
+      </w:r>
+      <w:r>
+        <w:rPr>
+          <w:sz w:val="22"/>
+          <w:szCs w:val="22"/>
+        </w:rPr>
+        <w:t>재사용하되</w:t>
+      </w:r>
+      <w:r>
+        <w:rPr>
+          <w:sz w:val="22"/>
+          <w:szCs w:val="22"/>
+        </w:rPr>
+        <w:t xml:space="preserve">, </w:t>
+      </w:r>
+      <w:r>
+        <w:rPr>
+          <w:sz w:val="22"/>
+          <w:szCs w:val="22"/>
+        </w:rPr>
+        <w:t>데이터</w:t>
+      </w:r>
+      <w:r>
+        <w:rPr>
+          <w:sz w:val="22"/>
+          <w:szCs w:val="22"/>
+        </w:rPr>
+        <w:t xml:space="preserve"> </w:t>
+      </w:r>
+      <w:r>
+        <w:rPr>
+          <w:sz w:val="22"/>
+          <w:szCs w:val="22"/>
+        </w:rPr>
+        <w:t>소스만</w:t>
+      </w:r>
+      <w:r>
+        <w:rPr>
+          <w:sz w:val="22"/>
+          <w:szCs w:val="22"/>
+        </w:rPr>
+        <w:t xml:space="preserve"> </w:t>
+      </w:r>
+      <w:r>
+        <w:rPr>
+          <w:sz w:val="22"/>
+          <w:szCs w:val="22"/>
+        </w:rPr>
+        <w:t>다르게</w:t>
+      </w:r>
+      <w:r>
+        <w:rPr>
+          <w:sz w:val="22"/>
+          <w:szCs w:val="22"/>
+        </w:rPr>
+        <w:t xml:space="preserve"> </w:t>
+      </w:r>
+      <w:r>
+        <w:rPr>
+          <w:sz w:val="22"/>
+          <w:szCs w:val="22"/>
+        </w:rPr>
+        <w:t>두었다</w:t>
+      </w:r>
+      <w:r>
+        <w:rPr>
+          <w:sz w:val="22"/>
+          <w:szCs w:val="22"/>
+        </w:rPr>
+        <w:t xml:space="preserve">. </w:t>
+      </w:r>
+      <w:r>
+        <w:rPr>
+          <w:sz w:val="22"/>
+          <w:szCs w:val="22"/>
+        </w:rPr>
+        <w:t>서버</w:t>
+      </w:r>
+      <w:r>
+        <w:rPr>
+          <w:sz w:val="22"/>
+          <w:szCs w:val="22"/>
+        </w:rPr>
+        <w:t xml:space="preserve"> </w:t>
+      </w:r>
+      <w:r>
+        <w:rPr>
+          <w:sz w:val="22"/>
+          <w:szCs w:val="22"/>
+        </w:rPr>
+        <w:t>변경</w:t>
+      </w:r>
+      <w:r>
+        <w:rPr>
+          <w:sz w:val="22"/>
+          <w:szCs w:val="22"/>
+        </w:rPr>
+        <w:t>(+82</w:t>
+      </w:r>
+      <w:r>
+        <w:rPr>
+          <w:sz w:val="22"/>
+          <w:szCs w:val="22"/>
+        </w:rPr>
+        <w:t>행</w:t>
+      </w:r>
+      <w:r>
+        <w:rPr>
+          <w:sz w:val="22"/>
+          <w:szCs w:val="22"/>
+        </w:rPr>
+        <w:t>)</w:t>
+      </w:r>
+      <w:r>
+        <w:rPr>
+          <w:sz w:val="22"/>
+          <w:szCs w:val="22"/>
+        </w:rPr>
+        <w:t>에서는</w:t>
+      </w:r>
+      <w:r>
+        <w:rPr>
+          <w:sz w:val="22"/>
+          <w:szCs w:val="22"/>
+        </w:rPr>
+        <w:t xml:space="preserve"> </w:t>
+      </w:r>
+      <w:r>
+        <w:rPr>
+          <w:sz w:val="22"/>
+          <w:szCs w:val="22"/>
+        </w:rPr>
+        <w:t>응답</w:t>
+      </w:r>
+      <w:r>
+        <w:rPr>
+          <w:sz w:val="22"/>
+          <w:szCs w:val="22"/>
+        </w:rPr>
+        <w:t xml:space="preserve"> </w:t>
+      </w:r>
+      <w:r>
+        <w:rPr>
+          <w:sz w:val="22"/>
+          <w:szCs w:val="22"/>
+        </w:rPr>
+        <w:t>시간이</w:t>
+      </w:r>
+      <w:r>
+        <w:rPr>
+          <w:sz w:val="22"/>
+          <w:szCs w:val="22"/>
+        </w:rPr>
+        <w:t xml:space="preserve"> </w:t>
+      </w:r>
+      <w:r>
+        <w:rPr>
+          <w:sz w:val="22"/>
+          <w:szCs w:val="22"/>
+        </w:rPr>
+        <w:t>길어지는</w:t>
+      </w:r>
+      <w:r>
+        <w:rPr>
+          <w:sz w:val="22"/>
+          <w:szCs w:val="22"/>
+        </w:rPr>
+        <w:t xml:space="preserve"> </w:t>
+      </w:r>
+      <w:proofErr w:type="spellStart"/>
+      <w:r>
+        <w:rPr>
+          <w:sz w:val="22"/>
+          <w:szCs w:val="22"/>
+        </w:rPr>
+        <w:t>라우트</w:t>
+      </w:r>
+      <w:proofErr w:type="spellEnd"/>
+      <w:r>
+        <w:rPr>
+          <w:sz w:val="22"/>
+          <w:szCs w:val="22"/>
+        </w:rPr>
+        <w:t xml:space="preserve"> </w:t>
+      </w:r>
+      <w:r>
+        <w:rPr>
+          <w:sz w:val="22"/>
+          <w:szCs w:val="22"/>
+        </w:rPr>
+        <w:t>하나를</w:t>
+      </w:r>
+      <w:r>
+        <w:rPr>
+          <w:sz w:val="22"/>
+          <w:szCs w:val="22"/>
+        </w:rPr>
+        <w:t xml:space="preserve"> </w:t>
+      </w:r>
+      <w:r>
+        <w:rPr>
+          <w:sz w:val="22"/>
+          <w:szCs w:val="22"/>
+        </w:rPr>
+        <w:t>캐시</w:t>
+      </w:r>
+      <w:r>
+        <w:rPr>
+          <w:sz w:val="22"/>
+          <w:szCs w:val="22"/>
+        </w:rPr>
+        <w:t xml:space="preserve"> </w:t>
+      </w:r>
+      <w:r>
+        <w:rPr>
+          <w:sz w:val="22"/>
+          <w:szCs w:val="22"/>
+        </w:rPr>
+        <w:t>처리했고</w:t>
+      </w:r>
+      <w:r>
+        <w:rPr>
+          <w:sz w:val="22"/>
+          <w:szCs w:val="22"/>
+        </w:rPr>
+        <w:t>, CSS(+62</w:t>
+      </w:r>
+      <w:r>
+        <w:rPr>
+          <w:sz w:val="22"/>
+          <w:szCs w:val="22"/>
+        </w:rPr>
+        <w:t>행</w:t>
+      </w:r>
+      <w:r>
+        <w:rPr>
+          <w:sz w:val="22"/>
+          <w:szCs w:val="22"/>
+        </w:rPr>
+        <w:t>)</w:t>
+      </w:r>
+      <w:r>
+        <w:rPr>
+          <w:sz w:val="22"/>
+          <w:szCs w:val="22"/>
+        </w:rPr>
+        <w:t>는</w:t>
+      </w:r>
+      <w:r>
+        <w:rPr>
+          <w:sz w:val="22"/>
+          <w:szCs w:val="22"/>
+        </w:rPr>
+        <w:t xml:space="preserve"> </w:t>
+      </w:r>
+      <w:r>
+        <w:rPr>
+          <w:sz w:val="22"/>
+          <w:szCs w:val="22"/>
+        </w:rPr>
+        <w:t>모바일에서</w:t>
+      </w:r>
+      <w:r>
+        <w:rPr>
+          <w:sz w:val="22"/>
+          <w:szCs w:val="22"/>
+        </w:rPr>
+        <w:t xml:space="preserve"> </w:t>
+      </w:r>
+      <w:r>
+        <w:rPr>
+          <w:sz w:val="22"/>
+          <w:szCs w:val="22"/>
+        </w:rPr>
+        <w:t>깨지던</w:t>
+      </w:r>
+      <w:r>
+        <w:rPr>
+          <w:sz w:val="22"/>
+          <w:szCs w:val="22"/>
+        </w:rPr>
+        <w:t xml:space="preserve"> </w:t>
+      </w:r>
+      <w:r>
+        <w:rPr>
+          <w:sz w:val="22"/>
+          <w:szCs w:val="22"/>
+        </w:rPr>
+        <w:t>부분을</w:t>
+      </w:r>
+      <w:r>
+        <w:rPr>
+          <w:sz w:val="22"/>
+          <w:szCs w:val="22"/>
+        </w:rPr>
+        <w:t xml:space="preserve"> </w:t>
+      </w:r>
+      <w:proofErr w:type="spellStart"/>
+      <w:r>
+        <w:rPr>
+          <w:sz w:val="22"/>
+          <w:szCs w:val="22"/>
+        </w:rPr>
+        <w:t>미디어쿼리로</w:t>
+      </w:r>
+      <w:proofErr w:type="spellEnd"/>
+      <w:r>
+        <w:rPr>
+          <w:sz w:val="22"/>
+          <w:szCs w:val="22"/>
+        </w:rPr>
+        <w:t xml:space="preserve"> </w:t>
+      </w:r>
+      <w:r>
+        <w:rPr>
+          <w:sz w:val="22"/>
+          <w:szCs w:val="22"/>
+        </w:rPr>
+        <w:t>잡았다</w:t>
+      </w:r>
+      <w:r>
+        <w:rPr>
+          <w:sz w:val="22"/>
+          <w:szCs w:val="22"/>
+        </w:rPr>
+        <w:t>.</w:t>
+      </w:r>
+    </w:p>
+    <w:p>
+      <w:pPr>
+        <w:spacing w:after="140" w:line="320" w:lineRule="auto"/>
+      </w:pPr>
+      <w:r>
+        <w:rPr>
+          <w:sz w:val="22"/>
+          <w:szCs w:val="22"/>
+        </w:rPr>
+        <w:t>한</w:t>
+      </w:r>
+      <w:r>
+        <w:rPr>
+          <w:sz w:val="22"/>
+          <w:szCs w:val="22"/>
+        </w:rPr>
+        <w:t xml:space="preserve"> </w:t>
+      </w:r>
+      <w:r>
+        <w:rPr>
+          <w:sz w:val="22"/>
+          <w:szCs w:val="22"/>
+        </w:rPr>
+        <w:t>달</w:t>
+      </w:r>
+      <w:r>
+        <w:rPr>
+          <w:sz w:val="22"/>
+          <w:szCs w:val="22"/>
+        </w:rPr>
+        <w:t xml:space="preserve"> </w:t>
+      </w:r>
+      <w:r>
+        <w:rPr>
+          <w:sz w:val="22"/>
+          <w:szCs w:val="22"/>
+        </w:rPr>
+        <w:t>반</w:t>
+      </w:r>
+      <w:r>
+        <w:rPr>
+          <w:sz w:val="22"/>
+          <w:szCs w:val="22"/>
+        </w:rPr>
+        <w:t xml:space="preserve"> </w:t>
+      </w:r>
+      <w:r>
+        <w:rPr>
+          <w:sz w:val="22"/>
+          <w:szCs w:val="22"/>
+        </w:rPr>
+        <w:t>전에</w:t>
+      </w:r>
+      <w:r>
+        <w:rPr>
+          <w:sz w:val="22"/>
+          <w:szCs w:val="22"/>
+        </w:rPr>
+        <w:t xml:space="preserve"> </w:t>
+      </w:r>
+      <w:r>
+        <w:rPr>
+          <w:sz w:val="22"/>
+          <w:szCs w:val="22"/>
+        </w:rPr>
+        <w:t>처음</w:t>
+      </w:r>
+      <w:r>
+        <w:rPr>
+          <w:sz w:val="22"/>
+          <w:szCs w:val="22"/>
+        </w:rPr>
+        <w:t xml:space="preserve"> </w:t>
+      </w:r>
+      <w:r>
+        <w:rPr>
+          <w:sz w:val="22"/>
+          <w:szCs w:val="22"/>
+        </w:rPr>
+        <w:t>프로젝트를</w:t>
+      </w:r>
+      <w:r>
+        <w:rPr>
+          <w:sz w:val="22"/>
+          <w:szCs w:val="22"/>
+        </w:rPr>
+        <w:t xml:space="preserve"> </w:t>
+      </w:r>
+      <w:r>
+        <w:rPr>
+          <w:sz w:val="22"/>
+          <w:szCs w:val="22"/>
+        </w:rPr>
+        <w:t>열었을</w:t>
+      </w:r>
+      <w:r>
+        <w:rPr>
+          <w:sz w:val="22"/>
+          <w:szCs w:val="22"/>
+        </w:rPr>
+        <w:t xml:space="preserve"> </w:t>
+      </w:r>
+      <w:r>
+        <w:rPr>
+          <w:sz w:val="22"/>
+          <w:szCs w:val="22"/>
+        </w:rPr>
+        <w:t>때를</w:t>
+      </w:r>
+      <w:r>
+        <w:rPr>
+          <w:sz w:val="22"/>
+          <w:szCs w:val="22"/>
+        </w:rPr>
+        <w:t xml:space="preserve"> </w:t>
+      </w:r>
+      <w:r>
+        <w:rPr>
+          <w:sz w:val="22"/>
+          <w:szCs w:val="22"/>
+        </w:rPr>
+        <w:t>생각하면</w:t>
+      </w:r>
+      <w:r>
+        <w:rPr>
+          <w:sz w:val="22"/>
+          <w:szCs w:val="22"/>
+        </w:rPr>
+        <w:t xml:space="preserve"> </w:t>
+      </w:r>
+      <w:r>
+        <w:rPr>
+          <w:sz w:val="22"/>
+          <w:szCs w:val="22"/>
+        </w:rPr>
+        <w:t>지금이</w:t>
+      </w:r>
+      <w:r>
+        <w:rPr>
+          <w:sz w:val="22"/>
+          <w:szCs w:val="22"/>
+        </w:rPr>
+        <w:t xml:space="preserve"> </w:t>
+      </w:r>
+      <w:r>
+        <w:rPr>
+          <w:sz w:val="22"/>
+          <w:szCs w:val="22"/>
+        </w:rPr>
+        <w:t>많이</w:t>
+      </w:r>
+      <w:r>
+        <w:rPr>
+          <w:sz w:val="22"/>
+          <w:szCs w:val="22"/>
+        </w:rPr>
+        <w:t xml:space="preserve"> </w:t>
+      </w:r>
+      <w:r>
+        <w:rPr>
+          <w:sz w:val="22"/>
+          <w:szCs w:val="22"/>
+        </w:rPr>
+        <w:t>달라져</w:t>
+      </w:r>
+      <w:r>
+        <w:rPr>
+          <w:sz w:val="22"/>
+          <w:szCs w:val="22"/>
+        </w:rPr>
+        <w:t xml:space="preserve"> </w:t>
+      </w:r>
+      <w:r>
+        <w:rPr>
+          <w:sz w:val="22"/>
+          <w:szCs w:val="22"/>
+        </w:rPr>
+        <w:t>있다</w:t>
+      </w:r>
+      <w:r>
+        <w:rPr>
+          <w:sz w:val="22"/>
+          <w:szCs w:val="22"/>
+        </w:rPr>
+        <w:t xml:space="preserve">. </w:t>
+      </w:r>
+      <w:r>
+        <w:rPr>
+          <w:sz w:val="22"/>
+          <w:szCs w:val="22"/>
+        </w:rPr>
+        <w:t>처음에는</w:t>
+      </w:r>
+      <w:r>
+        <w:rPr>
+          <w:sz w:val="22"/>
+          <w:szCs w:val="22"/>
+        </w:rPr>
+        <w:t xml:space="preserve"> server.js</w:t>
+      </w:r>
+      <w:r>
+        <w:rPr>
+          <w:sz w:val="22"/>
+          <w:szCs w:val="22"/>
+        </w:rPr>
+        <w:t>에</w:t>
+      </w:r>
+      <w:r>
+        <w:rPr>
+          <w:sz w:val="22"/>
+          <w:szCs w:val="22"/>
+        </w:rPr>
+        <w:t xml:space="preserve"> </w:t>
+      </w:r>
+      <w:proofErr w:type="spellStart"/>
+      <w:r>
+        <w:rPr>
+          <w:sz w:val="22"/>
+          <w:szCs w:val="22"/>
+        </w:rPr>
+        <w:t>라우트</w:t>
+      </w:r>
+      <w:proofErr w:type="spellEnd"/>
+      <w:r>
+        <w:rPr>
+          <w:sz w:val="22"/>
+          <w:szCs w:val="22"/>
+        </w:rPr>
+        <w:t xml:space="preserve"> </w:t>
+      </w:r>
+      <w:r>
+        <w:rPr>
+          <w:sz w:val="22"/>
+          <w:szCs w:val="22"/>
+        </w:rPr>
+        <w:t>하나</w:t>
+      </w:r>
+      <w:r>
+        <w:rPr>
+          <w:sz w:val="22"/>
+          <w:szCs w:val="22"/>
+        </w:rPr>
+        <w:t xml:space="preserve"> </w:t>
+      </w:r>
+      <w:r>
+        <w:rPr>
+          <w:sz w:val="22"/>
+          <w:szCs w:val="22"/>
+        </w:rPr>
+        <w:t>추가하는</w:t>
+      </w:r>
+      <w:r>
+        <w:rPr>
+          <w:sz w:val="22"/>
+          <w:szCs w:val="22"/>
+        </w:rPr>
+        <w:t xml:space="preserve"> </w:t>
+      </w:r>
+      <w:r>
+        <w:rPr>
+          <w:sz w:val="22"/>
+          <w:szCs w:val="22"/>
+        </w:rPr>
+        <w:t>것도</w:t>
+      </w:r>
+      <w:r>
+        <w:rPr>
+          <w:sz w:val="22"/>
+          <w:szCs w:val="22"/>
+        </w:rPr>
+        <w:t xml:space="preserve"> </w:t>
+      </w:r>
+      <w:r>
+        <w:rPr>
+          <w:sz w:val="22"/>
+          <w:szCs w:val="22"/>
+        </w:rPr>
+        <w:t>어려웠는데</w:t>
+      </w:r>
+      <w:r>
+        <w:rPr>
+          <w:sz w:val="22"/>
+          <w:szCs w:val="22"/>
+        </w:rPr>
+        <w:t xml:space="preserve">, </w:t>
+      </w:r>
+      <w:r>
+        <w:rPr>
+          <w:sz w:val="22"/>
+          <w:szCs w:val="22"/>
+        </w:rPr>
+        <w:t>지금은</w:t>
+      </w:r>
+      <w:r>
+        <w:rPr>
+          <w:sz w:val="22"/>
+          <w:szCs w:val="22"/>
+        </w:rPr>
+        <w:t xml:space="preserve"> </w:t>
+      </w:r>
+      <w:r>
+        <w:rPr>
+          <w:sz w:val="22"/>
+          <w:szCs w:val="22"/>
+        </w:rPr>
+        <w:t>어떤</w:t>
+      </w:r>
+      <w:r>
+        <w:rPr>
+          <w:sz w:val="22"/>
+          <w:szCs w:val="22"/>
+        </w:rPr>
+        <w:t xml:space="preserve"> </w:t>
+      </w:r>
+      <w:r>
+        <w:rPr>
+          <w:sz w:val="22"/>
+          <w:szCs w:val="22"/>
+        </w:rPr>
+        <w:t>미들웨어를</w:t>
+      </w:r>
+      <w:r>
+        <w:rPr>
+          <w:sz w:val="22"/>
+          <w:szCs w:val="22"/>
+        </w:rPr>
+        <w:t xml:space="preserve"> </w:t>
+      </w:r>
+      <w:r>
+        <w:rPr>
+          <w:sz w:val="22"/>
+          <w:szCs w:val="22"/>
+        </w:rPr>
+        <w:t>어디에</w:t>
+      </w:r>
+      <w:r>
+        <w:rPr>
+          <w:sz w:val="22"/>
+          <w:szCs w:val="22"/>
+        </w:rPr>
+        <w:t xml:space="preserve"> </w:t>
+      </w:r>
+      <w:r>
+        <w:rPr>
+          <w:sz w:val="22"/>
+          <w:szCs w:val="22"/>
+        </w:rPr>
+        <w:t>끼워야</w:t>
+      </w:r>
+      <w:r>
+        <w:rPr>
+          <w:sz w:val="22"/>
+          <w:szCs w:val="22"/>
+        </w:rPr>
+        <w:t xml:space="preserve"> </w:t>
+      </w:r>
+      <w:r>
+        <w:rPr>
+          <w:sz w:val="22"/>
+          <w:szCs w:val="22"/>
+        </w:rPr>
+        <w:t>할지가</w:t>
+      </w:r>
+      <w:r>
+        <w:rPr>
+          <w:sz w:val="22"/>
+          <w:szCs w:val="22"/>
+        </w:rPr>
+        <w:t xml:space="preserve"> </w:t>
+      </w:r>
+      <w:r>
+        <w:rPr>
+          <w:sz w:val="22"/>
+          <w:szCs w:val="22"/>
+        </w:rPr>
+        <w:t>머릿속에</w:t>
+      </w:r>
+      <w:r>
+        <w:rPr>
+          <w:sz w:val="22"/>
+          <w:szCs w:val="22"/>
+        </w:rPr>
+        <w:t xml:space="preserve"> </w:t>
+      </w:r>
+      <w:r>
+        <w:rPr>
+          <w:sz w:val="22"/>
+          <w:szCs w:val="22"/>
+        </w:rPr>
+        <w:t>그려진다</w:t>
+      </w:r>
+      <w:r>
+        <w:rPr>
+          <w:sz w:val="22"/>
+          <w:szCs w:val="22"/>
+        </w:rPr>
+        <w:t xml:space="preserve">. </w:t>
+      </w:r>
+      <w:r>
+        <w:rPr>
+          <w:sz w:val="22"/>
+          <w:szCs w:val="22"/>
+        </w:rPr>
+        <w:t>같이</w:t>
+      </w:r>
+      <w:r>
+        <w:rPr>
+          <w:sz w:val="22"/>
+          <w:szCs w:val="22"/>
+        </w:rPr>
+        <w:t xml:space="preserve"> </w:t>
+      </w:r>
+      <w:r>
+        <w:rPr>
+          <w:sz w:val="22"/>
+          <w:szCs w:val="22"/>
+        </w:rPr>
+        <w:t>한</w:t>
+      </w:r>
+      <w:r>
+        <w:rPr>
+          <w:sz w:val="22"/>
+          <w:szCs w:val="22"/>
+        </w:rPr>
+        <w:t xml:space="preserve"> </w:t>
+      </w:r>
+      <w:r>
+        <w:rPr>
+          <w:sz w:val="22"/>
+          <w:szCs w:val="22"/>
+        </w:rPr>
+        <w:t>친구</w:t>
+      </w:r>
+      <w:r>
+        <w:rPr>
+          <w:sz w:val="22"/>
+          <w:szCs w:val="22"/>
+        </w:rPr>
+        <w:t>(</w:t>
+      </w:r>
+      <w:r>
+        <w:rPr>
+          <w:sz w:val="22"/>
+          <w:szCs w:val="22"/>
+        </w:rPr>
+        <w:t>이현준</w:t>
+      </w:r>
+      <w:r>
+        <w:rPr>
+          <w:sz w:val="22"/>
+          <w:szCs w:val="22"/>
+        </w:rPr>
+        <w:t xml:space="preserve">) </w:t>
+      </w:r>
+      <w:r>
+        <w:rPr>
+          <w:sz w:val="22"/>
+          <w:szCs w:val="22"/>
+        </w:rPr>
+        <w:t>덕분에</w:t>
+      </w:r>
+      <w:r>
+        <w:rPr>
+          <w:sz w:val="22"/>
+          <w:szCs w:val="22"/>
+        </w:rPr>
+        <w:t xml:space="preserve"> </w:t>
+      </w:r>
+      <w:proofErr w:type="spellStart"/>
+      <w:r>
+        <w:rPr>
+          <w:sz w:val="22"/>
+          <w:szCs w:val="22"/>
+        </w:rPr>
+        <w:t>머지</w:t>
+      </w:r>
+      <w:proofErr w:type="spellEnd"/>
+      <w:r>
+        <w:rPr>
+          <w:sz w:val="22"/>
+          <w:szCs w:val="22"/>
+        </w:rPr>
+        <w:t xml:space="preserve"> </w:t>
+      </w:r>
+      <w:r>
+        <w:rPr>
+          <w:sz w:val="22"/>
+          <w:szCs w:val="22"/>
+        </w:rPr>
+        <w:t>충돌이라는</w:t>
+      </w:r>
+      <w:r>
+        <w:rPr>
+          <w:sz w:val="22"/>
+          <w:szCs w:val="22"/>
+        </w:rPr>
+        <w:t xml:space="preserve"> </w:t>
+      </w:r>
+      <w:r>
+        <w:rPr>
+          <w:sz w:val="22"/>
+          <w:szCs w:val="22"/>
+        </w:rPr>
+        <w:t>게</w:t>
+      </w:r>
+      <w:r>
+        <w:rPr>
+          <w:sz w:val="22"/>
+          <w:szCs w:val="22"/>
+        </w:rPr>
+        <w:t xml:space="preserve"> </w:t>
+      </w:r>
+      <w:r>
+        <w:rPr>
+          <w:sz w:val="22"/>
+          <w:szCs w:val="22"/>
+        </w:rPr>
+        <w:t>어떤</w:t>
+      </w:r>
+      <w:r>
+        <w:rPr>
+          <w:sz w:val="22"/>
+          <w:szCs w:val="22"/>
+        </w:rPr>
+        <w:t xml:space="preserve"> </w:t>
+      </w:r>
+      <w:proofErr w:type="spellStart"/>
+      <w:r>
+        <w:rPr>
+          <w:sz w:val="22"/>
+          <w:szCs w:val="22"/>
+        </w:rPr>
+        <w:t>건지도</w:t>
+      </w:r>
+      <w:proofErr w:type="spellEnd"/>
+      <w:r>
+        <w:rPr>
+          <w:sz w:val="22"/>
+          <w:szCs w:val="22"/>
+        </w:rPr>
+        <w:t xml:space="preserve"> </w:t>
+      </w:r>
+      <w:r>
+        <w:rPr>
+          <w:sz w:val="22"/>
+          <w:szCs w:val="22"/>
+        </w:rPr>
+        <w:t>알게</w:t>
+      </w:r>
+      <w:r>
+        <w:rPr>
+          <w:sz w:val="22"/>
+          <w:szCs w:val="22"/>
+        </w:rPr>
+        <w:t xml:space="preserve"> </w:t>
+      </w:r>
+      <w:r>
+        <w:rPr>
+          <w:sz w:val="22"/>
+          <w:szCs w:val="22"/>
+        </w:rPr>
+        <w:t>됐고</w:t>
+      </w:r>
+      <w:r>
+        <w:rPr>
+          <w:sz w:val="22"/>
+          <w:szCs w:val="22"/>
+        </w:rPr>
+        <w:t xml:space="preserve">, </w:t>
+      </w:r>
+      <w:r>
+        <w:rPr>
+          <w:sz w:val="22"/>
+          <w:szCs w:val="22"/>
+        </w:rPr>
+        <w:t>깃이</w:t>
+      </w:r>
+      <w:r>
+        <w:rPr>
+          <w:sz w:val="22"/>
+          <w:szCs w:val="22"/>
+        </w:rPr>
+        <w:t xml:space="preserve"> </w:t>
+      </w:r>
+      <w:r>
+        <w:rPr>
+          <w:sz w:val="22"/>
+          <w:szCs w:val="22"/>
+        </w:rPr>
+        <w:t>단순한</w:t>
+      </w:r>
+      <w:r>
+        <w:rPr>
+          <w:sz w:val="22"/>
+          <w:szCs w:val="22"/>
+        </w:rPr>
+        <w:t xml:space="preserve"> </w:t>
+      </w:r>
+      <w:r>
+        <w:rPr>
+          <w:sz w:val="22"/>
+          <w:szCs w:val="22"/>
+        </w:rPr>
+        <w:t>백업이</w:t>
+      </w:r>
+      <w:r>
+        <w:rPr>
+          <w:sz w:val="22"/>
+          <w:szCs w:val="22"/>
+        </w:rPr>
+        <w:t xml:space="preserve"> </w:t>
+      </w:r>
+      <w:r>
+        <w:rPr>
+          <w:sz w:val="22"/>
+          <w:szCs w:val="22"/>
+        </w:rPr>
+        <w:t>아니라</w:t>
+      </w:r>
+      <w:r>
+        <w:rPr>
+          <w:sz w:val="22"/>
+          <w:szCs w:val="22"/>
+        </w:rPr>
+        <w:t xml:space="preserve"> </w:t>
+      </w:r>
+      <w:r>
+        <w:rPr>
+          <w:sz w:val="22"/>
+          <w:szCs w:val="22"/>
+        </w:rPr>
+        <w:t>협업</w:t>
+      </w:r>
+      <w:r>
+        <w:rPr>
+          <w:sz w:val="22"/>
+          <w:szCs w:val="22"/>
+        </w:rPr>
+        <w:t xml:space="preserve"> </w:t>
+      </w:r>
+      <w:r>
+        <w:rPr>
+          <w:sz w:val="22"/>
+          <w:szCs w:val="22"/>
+        </w:rPr>
+        <w:t>도구라는</w:t>
+      </w:r>
+      <w:r>
+        <w:rPr>
+          <w:sz w:val="22"/>
+          <w:szCs w:val="22"/>
+        </w:rPr>
+        <w:t xml:space="preserve"> </w:t>
+      </w:r>
+      <w:r>
+        <w:rPr>
+          <w:sz w:val="22"/>
+          <w:szCs w:val="22"/>
+        </w:rPr>
+        <w:t>걸</w:t>
+      </w:r>
+      <w:r>
+        <w:rPr>
+          <w:sz w:val="22"/>
+          <w:szCs w:val="22"/>
+        </w:rPr>
+        <w:t xml:space="preserve"> </w:t>
+      </w:r>
+      <w:r>
+        <w:rPr>
+          <w:sz w:val="22"/>
+          <w:szCs w:val="22"/>
+        </w:rPr>
+        <w:t>체감했다</w:t>
+      </w:r>
+      <w:r>
+        <w:rPr>
+          <w:sz w:val="22"/>
+          <w:szCs w:val="22"/>
+        </w:rPr>
+        <w:t>.</w:t>
+      </w:r>
+    </w:p>
+    <w:p>
+      <w:pPr>
+        <w:pStyle w:val="2"/>
+        <w:spacing w:before="280" w:after="140"/>
+      </w:pPr>
+      <w:r>
+        <w:rPr>
+          <w:b/>
+          <w:bCs/>
+          <w:sz w:val="28"/>
+          <w:szCs w:val="28"/>
+        </w:rPr>
+        <w:t xml:space="preserve">4. </w:t>
+      </w:r>
+      <w:r>
+        <w:rPr>
+          <w:b/>
+          <w:bCs/>
+          <w:sz w:val="28"/>
+          <w:szCs w:val="28"/>
+        </w:rPr>
+        <w:t>알게</w:t>
+      </w:r>
+      <w:r>
+        <w:rPr>
+          <w:b/>
+          <w:bCs/>
+          <w:sz w:val="28"/>
+          <w:szCs w:val="28"/>
+        </w:rPr>
+        <w:t xml:space="preserve"> </w:t>
+      </w:r>
+      <w:r>
+        <w:rPr>
+          <w:b/>
+          <w:bCs/>
+          <w:sz w:val="28"/>
+          <w:szCs w:val="28"/>
+        </w:rPr>
+        <w:t>된</w:t>
+      </w:r>
+      <w:r>
+        <w:rPr>
+          <w:b/>
+          <w:bCs/>
+          <w:sz w:val="28"/>
+          <w:szCs w:val="28"/>
+        </w:rPr>
+        <w:t xml:space="preserve"> </w:t>
+      </w:r>
+      <w:r>
+        <w:rPr>
+          <w:b/>
+          <w:bCs/>
+          <w:sz w:val="28"/>
+          <w:szCs w:val="28"/>
+        </w:rPr>
+        <w:t>것</w:t>
+      </w:r>
+    </w:p>
+    <w:p>
+      <w:pPr>
+        <w:spacing w:after="140" w:line="320" w:lineRule="auto"/>
+      </w:pPr>
+      <w:r>
+        <w:rPr>
+          <w:sz w:val="22"/>
+          <w:szCs w:val="22"/>
+        </w:rPr>
+        <w:t>큰</w:t>
+      </w:r>
+      <w:r>
+        <w:rPr>
+          <w:sz w:val="22"/>
+          <w:szCs w:val="22"/>
+        </w:rPr>
+        <w:t xml:space="preserve"> </w:t>
+      </w:r>
+      <w:r>
+        <w:rPr>
+          <w:sz w:val="22"/>
+          <w:szCs w:val="22"/>
+        </w:rPr>
+        <w:t>프로젝트를</w:t>
+      </w:r>
+      <w:r>
+        <w:rPr>
+          <w:sz w:val="22"/>
+          <w:szCs w:val="22"/>
+        </w:rPr>
+        <w:t xml:space="preserve"> </w:t>
+      </w:r>
+      <w:r>
+        <w:rPr>
+          <w:sz w:val="22"/>
+          <w:szCs w:val="22"/>
+        </w:rPr>
+        <w:t>끝까지</w:t>
+      </w:r>
+      <w:r>
+        <w:rPr>
+          <w:sz w:val="22"/>
+          <w:szCs w:val="22"/>
+        </w:rPr>
+        <w:t xml:space="preserve"> </w:t>
+      </w:r>
+      <w:r>
+        <w:rPr>
+          <w:sz w:val="22"/>
+          <w:szCs w:val="22"/>
+        </w:rPr>
+        <w:t>마무리해</w:t>
+      </w:r>
+      <w:r>
+        <w:rPr>
+          <w:sz w:val="22"/>
+          <w:szCs w:val="22"/>
+        </w:rPr>
+        <w:t xml:space="preserve"> </w:t>
+      </w:r>
+      <w:r>
+        <w:rPr>
+          <w:sz w:val="22"/>
+          <w:szCs w:val="22"/>
+        </w:rPr>
+        <w:t>보지</w:t>
+      </w:r>
+      <w:r>
+        <w:rPr>
+          <w:sz w:val="22"/>
+          <w:szCs w:val="22"/>
+        </w:rPr>
+        <w:t xml:space="preserve"> </w:t>
+      </w:r>
+      <w:r>
+        <w:rPr>
+          <w:sz w:val="22"/>
+          <w:szCs w:val="22"/>
+        </w:rPr>
+        <w:t>않으면</w:t>
+      </w:r>
+      <w:r>
+        <w:rPr>
+          <w:sz w:val="22"/>
+          <w:szCs w:val="22"/>
+        </w:rPr>
+        <w:t xml:space="preserve"> </w:t>
+      </w:r>
+      <w:r>
+        <w:rPr>
+          <w:sz w:val="22"/>
+          <w:szCs w:val="22"/>
+        </w:rPr>
+        <w:t>알</w:t>
+      </w:r>
+      <w:r>
+        <w:rPr>
+          <w:sz w:val="22"/>
+          <w:szCs w:val="22"/>
+        </w:rPr>
+        <w:t xml:space="preserve"> </w:t>
+      </w:r>
+      <w:r>
+        <w:rPr>
+          <w:sz w:val="22"/>
+          <w:szCs w:val="22"/>
+        </w:rPr>
+        <w:t>수</w:t>
+      </w:r>
+      <w:r>
+        <w:rPr>
+          <w:sz w:val="22"/>
+          <w:szCs w:val="22"/>
+        </w:rPr>
+        <w:t xml:space="preserve"> </w:t>
+      </w:r>
+      <w:r>
+        <w:rPr>
+          <w:sz w:val="22"/>
+          <w:szCs w:val="22"/>
+        </w:rPr>
+        <w:t>없는</w:t>
+      </w:r>
+      <w:r>
+        <w:rPr>
+          <w:sz w:val="22"/>
+          <w:szCs w:val="22"/>
+        </w:rPr>
+        <w:t xml:space="preserve"> </w:t>
+      </w:r>
+      <w:r>
+        <w:rPr>
+          <w:sz w:val="22"/>
+          <w:szCs w:val="22"/>
+        </w:rPr>
+        <w:t>것들이</w:t>
+      </w:r>
+      <w:r>
+        <w:rPr>
+          <w:sz w:val="22"/>
+          <w:szCs w:val="22"/>
+        </w:rPr>
+        <w:t xml:space="preserve"> </w:t>
+      </w:r>
+      <w:r>
+        <w:rPr>
+          <w:sz w:val="22"/>
+          <w:szCs w:val="22"/>
+        </w:rPr>
+        <w:t>있다</w:t>
+      </w:r>
+      <w:r>
+        <w:rPr>
+          <w:sz w:val="22"/>
+          <w:szCs w:val="22"/>
+        </w:rPr>
+        <w:t xml:space="preserve">. </w:t>
+      </w:r>
+      <w:r>
+        <w:rPr>
+          <w:sz w:val="22"/>
+          <w:szCs w:val="22"/>
+        </w:rPr>
+        <w:t>예를</w:t>
+      </w:r>
+      <w:r>
+        <w:rPr>
+          <w:sz w:val="22"/>
+          <w:szCs w:val="22"/>
+        </w:rPr>
+        <w:t xml:space="preserve"> </w:t>
+      </w:r>
+      <w:r>
+        <w:rPr>
+          <w:sz w:val="22"/>
+          <w:szCs w:val="22"/>
+        </w:rPr>
+        <w:t>들어</w:t>
+      </w:r>
+      <w:r>
+        <w:rPr>
+          <w:sz w:val="22"/>
+          <w:szCs w:val="22"/>
+        </w:rPr>
+        <w:t xml:space="preserve"> "</w:t>
+      </w:r>
+      <w:r>
+        <w:rPr>
+          <w:sz w:val="22"/>
+          <w:szCs w:val="22"/>
+        </w:rPr>
+        <w:t>마지막</w:t>
+      </w:r>
+      <w:r>
+        <w:rPr>
+          <w:sz w:val="22"/>
+          <w:szCs w:val="22"/>
+        </w:rPr>
+        <w:t xml:space="preserve"> 10%"</w:t>
+      </w:r>
+      <w:r>
+        <w:rPr>
+          <w:sz w:val="22"/>
+          <w:szCs w:val="22"/>
+        </w:rPr>
+        <w:t>가</w:t>
+      </w:r>
+      <w:r>
+        <w:rPr>
+          <w:sz w:val="22"/>
+          <w:szCs w:val="22"/>
+        </w:rPr>
+        <w:t xml:space="preserve"> </w:t>
+      </w:r>
+      <w:r>
+        <w:rPr>
+          <w:sz w:val="22"/>
+          <w:szCs w:val="22"/>
+        </w:rPr>
+        <w:t>사실은</w:t>
+      </w:r>
+      <w:r>
+        <w:rPr>
+          <w:sz w:val="22"/>
+          <w:szCs w:val="22"/>
+        </w:rPr>
+        <w:t xml:space="preserve"> </w:t>
+      </w:r>
+      <w:r>
+        <w:rPr>
+          <w:sz w:val="22"/>
+          <w:szCs w:val="22"/>
+        </w:rPr>
+        <w:t>처음</w:t>
+      </w:r>
+      <w:r>
+        <w:rPr>
+          <w:sz w:val="22"/>
+          <w:szCs w:val="22"/>
+        </w:rPr>
+        <w:t xml:space="preserve"> 90%</w:t>
+      </w:r>
+      <w:r>
+        <w:rPr>
+          <w:sz w:val="22"/>
+          <w:szCs w:val="22"/>
+        </w:rPr>
+        <w:t>만큼</w:t>
+      </w:r>
+      <w:r>
+        <w:rPr>
+          <w:sz w:val="22"/>
+          <w:szCs w:val="22"/>
+        </w:rPr>
+        <w:t xml:space="preserve"> </w:t>
+      </w:r>
+      <w:r>
+        <w:rPr>
+          <w:sz w:val="22"/>
+          <w:szCs w:val="22"/>
+        </w:rPr>
+        <w:t>시간이</w:t>
+      </w:r>
+      <w:r>
+        <w:rPr>
+          <w:sz w:val="22"/>
+          <w:szCs w:val="22"/>
+        </w:rPr>
+        <w:t xml:space="preserve"> </w:t>
+      </w:r>
+      <w:r>
+        <w:rPr>
+          <w:sz w:val="22"/>
+          <w:szCs w:val="22"/>
+        </w:rPr>
+        <w:t>든다는</w:t>
+      </w:r>
+      <w:r>
+        <w:rPr>
+          <w:sz w:val="22"/>
+          <w:szCs w:val="22"/>
+        </w:rPr>
+        <w:t xml:space="preserve"> </w:t>
+      </w:r>
+      <w:r>
+        <w:rPr>
+          <w:sz w:val="22"/>
+          <w:szCs w:val="22"/>
+        </w:rPr>
+        <w:t>점</w:t>
+      </w:r>
+      <w:r>
+        <w:rPr>
+          <w:sz w:val="22"/>
+          <w:szCs w:val="22"/>
+        </w:rPr>
+        <w:t xml:space="preserve">, CSS </w:t>
+      </w:r>
+      <w:r>
+        <w:rPr>
+          <w:sz w:val="22"/>
+          <w:szCs w:val="22"/>
+        </w:rPr>
+        <w:t>디테일이</w:t>
+      </w:r>
+      <w:r>
+        <w:rPr>
+          <w:sz w:val="22"/>
+          <w:szCs w:val="22"/>
+        </w:rPr>
+        <w:t xml:space="preserve"> </w:t>
+      </w:r>
+      <w:r>
+        <w:rPr>
+          <w:sz w:val="22"/>
+          <w:szCs w:val="22"/>
+        </w:rPr>
+        <w:t>사용자</w:t>
+      </w:r>
+      <w:r>
+        <w:rPr>
+          <w:sz w:val="22"/>
+          <w:szCs w:val="22"/>
+        </w:rPr>
+        <w:t xml:space="preserve"> </w:t>
+      </w:r>
+      <w:r>
+        <w:rPr>
+          <w:sz w:val="22"/>
+          <w:szCs w:val="22"/>
+        </w:rPr>
+        <w:t>인상의</w:t>
+      </w:r>
+      <w:r>
+        <w:rPr>
+          <w:sz w:val="22"/>
+          <w:szCs w:val="22"/>
+        </w:rPr>
+        <w:t xml:space="preserve"> </w:t>
+      </w:r>
+      <w:r>
+        <w:rPr>
+          <w:sz w:val="22"/>
+          <w:szCs w:val="22"/>
+        </w:rPr>
+        <w:t>절반을</w:t>
+      </w:r>
+      <w:r>
+        <w:rPr>
+          <w:sz w:val="22"/>
+          <w:szCs w:val="22"/>
+        </w:rPr>
+        <w:t xml:space="preserve"> </w:t>
+      </w:r>
+      <w:r>
+        <w:rPr>
+          <w:sz w:val="22"/>
+          <w:szCs w:val="22"/>
+        </w:rPr>
+        <w:t>차지한다는</w:t>
+      </w:r>
+      <w:r>
+        <w:rPr>
+          <w:sz w:val="22"/>
+          <w:szCs w:val="22"/>
+        </w:rPr>
+        <w:t xml:space="preserve"> </w:t>
+      </w:r>
+      <w:r>
+        <w:rPr>
+          <w:sz w:val="22"/>
+          <w:szCs w:val="22"/>
+        </w:rPr>
+        <w:t>점</w:t>
+      </w:r>
+      <w:r>
+        <w:rPr>
+          <w:sz w:val="22"/>
+          <w:szCs w:val="22"/>
+        </w:rPr>
+        <w:t xml:space="preserve">, </w:t>
+      </w:r>
+      <w:r>
+        <w:rPr>
+          <w:sz w:val="22"/>
+          <w:szCs w:val="22"/>
+        </w:rPr>
+        <w:t>그리고</w:t>
+      </w:r>
+      <w:r>
+        <w:rPr>
+          <w:sz w:val="22"/>
+          <w:szCs w:val="22"/>
+        </w:rPr>
+        <w:t xml:space="preserve"> </w:t>
+      </w:r>
+      <w:r>
+        <w:rPr>
+          <w:sz w:val="22"/>
+          <w:szCs w:val="22"/>
+        </w:rPr>
+        <w:t>다른</w:t>
+      </w:r>
+      <w:r>
+        <w:rPr>
+          <w:sz w:val="22"/>
+          <w:szCs w:val="22"/>
+        </w:rPr>
+        <w:t xml:space="preserve"> </w:t>
+      </w:r>
+      <w:r>
+        <w:rPr>
+          <w:sz w:val="22"/>
+          <w:szCs w:val="22"/>
+        </w:rPr>
+        <w:t>사람과</w:t>
+      </w:r>
+      <w:r>
+        <w:rPr>
+          <w:sz w:val="22"/>
+          <w:szCs w:val="22"/>
+        </w:rPr>
+        <w:t xml:space="preserve"> </w:t>
+      </w:r>
+      <w:r>
+        <w:rPr>
+          <w:sz w:val="22"/>
+          <w:szCs w:val="22"/>
+        </w:rPr>
+        <w:t>같은</w:t>
+      </w:r>
+      <w:r>
+        <w:rPr>
+          <w:sz w:val="22"/>
+          <w:szCs w:val="22"/>
+        </w:rPr>
+        <w:t xml:space="preserve"> </w:t>
+      </w:r>
+      <w:r>
+        <w:rPr>
+          <w:sz w:val="22"/>
+          <w:szCs w:val="22"/>
+        </w:rPr>
+        <w:t>코드베이스를</w:t>
+      </w:r>
+      <w:r>
+        <w:rPr>
+          <w:sz w:val="22"/>
+          <w:szCs w:val="22"/>
+        </w:rPr>
+        <w:t xml:space="preserve"> </w:t>
+      </w:r>
+      <w:r>
+        <w:rPr>
+          <w:sz w:val="22"/>
+          <w:szCs w:val="22"/>
+        </w:rPr>
+        <w:t>쓴다는</w:t>
+      </w:r>
+      <w:r>
+        <w:rPr>
+          <w:sz w:val="22"/>
+          <w:szCs w:val="22"/>
+        </w:rPr>
+        <w:t xml:space="preserve"> </w:t>
+      </w:r>
+      <w:r>
+        <w:rPr>
+          <w:sz w:val="22"/>
+          <w:szCs w:val="22"/>
+        </w:rPr>
+        <w:t>게</w:t>
+      </w:r>
+      <w:r>
+        <w:rPr>
+          <w:sz w:val="22"/>
+          <w:szCs w:val="22"/>
+        </w:rPr>
+        <w:t xml:space="preserve"> </w:t>
+      </w:r>
+      <w:r>
+        <w:rPr>
+          <w:sz w:val="22"/>
+          <w:szCs w:val="22"/>
+        </w:rPr>
+        <w:t>처음에는</w:t>
+      </w:r>
+      <w:r>
+        <w:rPr>
+          <w:sz w:val="22"/>
+          <w:szCs w:val="22"/>
+        </w:rPr>
+        <w:t xml:space="preserve"> </w:t>
+      </w:r>
+      <w:r>
+        <w:rPr>
+          <w:sz w:val="22"/>
+          <w:szCs w:val="22"/>
+        </w:rPr>
+        <w:t>답답하지만</w:t>
+      </w:r>
+      <w:r>
+        <w:rPr>
+          <w:sz w:val="22"/>
+          <w:szCs w:val="22"/>
+        </w:rPr>
+        <w:t xml:space="preserve"> </w:t>
+      </w:r>
+      <w:r>
+        <w:rPr>
+          <w:sz w:val="22"/>
+          <w:szCs w:val="22"/>
+        </w:rPr>
+        <w:t>결국엔</w:t>
+      </w:r>
+      <w:r>
+        <w:rPr>
+          <w:sz w:val="22"/>
+          <w:szCs w:val="22"/>
+        </w:rPr>
+        <w:t xml:space="preserve"> </w:t>
+      </w:r>
+      <w:r>
+        <w:rPr>
+          <w:sz w:val="22"/>
+          <w:szCs w:val="22"/>
+        </w:rPr>
+        <w:t>혼자보다</w:t>
+      </w:r>
+      <w:r>
+        <w:rPr>
+          <w:sz w:val="22"/>
+          <w:szCs w:val="22"/>
+        </w:rPr>
+        <w:t xml:space="preserve"> </w:t>
+      </w:r>
+      <w:r>
+        <w:rPr>
+          <w:sz w:val="22"/>
+          <w:szCs w:val="22"/>
+        </w:rPr>
+        <w:t>훨씬</w:t>
+      </w:r>
+      <w:r>
+        <w:rPr>
+          <w:sz w:val="22"/>
+          <w:szCs w:val="22"/>
+        </w:rPr>
+        <w:t xml:space="preserve"> </w:t>
+      </w:r>
+      <w:r>
+        <w:rPr>
+          <w:sz w:val="22"/>
+          <w:szCs w:val="22"/>
+        </w:rPr>
+        <w:t>멀리</w:t>
+      </w:r>
+      <w:r>
+        <w:rPr>
+          <w:sz w:val="22"/>
+          <w:szCs w:val="22"/>
+        </w:rPr>
+        <w:t xml:space="preserve"> </w:t>
+      </w:r>
+      <w:r>
+        <w:rPr>
+          <w:sz w:val="22"/>
+          <w:szCs w:val="22"/>
+        </w:rPr>
+        <w:t>갈</w:t>
+      </w:r>
+      <w:r>
+        <w:rPr>
+          <w:sz w:val="22"/>
+          <w:szCs w:val="22"/>
+        </w:rPr>
+        <w:t xml:space="preserve"> </w:t>
+      </w:r>
+      <w:r>
+        <w:rPr>
+          <w:sz w:val="22"/>
+          <w:szCs w:val="22"/>
+        </w:rPr>
+        <w:t>수</w:t>
+      </w:r>
+      <w:r>
+        <w:rPr>
+          <w:sz w:val="22"/>
+          <w:szCs w:val="22"/>
+        </w:rPr>
+        <w:t xml:space="preserve"> </w:t>
+      </w:r>
+      <w:r>
+        <w:rPr>
+          <w:sz w:val="22"/>
+          <w:szCs w:val="22"/>
+        </w:rPr>
+        <w:t>있다는</w:t>
+      </w:r>
+      <w:r>
+        <w:rPr>
+          <w:sz w:val="22"/>
+          <w:szCs w:val="22"/>
+        </w:rPr>
+        <w:t xml:space="preserve"> </w:t>
+      </w:r>
+      <w:r>
+        <w:rPr>
+          <w:sz w:val="22"/>
+          <w:szCs w:val="22"/>
+        </w:rPr>
+        <w:t>점이다</w:t>
+      </w:r>
+      <w:r>
+        <w:rPr>
+          <w:sz w:val="22"/>
+          <w:szCs w:val="22"/>
+        </w:rPr>
+        <w:t>.</w:t>
+      </w:r>
+    </w:p>
+    <w:p>
+      <w:pPr>
+        <w:pStyle w:val="2"/>
+        <w:spacing w:before="280" w:after="140"/>
+      </w:pPr>
+      <w:r>
+        <w:rPr>
+          <w:b/>
+          <w:bCs/>
+          <w:sz w:val="28"/>
+          <w:szCs w:val="28"/>
+        </w:rPr>
+        <w:lastRenderedPageBreak/>
+        <w:t xml:space="preserve">5. </w:t>
+      </w:r>
+      <w:r>
+        <w:rPr>
+          <w:b/>
+          <w:bCs/>
+          <w:sz w:val="28"/>
+          <w:szCs w:val="28"/>
+        </w:rPr>
+        <w:t>다음에</w:t>
+      </w:r>
+      <w:r>
+        <w:rPr>
+          <w:b/>
+          <w:bCs/>
+          <w:sz w:val="28"/>
+          <w:szCs w:val="28"/>
+        </w:rPr>
+        <w:t xml:space="preserve"> </w:t>
+      </w:r>
+      <w:r>
+        <w:rPr>
+          <w:b/>
+          <w:bCs/>
+          <w:sz w:val="28"/>
+          <w:szCs w:val="28"/>
+        </w:rPr>
+        <w:t>할</w:t>
+      </w:r>
+      <w:r>
+        <w:rPr>
+          <w:b/>
+          <w:bCs/>
+          <w:sz w:val="28"/>
+          <w:szCs w:val="28"/>
+        </w:rPr>
+        <w:t xml:space="preserve"> </w:t>
+      </w:r>
+      <w:r>
+        <w:rPr>
+          <w:b/>
+          <w:bCs/>
+          <w:sz w:val="28"/>
+          <w:szCs w:val="28"/>
+        </w:rPr>
+        <w:t>일</w:t>
+      </w:r>
+    </w:p>
+    <w:p>
+      <w:pPr>
+        <w:spacing w:after="140" w:line="320" w:lineRule="auto"/>
+      </w:pPr>
+      <w:r>
+        <w:rPr>
+          <w:sz w:val="22"/>
+          <w:szCs w:val="22"/>
+        </w:rPr>
+        <w:t>발표</w:t>
+      </w:r>
+      <w:r>
+        <w:rPr>
+          <w:sz w:val="22"/>
+          <w:szCs w:val="22"/>
+        </w:rPr>
+        <w:t xml:space="preserve"> </w:t>
+      </w:r>
+      <w:r>
+        <w:rPr>
+          <w:sz w:val="22"/>
+          <w:szCs w:val="22"/>
+        </w:rPr>
+        <w:t>자료를</w:t>
+      </w:r>
+      <w:r>
+        <w:rPr>
+          <w:sz w:val="22"/>
+          <w:szCs w:val="22"/>
+        </w:rPr>
+        <w:t xml:space="preserve"> </w:t>
+      </w:r>
+      <w:r>
+        <w:rPr>
+          <w:sz w:val="22"/>
+          <w:szCs w:val="22"/>
+        </w:rPr>
+        <w:t>정리하고</w:t>
+      </w:r>
+      <w:r>
+        <w:rPr>
+          <w:sz w:val="22"/>
+          <w:szCs w:val="22"/>
+        </w:rPr>
+        <w:t>, R</w:t>
+      </w:r>
+      <w:r>
+        <w:rPr>
+          <w:sz w:val="22"/>
+          <w:szCs w:val="22"/>
+        </w:rPr>
+        <w:t>EADME</w:t>
+      </w:r>
+      <w:r>
+        <w:rPr>
+          <w:sz w:val="22"/>
+          <w:szCs w:val="22"/>
+        </w:rPr>
+        <w:t>에</w:t>
+      </w:r>
+      <w:r>
+        <w:rPr>
+          <w:sz w:val="22"/>
+          <w:szCs w:val="22"/>
+        </w:rPr>
+        <w:t xml:space="preserve"> </w:t>
+      </w:r>
+      <w:r>
+        <w:rPr>
+          <w:sz w:val="22"/>
+          <w:szCs w:val="22"/>
+        </w:rPr>
+        <w:t>데모</w:t>
+      </w:r>
+      <w:r>
+        <w:rPr>
+          <w:sz w:val="22"/>
+          <w:szCs w:val="22"/>
+        </w:rPr>
+        <w:t xml:space="preserve"> </w:t>
+      </w:r>
+      <w:r>
+        <w:rPr>
+          <w:sz w:val="22"/>
+          <w:szCs w:val="22"/>
+        </w:rPr>
+        <w:t>캡쳐를</w:t>
+      </w:r>
+      <w:r>
+        <w:rPr>
+          <w:sz w:val="22"/>
+          <w:szCs w:val="22"/>
+        </w:rPr>
+        <w:t xml:space="preserve"> </w:t>
+      </w:r>
+      <w:r>
+        <w:rPr>
+          <w:sz w:val="22"/>
+          <w:szCs w:val="22"/>
+        </w:rPr>
+        <w:t>추가해서</w:t>
+      </w:r>
+      <w:r>
+        <w:rPr>
+          <w:sz w:val="22"/>
+          <w:szCs w:val="22"/>
+        </w:rPr>
+        <w:t xml:space="preserve"> </w:t>
+      </w:r>
+      <w:r>
+        <w:rPr>
+          <w:sz w:val="22"/>
+          <w:szCs w:val="22"/>
+        </w:rPr>
+        <w:t>외부에서도</w:t>
+      </w:r>
+      <w:r>
+        <w:rPr>
+          <w:sz w:val="22"/>
+          <w:szCs w:val="22"/>
+        </w:rPr>
+        <w:t xml:space="preserve"> </w:t>
+      </w:r>
+      <w:r>
+        <w:rPr>
+          <w:sz w:val="22"/>
+          <w:szCs w:val="22"/>
+        </w:rPr>
+        <w:t>볼</w:t>
+      </w:r>
+      <w:r>
+        <w:rPr>
+          <w:sz w:val="22"/>
+          <w:szCs w:val="22"/>
+        </w:rPr>
+        <w:t xml:space="preserve"> </w:t>
+      </w:r>
+      <w:r>
+        <w:rPr>
+          <w:sz w:val="22"/>
+          <w:szCs w:val="22"/>
+        </w:rPr>
+        <w:t>수</w:t>
+      </w:r>
+      <w:r>
+        <w:rPr>
+          <w:sz w:val="22"/>
+          <w:szCs w:val="22"/>
+        </w:rPr>
+        <w:t xml:space="preserve"> </w:t>
+      </w:r>
+      <w:r>
+        <w:rPr>
+          <w:sz w:val="22"/>
+          <w:szCs w:val="22"/>
+        </w:rPr>
+        <w:t>있게</w:t>
+      </w:r>
+      <w:r>
+        <w:rPr>
+          <w:sz w:val="22"/>
+          <w:szCs w:val="22"/>
+        </w:rPr>
+        <w:t xml:space="preserve"> </w:t>
+      </w:r>
+      <w:r>
+        <w:rPr>
+          <w:sz w:val="22"/>
+          <w:szCs w:val="22"/>
+        </w:rPr>
+        <w:t>하자</w:t>
+      </w:r>
+      <w:r>
+        <w:rPr>
+          <w:sz w:val="22"/>
+          <w:szCs w:val="22"/>
+        </w:rPr>
+        <w:t xml:space="preserve">. </w:t>
+      </w:r>
+      <w:r>
+        <w:rPr>
+          <w:sz w:val="22"/>
+          <w:szCs w:val="22"/>
+        </w:rPr>
+        <w:t>다음</w:t>
+      </w:r>
+      <w:r>
+        <w:rPr>
+          <w:sz w:val="22"/>
+          <w:szCs w:val="22"/>
+        </w:rPr>
+        <w:t xml:space="preserve"> </w:t>
+      </w:r>
+      <w:r>
+        <w:rPr>
+          <w:sz w:val="22"/>
+          <w:szCs w:val="22"/>
+        </w:rPr>
+        <w:t>프로젝트에서는</w:t>
+      </w:r>
+      <w:r>
+        <w:rPr>
+          <w:sz w:val="22"/>
+          <w:szCs w:val="22"/>
+        </w:rPr>
+        <w:t xml:space="preserve"> </w:t>
+      </w:r>
+      <w:r>
+        <w:rPr>
+          <w:sz w:val="22"/>
+          <w:szCs w:val="22"/>
+        </w:rPr>
+        <w:t>처음부터</w:t>
+      </w:r>
+      <w:r>
+        <w:rPr>
+          <w:sz w:val="22"/>
+          <w:szCs w:val="22"/>
+        </w:rPr>
+        <w:t xml:space="preserve"> </w:t>
+      </w:r>
+      <w:r>
+        <w:rPr>
+          <w:sz w:val="22"/>
+          <w:szCs w:val="22"/>
+        </w:rPr>
+        <w:t>콘텐츠를</w:t>
+      </w:r>
+      <w:r>
+        <w:rPr>
+          <w:sz w:val="22"/>
+          <w:szCs w:val="22"/>
+        </w:rPr>
+        <w:t xml:space="preserve"> JSON</w:t>
+      </w:r>
+      <w:r>
+        <w:rPr>
+          <w:sz w:val="22"/>
+          <w:szCs w:val="22"/>
+        </w:rPr>
+        <w:t>으로</w:t>
+      </w:r>
+      <w:r>
+        <w:rPr>
+          <w:sz w:val="22"/>
+          <w:szCs w:val="22"/>
+        </w:rPr>
+        <w:t xml:space="preserve"> </w:t>
+      </w:r>
+      <w:r>
+        <w:rPr>
+          <w:sz w:val="22"/>
+          <w:szCs w:val="22"/>
+        </w:rPr>
+        <w:t>분리하고</w:t>
+      </w:r>
+      <w:r>
+        <w:rPr>
+          <w:sz w:val="22"/>
+          <w:szCs w:val="22"/>
+        </w:rPr>
+        <w:t xml:space="preserve">, </w:t>
+      </w:r>
+      <w:r>
+        <w:rPr>
+          <w:sz w:val="22"/>
+          <w:szCs w:val="22"/>
+        </w:rPr>
+        <w:t>테스트</w:t>
+      </w:r>
+      <w:r>
+        <w:rPr>
+          <w:sz w:val="22"/>
+          <w:szCs w:val="22"/>
+        </w:rPr>
+        <w:t xml:space="preserve"> </w:t>
+      </w:r>
+      <w:r>
+        <w:rPr>
+          <w:sz w:val="22"/>
+          <w:szCs w:val="22"/>
+        </w:rPr>
+        <w:t>코드를</w:t>
+      </w:r>
+      <w:r>
+        <w:rPr>
+          <w:sz w:val="22"/>
+          <w:szCs w:val="22"/>
+        </w:rPr>
+        <w:t xml:space="preserve"> </w:t>
+      </w:r>
+      <w:r>
+        <w:rPr>
+          <w:sz w:val="22"/>
+          <w:szCs w:val="22"/>
+        </w:rPr>
+        <w:t>같이</w:t>
+      </w:r>
+      <w:r>
+        <w:rPr>
+          <w:sz w:val="22"/>
+          <w:szCs w:val="22"/>
+        </w:rPr>
+        <w:t xml:space="preserve"> </w:t>
+      </w:r>
+      <w:r>
+        <w:rPr>
+          <w:sz w:val="22"/>
+          <w:szCs w:val="22"/>
+        </w:rPr>
+        <w:t>짜보고</w:t>
+      </w:r>
+      <w:r>
+        <w:rPr>
+          <w:sz w:val="22"/>
+          <w:szCs w:val="22"/>
+        </w:rPr>
+        <w:t xml:space="preserve"> </w:t>
+      </w:r>
+      <w:r>
+        <w:rPr>
+          <w:sz w:val="22"/>
+          <w:szCs w:val="22"/>
+        </w:rPr>
+        <w:t>싶다</w:t>
+      </w:r>
+      <w:r>
+        <w:rPr>
+          <w:sz w:val="22"/>
+          <w:szCs w:val="22"/>
+        </w:rPr>
+        <w:t>.</w:t>
+      </w:r>
+    </w:p>
+    <w:p>
+      <w:pPr>
+        <w:pStyle w:val="2"/>
+        <w:spacing w:before="280" w:after="140"/>
+      </w:pPr>
+      <w:r>
+        <w:rPr>
+          <w:b/>
+          <w:bCs/>
+          <w:sz w:val="28"/>
+          <w:szCs w:val="28"/>
+        </w:rPr>
+        <w:t xml:space="preserve">6. </w:t>
+      </w:r>
+      <w:proofErr w:type="spellStart"/>
+      <w:r>
+        <w:rPr>
+          <w:b/>
+          <w:bCs/>
+          <w:sz w:val="28"/>
+          <w:szCs w:val="28"/>
+        </w:rPr>
+        <w:t>커밋</w:t>
+      </w:r>
+      <w:proofErr w:type="spellEnd"/>
+      <w:r>
+        <w:rPr>
+          <w:b/>
+          <w:bCs/>
+          <w:sz w:val="28"/>
+          <w:szCs w:val="28"/>
+        </w:rPr>
+        <w:t xml:space="preserve"> </w:t>
+      </w:r>
+      <w:r>
+        <w:rPr>
+          <w:b/>
+          <w:bCs/>
+          <w:sz w:val="28"/>
+          <w:szCs w:val="28"/>
+        </w:rPr>
+        <w:t>기록</w:t>
       </w:r>
     </w:p>
     <w:tbl>
       <w:tblPr>
-        <w:tblW w:type="pct" w:w="100%"/>
+        <w:tblW w:w="5000" w:type="pct"/>
         <w:tblBorders>
-          <w:top w:val="single" w:color="auto" w:sz="4"/>
-          <w:left w:val="single" w:color="auto" w:sz="4"/>
-          <w:bottom w:val="single" w:color="auto" w:sz="4"/>
-          <w:right w:val="single" w:color="auto" w:sz="4"/>
-          <w:insideH w:val="single" w:color="auto" w:sz="4"/>
-          <w:insideV w:val="single" w:color="auto" w:sz="4"/>
+          <w:top w:val="single" w:sz="4" w:space="0" w:color="auto"/>
+          <w:left w:val="single" w:sz="4" w:space="0" w:color="auto"/>
+          <w:bottom w:val="single" w:sz="4" w:space="0" w:color="auto"/>
+          <w:right w:val="single" w:sz="4" w:space="0" w:color="auto"/>
+          <w:insideH w:val="single" w:sz="4" w:space="0" w:color="auto"/>
+          <w:insideV w:val="single" w:sz="4" w:space="0" w:color="auto"/>
         </w:tblBorders>
+        <w:tblCellMar>
+          <w:left w:w="10" w:type="dxa"/>
+          <w:right w:w="10" w:type="dxa"/>
+        </w:tblCellMar>
+        <w:tblLook w:val="04A0" w:firstRow="1" w:lastRow="0" w:firstColumn="1" w:lastColumn="0" w:noHBand="0" w:noVBand="1"/>
       </w:tblPr>
       <w:tblGrid>
-        <w:gridCol w:w="100"/>
-        <w:gridCol w:w="100"/>
-        <w:gridCol w:w="100"/>
+        <w:gridCol w:w="1234"/>
+        <w:gridCol w:w="2573"/>
+        <w:gridCol w:w="5497"/>
       </w:tblGrid>
       <w:tr>
+        <w:tblPrEx>
+          <w:tblCellMar>
+            <w:top w:w="0" w:type="dxa"/>
+            <w:bottom w:w="0" w:type="dxa"/>
+          </w:tblCellMar>
+        </w:tblPrEx>
         <w:trPr>
           <w:tblHeader/>
         </w:trPr>
         <w:tc>
           <w:tcPr>
-            <w:shd w:fill="E7E6E6" w:color="auto" w:val="clear"/>
+            <w:tcW w:w="0" w:type="auto"/>
+            <w:shd w:val="clear" w:color="auto" w:fill="E7E6E6"/>
+          </w:tcPr>
+          <w:p>
+            <w:proofErr w:type="spellStart"/>
+            <w:r>
+              <w:rPr>
+                <w:b/>
+                <w:bCs/>
+              </w:rPr>
+              <w:t>커밋</w:t>
+            </w:r>
+            <w:proofErr w:type="spellEnd"/>
+            <w:r>
+              <w:rPr>
+                <w:b/>
+                <w:bCs/>
+              </w:rPr>
+              <w:t xml:space="preserve"> </w:t>
+            </w:r>
+            <w:r>
+              <w:rPr>
+                <w:b/>
+                <w:bCs/>
+              </w:rPr>
+              <w:t>해시</w:t>
+            </w:r>
+          </w:p>
+        </w:tc>
+        <w:tc>
+          <w:tcPr>
+            <w:tcW w:w="0" w:type="auto"/>
+            <w:shd w:val="clear" w:color="auto" w:fill="E7E6E6"/>
           </w:tcPr>
           <w:p>
             <w:r>
@@ -309,13 +3417,14 @@
                 <w:b/>
                 <w:bCs/>
               </w:rPr>
-              <w:t xml:space="preserve">커밋 해시</w:t>
+              <w:t>작성자</w:t>
             </w:r>
           </w:p>
         </w:tc>
         <w:tc>
           <w:tcPr>
-            <w:shd w:fill="E7E6E6" w:color="auto" w:val="clear"/>
+            <w:tcW w:w="0" w:type="auto"/>
+            <w:shd w:val="clear" w:color="auto" w:fill="E7E6E6"/>
           </w:tcPr>
           <w:p>
             <w:r>
@@ -323,136 +3432,256 @@
                 <w:b/>
                 <w:bCs/>
               </w:rPr>
-              <w:t xml:space="preserve">작성자</w:t>
+              <w:t>변경</w:t>
+            </w:r>
+            <w:r>
+              <w:rPr>
+                <w:b/>
+                <w:bCs/>
+              </w:rPr>
+              <w:t xml:space="preserve"> </w:t>
+            </w:r>
+            <w:r>
+              <w:rPr>
+                <w:b/>
+                <w:bCs/>
+              </w:rPr>
+              <w:t>통계</w:t>
+            </w:r>
+          </w:p>
+        </w:tc>
+      </w:tr>
+      <w:tr>
+        <w:tblPrEx>
+          <w:tblCellMar>
+            <w:top w:w="0" w:type="dxa"/>
+            <w:bottom w:w="0" w:type="dxa"/>
+          </w:tblCellMar>
+        </w:tblPrEx>
+        <w:tc>
+          <w:tcPr>
+            <w:tcW w:w="0" w:type="auto"/>
+          </w:tcPr>
+          <w:p>
+            <w:r>
+              <w:t>99eb96d</w:t>
             </w:r>
           </w:p>
         </w:tc>
         <w:tc>
           <w:tcPr>
-            <w:shd w:fill="E7E6E6" w:color="auto" w:val="clear"/>
+            <w:tcW w:w="0" w:type="auto"/>
+          </w:tcPr>
+          <w:p>
+            <w:proofErr w:type="spellStart"/>
+            <w:r>
+              <w:t>배도훈</w:t>
+            </w:r>
+            <w:proofErr w:type="spellEnd"/>
+            <w:r>
+              <w:t xml:space="preserve"> (dummy1027)</w:t>
+            </w:r>
+          </w:p>
+        </w:tc>
+        <w:tc>
+          <w:tcPr>
+            <w:tcW w:w="0" w:type="auto"/>
           </w:tcPr>
           <w:p>
             <w:r>
-              <w:rPr>
-                <w:b/>
-                <w:bCs/>
-              </w:rPr>
-              <w:t xml:space="preserve">변경 통계</w:t>
+              <w:t>-</w:t>
             </w:r>
           </w:p>
         </w:tc>
       </w:tr>
       <w:tr>
+        <w:tblPrEx>
+          <w:tblCellMar>
+            <w:top w:w="0" w:type="dxa"/>
+            <w:bottom w:w="0" w:type="dxa"/>
+          </w:tblCellMar>
+        </w:tblPrEx>
         <w:tc>
+          <w:tcPr>
+            <w:tcW w:w="0" w:type="auto"/>
+          </w:tcPr>
           <w:p>
             <w:r>
-              <w:t xml:space="preserve">99eb96d</w:t>
+              <w:t>c780c75</w:t>
             </w:r>
           </w:p>
         </w:tc>
         <w:tc>
+          <w:tcPr>
+            <w:tcW w:w="0" w:type="auto"/>
+          </w:tcPr>
           <w:p>
+            <w:proofErr w:type="spellStart"/>
             <w:r>
-              <w:t xml:space="preserve">배도훈 (dummy1027)</w:t>
+              <w:t>배도훈</w:t>
+            </w:r>
+            <w:proofErr w:type="spellEnd"/>
+            <w:r>
+              <w:t xml:space="preserve"> (dummy1027)</w:t>
             </w:r>
           </w:p>
         </w:tc>
         <w:tc>
+          <w:tcPr>
+            <w:tcW w:w="0" w:type="auto"/>
+          </w:tcPr>
           <w:p>
             <w:r>
-              <w:t xml:space="preserve">-</w:t>
+              <w:t xml:space="preserve">1 file changed, 12 </w:t>
+            </w:r>
+            <w:proofErr w:type="gramStart"/>
+            <w:r>
+              <w:t>insertions(</w:t>
+            </w:r>
+            <w:proofErr w:type="gramEnd"/>
+            <w:r>
+              <w:t>+)</w:t>
             </w:r>
           </w:p>
         </w:tc>
       </w:tr>
       <w:tr>
+        <w:tblPrEx>
+          <w:tblCellMar>
+            <w:top w:w="0" w:type="dxa"/>
+            <w:bottom w:w="0" w:type="dxa"/>
+          </w:tblCellMar>
+        </w:tblPrEx>
         <w:tc>
+          <w:tcPr>
+            <w:tcW w:w="0" w:type="auto"/>
+          </w:tcPr>
           <w:p>
             <w:r>
-              <w:t xml:space="preserve">c780c75</w:t>
+              <w:t>23980ba</w:t>
             </w:r>
           </w:p>
         </w:tc>
         <w:tc>
+          <w:tcPr>
+            <w:tcW w:w="0" w:type="auto"/>
+          </w:tcPr>
           <w:p>
             <w:r>
-              <w:t xml:space="preserve">배도훈 (dummy1027)</w:t>
+              <w:t>이현준</w:t>
+            </w:r>
+            <w:r>
+              <w:t xml:space="preserve"> (Lee5190)</w:t>
             </w:r>
           </w:p>
         </w:tc>
         <w:tc>
+          <w:tcPr>
+            <w:tcW w:w="0" w:type="auto"/>
+          </w:tcPr>
           <w:p>
             <w:r>
-              <w:t xml:space="preserve">1 file changed, 12 insertions(+)</w:t>
+              <w:t>-</w:t>
             </w:r>
           </w:p>
         </w:tc>
       </w:tr>
       <w:tr>
+        <w:tblPrEx>
+          <w:tblCellMar>
+            <w:top w:w="0" w:type="dxa"/>
+            <w:bottom w:w="0" w:type="dxa"/>
+          </w:tblCellMar>
+        </w:tblPrEx>
         <w:tc>
+          <w:tcPr>
+            <w:tcW w:w="0" w:type="auto"/>
+          </w:tcPr>
           <w:p>
             <w:r>
-              <w:t xml:space="preserve">23980ba</w:t>
+              <w:t>9bdd163</w:t>
             </w:r>
           </w:p>
         </w:tc>
         <w:tc>
+          <w:tcPr>
+            <w:tcW w:w="0" w:type="auto"/>
+          </w:tcPr>
           <w:p>
             <w:r>
-              <w:t xml:space="preserve">이현준 (Lee5190)</w:t>
+              <w:t>이현준</w:t>
+            </w:r>
+            <w:r>
+              <w:t xml:space="preserve"> (Lee5190)</w:t>
             </w:r>
           </w:p>
         </w:tc>
         <w:tc>
+          <w:tcPr>
+            <w:tcW w:w="0" w:type="auto"/>
+          </w:tcPr>
           <w:p>
             <w:r>
-              <w:t xml:space="preserve">-</w:t>
+              <w:t xml:space="preserve">1 file changed, 36 </w:t>
+            </w:r>
+            <w:proofErr w:type="gramStart"/>
+            <w:r>
+              <w:t>insertions(</w:t>
+            </w:r>
+            <w:proofErr w:type="gramEnd"/>
+            <w:r>
+              <w:t>+), 2 deletions(-)</w:t>
             </w:r>
           </w:p>
         </w:tc>
       </w:tr>
       <w:tr>
+        <w:tblPrEx>
+          <w:tblCellMar>
+            <w:top w:w="0" w:type="dxa"/>
+            <w:bottom w:w="0" w:type="dxa"/>
+          </w:tblCellMar>
+        </w:tblPrEx>
         <w:tc>
+          <w:tcPr>
+            <w:tcW w:w="0" w:type="auto"/>
+          </w:tcPr>
           <w:p>
             <w:r>
-              <w:t xml:space="preserve">9bdd163</w:t>
+              <w:t>e2f8ab5</w:t>
             </w:r>
           </w:p>
         </w:tc>
         <w:tc>
+          <w:tcPr>
+            <w:tcW w:w="0" w:type="auto"/>
+          </w:tcPr>
           <w:p>
+            <w:proofErr w:type="spellStart"/>
             <w:r>
-              <w:t xml:space="preserve">이현준 (Lee5190)</w:t>
+              <w:t>배도훈</w:t>
+            </w:r>
+            <w:proofErr w:type="spellEnd"/>
+            <w:r>
+              <w:t xml:space="preserve"> (dummy1027)</w:t>
             </w:r>
           </w:p>
         </w:tc>
         <w:tc>
+          <w:tcPr>
+            <w:tcW w:w="0" w:type="auto"/>
+          </w:tcPr>
           <w:p>
             <w:r>
-              <w:t xml:space="preserve">1 file changed, 36 insertions(+), 2 deletions(-)</w:t>
+              <w:t xml:space="preserve">2 files changed, 82 </w:t>
             </w:r>
-          </w:p>
-        </w:tc>
-      </w:tr>
-      <w:tr>
-        <w:tc>
-          <w:p>
+            <w:proofErr w:type="gramStart"/>
             <w:r>
-              <w:t xml:space="preserve">e2f8ab5</w:t>
+              <w:t>insertions(</w:t>
             </w:r>
-          </w:p>
-        </w:tc>
-        <w:tc>
-          <w:p>
+            <w:proofErr w:type="gramEnd"/>
             <w:r>
-              <w:t xml:space="preserve">배도훈 (dummy1027)</w:t>
-            </w:r>
-          </w:p>
-        </w:tc>
-        <w:tc>
-          <w:p>
-            <w:r>
-              <w:t xml:space="preserve">2 files changed, 82 insertions(+), 27 deletions(-)</w:t>
+              <w:t>+), 27 deletions(-)</w:t>
             </w:r>
           </w:p>
         </w:tc>
@@ -460,8 +3689,8 @@
     </w:tbl>
     <w:p>
       <w:pPr>
-        <w:pStyle w:val="Heading2"/>
-        <w:spacing w:after="140" w:before="280"/>
+        <w:pStyle w:val="2"/>
+        <w:spacing w:before="280" w:after="140"/>
       </w:pPr>
       <w:r>
         <w:rPr>
@@ -470,20 +3699,95 @@
           <w:sz w:val="28"/>
           <w:szCs w:val="28"/>
         </w:rPr>
-        <w:t xml:space="preserve">7. 산출물 (작업 결과 화면)</w:t>
+        <w:t xml:space="preserve">7. </w:t>
+      </w:r>
+      <w:r>
+        <w:rPr>
+          <w:b/>
+          <w:bCs/>
+          <w:sz w:val="28"/>
+          <w:szCs w:val="28"/>
+        </w:rPr>
+        <w:t>산출물</w:t>
+      </w:r>
+      <w:r>
+        <w:rPr>
+          <w:b/>
+          <w:bCs/>
+          <w:sz w:val="28"/>
+          <w:szCs w:val="28"/>
+        </w:rPr>
+        <w:t xml:space="preserve"> (</w:t>
+      </w:r>
+      <w:r>
+        <w:rPr>
+          <w:b/>
+          <w:bCs/>
+          <w:sz w:val="28"/>
+          <w:szCs w:val="28"/>
+        </w:rPr>
+        <w:t>작업</w:t>
+      </w:r>
+      <w:r>
+        <w:rPr>
+          <w:b/>
+          <w:bCs/>
+          <w:sz w:val="28"/>
+          <w:szCs w:val="28"/>
+        </w:rPr>
+        <w:t xml:space="preserve"> </w:t>
+      </w:r>
+      <w:r>
+        <w:rPr>
+          <w:b/>
+          <w:bCs/>
+          <w:sz w:val="28"/>
+          <w:szCs w:val="28"/>
+        </w:rPr>
+        <w:t>결과</w:t>
+      </w:r>
+      <w:r>
+        <w:rPr>
+          <w:b/>
+          <w:bCs/>
+          <w:sz w:val="28"/>
+          <w:szCs w:val="28"/>
+        </w:rPr>
+        <w:t xml:space="preserve"> </w:t>
+      </w:r>
+      <w:r>
+        <w:rPr>
+          <w:b/>
+          <w:bCs/>
+          <w:sz w:val="28"/>
+          <w:szCs w:val="28"/>
+        </w:rPr>
+        <w:t>화면</w:t>
+      </w:r>
+      <w:r>
+        <w:rPr>
+          <w:b/>
+          <w:bCs/>
+          <w:sz w:val="28"/>
+          <w:szCs w:val="28"/>
+        </w:rPr>
+        <w:t>)</w:t>
       </w:r>
     </w:p>
     <w:p>
       <w:pPr>
-        <w:spacing w:after="80" w:before="120"/>
+        <w:spacing w:before="120" w:after="80"/>
         <w:jc w:val="center"/>
       </w:pPr>
       <w:r>
+        <w:rPr>
+          <w:noProof/>
+        </w:rPr>
         <w:drawing>
-          <wp:inline distT="0" distB="0" distL="0" distR="0">
+          <wp:inline distT="0" distB="0" distL="0" distR="0" wp14:anchorId="67D06412" wp14:editId="409BEE51">
             <wp:extent cx="5334000" cy="3514725"/>
-            <wp:effectExtent t="0" r="0" b="0" l="0"/>
-            <wp:docPr id="1" name="" descr="" title=""/>
+            <wp:effectExtent l="0" t="0" r="0" b="0"/>
+            <wp:docPr id="1" name="그림 1"/>
             <wp:cNvGraphicFramePr>
               <a:graphicFrameLocks xmlns:a="http://schemas.openxmlformats.org/drawingml/2006/main" noChangeAspect="1"/>
             </wp:cNvGraphicFramePr>
@@ -491,13 +3795,13 @@
               <a:graphicData uri="http://schemas.openxmlformats.org/drawingml/2006/picture">
                 <pic:pic xmlns:pic="http://schemas.openxmlformats.org/drawingml/2006/picture">
                   <pic:nvPicPr>
-                    <pic:cNvPr id="0" name="" descr=""/>
+                    <pic:cNvPr id="0" name=""/>
                     <pic:cNvPicPr>
                       <a:picLocks noChangeAspect="1" noChangeArrowheads="1"/>
                     </pic:cNvPicPr>
                   </pic:nvPicPr>
                   <pic:blipFill>
-                    <a:blip r:embed="rId7" cstate="none"/>
+                    <a:blip r:embed="rId7"/>
                     <a:srcRect/>
                     <a:stretch>
                       <a:fillRect/>
@@ -532,20 +3836,224 @@
           <w:sz w:val="18"/>
           <w:szCs w:val="18"/>
         </w:rPr>
-        <w:t xml:space="preserve">[그림] workbook — 본 일자 작업의 결과로 동작 중인 페이지 (Puppeteer 자동 캡쳐)</w:t>
+        <w:t>[</w:t>
+      </w:r>
+      <w:r>
+        <w:rPr>
+          <w:i/>
+          <w:iCs/>
+          <w:color w:val="595959"/>
+          <w:sz w:val="18"/>
+          <w:szCs w:val="18"/>
+        </w:rPr>
+        <w:t>그림</w:t>
+      </w:r>
+      <w:r>
+        <w:rPr>
+          <w:i/>
+          <w:iCs/>
+          <w:color w:val="595959"/>
+          <w:sz w:val="18"/>
+          <w:szCs w:val="18"/>
+        </w:rPr>
+        <w:t xml:space="preserve">] workbook — </w:t>
+      </w:r>
+      <w:r>
+        <w:rPr>
+          <w:i/>
+          <w:iCs/>
+          <w:color w:val="595959"/>
+          <w:sz w:val="18"/>
+          <w:szCs w:val="18"/>
+        </w:rPr>
+        <w:t>본</w:t>
+      </w:r>
+      <w:r>
+        <w:rPr>
+          <w:i/>
+          <w:iCs/>
+          <w:color w:val="595959"/>
+          <w:sz w:val="18"/>
+          <w:szCs w:val="18"/>
+        </w:rPr>
+        <w:t xml:space="preserve"> </w:t>
+      </w:r>
+      <w:r>
+        <w:rPr>
+          <w:i/>
+          <w:iCs/>
+          <w:color w:val="595959"/>
+          <w:sz w:val="18"/>
+          <w:szCs w:val="18"/>
+        </w:rPr>
+        <w:t>일자</w:t>
+      </w:r>
+      <w:r>
+        <w:rPr>
+          <w:i/>
+          <w:iCs/>
+          <w:color w:val="595959"/>
+          <w:sz w:val="18"/>
+          <w:szCs w:val="18"/>
+        </w:rPr>
+        <w:t xml:space="preserve"> </w:t>
+      </w:r>
+      <w:r>
+        <w:rPr>
+          <w:i/>
+          <w:iCs/>
+          <w:color w:val="595959"/>
+          <w:sz w:val="18"/>
+          <w:szCs w:val="18"/>
+        </w:rPr>
+        <w:t>작업의</w:t>
+      </w:r>
+      <w:r>
+        <w:rPr>
+          <w:i/>
+          <w:iCs/>
+          <w:color w:val="595959"/>
+          <w:sz w:val="18"/>
+          <w:szCs w:val="18"/>
+        </w:rPr>
+        <w:t xml:space="preserve"> </w:t>
+      </w:r>
+      <w:r>
+        <w:rPr>
+          <w:i/>
+          <w:iCs/>
+          <w:color w:val="595959"/>
+          <w:sz w:val="18"/>
+          <w:szCs w:val="18"/>
+        </w:rPr>
+        <w:t>결과로</w:t>
+      </w:r>
+      <w:r>
+        <w:rPr>
+          <w:i/>
+          <w:iCs/>
+          <w:color w:val="595959"/>
+          <w:sz w:val="18"/>
+          <w:szCs w:val="18"/>
+        </w:rPr>
+        <w:t xml:space="preserve"> </w:t>
+      </w:r>
+      <w:r>
+        <w:rPr>
+          <w:i/>
+          <w:iCs/>
+          <w:color w:val="595959"/>
+          <w:sz w:val="18"/>
+          <w:szCs w:val="18"/>
+        </w:rPr>
+        <w:t>동작</w:t>
+      </w:r>
+      <w:r>
+        <w:rPr>
+          <w:i/>
+          <w:iCs/>
+          <w:color w:val="595959"/>
+          <w:sz w:val="18"/>
+          <w:szCs w:val="18"/>
+        </w:rPr>
+        <w:t xml:space="preserve"> </w:t>
+      </w:r>
+      <w:r>
+        <w:rPr>
+          <w:i/>
+          <w:iCs/>
+          <w:color w:val="595959"/>
+          <w:sz w:val="18"/>
+          <w:szCs w:val="18"/>
+        </w:rPr>
+        <w:t>중인</w:t>
+      </w:r>
+      <w:r>
+        <w:rPr>
+          <w:i/>
+          <w:iCs/>
+          <w:color w:val="595959"/>
+          <w:sz w:val="18"/>
+          <w:szCs w:val="18"/>
+        </w:rPr>
+        <w:t xml:space="preserve"> </w:t>
+      </w:r>
+      <w:r>
+        <w:rPr>
+          <w:i/>
+          <w:iCs/>
+          <w:color w:val="595959"/>
+          <w:sz w:val="18"/>
+          <w:szCs w:val="18"/>
+        </w:rPr>
+        <w:t>페이지</w:t>
+      </w:r>
+      <w:r>
+        <w:rPr>
+          <w:i/>
+          <w:iCs/>
+          <w:color w:val="595959"/>
+          <w:sz w:val="18"/>
+          <w:szCs w:val="18"/>
+        </w:rPr>
+        <w:t xml:space="preserve"> (Puppeteer </w:t>
+      </w:r>
+      <w:r>
+        <w:rPr>
+          <w:i/>
+          <w:iCs/>
+          <w:color w:val="595959"/>
+          <w:sz w:val="18"/>
+          <w:szCs w:val="18"/>
+        </w:rPr>
+        <w:t>자동</w:t>
+      </w:r>
+      <w:r>
+        <w:rPr>
+          <w:i/>
+          <w:iCs/>
+          <w:color w:val="595959"/>
+          <w:sz w:val="18"/>
+          <w:szCs w:val="18"/>
+        </w:rPr>
+        <w:t xml:space="preserve"> </w:t>
+      </w:r>
+      <w:r>
+        <w:rPr>
+          <w:i/>
+          <w:iCs/>
+          <w:color w:val="595959"/>
+          <w:sz w:val="18"/>
+          <w:szCs w:val="18"/>
+        </w:rPr>
+        <w:t>캡쳐</w:t>
+      </w:r>
+      <w:r>
+        <w:rPr>
+          <w:i/>
+          <w:iCs/>
+          <w:color w:val="595959"/>
+          <w:sz w:val="18"/>
+          <w:szCs w:val="18"/>
+        </w:rPr>
+        <w:t>)</w:t>
       </w:r>
     </w:p>
     <w:p>
       <w:pPr>
-        <w:spacing w:after="80" w:before="120"/>
+        <w:spacing w:before="120" w:after="80"/>
         <w:jc w:val="center"/>
       </w:pPr>
       <w:r>
+        <w:rPr>
+          <w:noProof/>
+        </w:rPr>
+        <w:lastRenderedPageBreak/>
         <w:drawing>
-          <wp:inline distT="0" distB="0" distL="0" distR="0">
+          <wp:inline distT="0" distB="0" distL="0" distR="0" wp14:anchorId="391262DB" wp14:editId="116745B3">
             <wp:extent cx="5334000" cy="3514725"/>
-            <wp:effectExtent t="0" r="0" b="0" l="0"/>
-            <wp:docPr id="1" name="" descr="" title=""/>
+            <wp:effectExtent l="0" t="0" r="0" b="0"/>
+            <wp:docPr id="2" name="그림 2"/>
             <wp:cNvGraphicFramePr>
               <a:graphicFrameLocks xmlns:a="http://schemas.openxmlformats.org/drawingml/2006/main" noChangeAspect="1"/>
             </wp:cNvGraphicFramePr>
@@ -553,13 +4061,13 @@
               <a:graphicData uri="http://schemas.openxmlformats.org/drawingml/2006/picture">
                 <pic:pic xmlns:pic="http://schemas.openxmlformats.org/drawingml/2006/picture">
                   <pic:nvPicPr>
-                    <pic:cNvPr id="0" name="" descr=""/>
+                    <pic:cNvPr id="0" name=""/>
                     <pic:cNvPicPr>
                       <a:picLocks noChangeAspect="1" noChangeArrowheads="1"/>
                     </pic:cNvPicPr>
                   </pic:nvPicPr>
                   <pic:blipFill>
-                    <a:blip r:embed="rId8" cstate="none"/>
+                    <a:blip r:embed="rId8"/>
                     <a:srcRect/>
                     <a:stretch>
                       <a:fillRect/>
@@ -594,20 +4102,245 @@
           <w:sz w:val="18"/>
           <w:szCs w:val="18"/>
         </w:rPr>
-        <w:t xml:space="preserve">[그림] server_status — 본 일자 작업의 결과로 동작 중인 페이지 (Puppeteer 자동 캡쳐)</w:t>
+        <w:t>[</w:t>
+      </w:r>
+      <w:r>
+        <w:rPr>
+          <w:i/>
+          <w:iCs/>
+          <w:color w:val="595959"/>
+          <w:sz w:val="18"/>
+          <w:szCs w:val="18"/>
+        </w:rPr>
+        <w:t>그림</w:t>
+      </w:r>
+      <w:r>
+        <w:rPr>
+          <w:i/>
+          <w:iCs/>
+          <w:color w:val="595959"/>
+          <w:sz w:val="18"/>
+          <w:szCs w:val="18"/>
+        </w:rPr>
+        <w:t xml:space="preserve">] </w:t>
+      </w:r>
+      <w:proofErr w:type="spellStart"/>
+      <w:r>
+        <w:rPr>
+          <w:i/>
+          <w:iCs/>
+          <w:color w:val="595959"/>
+          <w:sz w:val="18"/>
+          <w:szCs w:val="18"/>
+        </w:rPr>
+        <w:t>server_status</w:t>
+      </w:r>
+      <w:proofErr w:type="spellEnd"/>
+      <w:r>
+        <w:rPr>
+          <w:i/>
+          <w:iCs/>
+          <w:color w:val="595959"/>
+          <w:sz w:val="18"/>
+          <w:szCs w:val="18"/>
+        </w:rPr>
+        <w:t xml:space="preserve"> — </w:t>
+      </w:r>
+      <w:r>
+        <w:rPr>
+          <w:i/>
+          <w:iCs/>
+          <w:color w:val="595959"/>
+          <w:sz w:val="18"/>
+          <w:szCs w:val="18"/>
+        </w:rPr>
+        <w:t>본</w:t>
+      </w:r>
+      <w:r>
+        <w:rPr>
+          <w:i/>
+          <w:iCs/>
+          <w:color w:val="595959"/>
+          <w:sz w:val="18"/>
+          <w:szCs w:val="18"/>
+        </w:rPr>
+        <w:t xml:space="preserve"> </w:t>
+      </w:r>
+      <w:r>
+        <w:rPr>
+          <w:i/>
+          <w:iCs/>
+          <w:color w:val="595959"/>
+          <w:sz w:val="18"/>
+          <w:szCs w:val="18"/>
+        </w:rPr>
+        <w:t>일자</w:t>
+      </w:r>
+      <w:r>
+        <w:rPr>
+          <w:i/>
+          <w:iCs/>
+          <w:color w:val="595959"/>
+          <w:sz w:val="18"/>
+          <w:szCs w:val="18"/>
+        </w:rPr>
+        <w:t xml:space="preserve"> </w:t>
+      </w:r>
+      <w:r>
+        <w:rPr>
+          <w:i/>
+          <w:iCs/>
+          <w:color w:val="595959"/>
+          <w:sz w:val="18"/>
+          <w:szCs w:val="18"/>
+        </w:rPr>
+        <w:t>작업의</w:t>
+      </w:r>
+      <w:r>
+        <w:rPr>
+          <w:i/>
+          <w:iCs/>
+          <w:color w:val="595959"/>
+          <w:sz w:val="18"/>
+          <w:szCs w:val="18"/>
+        </w:rPr>
+        <w:t xml:space="preserve"> </w:t>
+      </w:r>
+      <w:r>
+        <w:rPr>
+          <w:i/>
+          <w:iCs/>
+          <w:color w:val="595959"/>
+          <w:sz w:val="18"/>
+          <w:szCs w:val="18"/>
+        </w:rPr>
+        <w:t>결과로</w:t>
+      </w:r>
+      <w:r>
+        <w:rPr>
+          <w:i/>
+          <w:iCs/>
+          <w:color w:val="595959"/>
+          <w:sz w:val="18"/>
+          <w:szCs w:val="18"/>
+        </w:rPr>
+        <w:t xml:space="preserve"> </w:t>
+      </w:r>
+      <w:r>
+        <w:rPr>
+          <w:i/>
+          <w:iCs/>
+          <w:color w:val="595959"/>
+          <w:sz w:val="18"/>
+          <w:szCs w:val="18"/>
+        </w:rPr>
+        <w:t>동작</w:t>
+      </w:r>
+      <w:r>
+        <w:rPr>
+          <w:i/>
+          <w:iCs/>
+          <w:color w:val="595959"/>
+          <w:sz w:val="18"/>
+          <w:szCs w:val="18"/>
+        </w:rPr>
+        <w:t xml:space="preserve"> </w:t>
+      </w:r>
+      <w:r>
+        <w:rPr>
+          <w:i/>
+          <w:iCs/>
+          <w:color w:val="595959"/>
+          <w:sz w:val="18"/>
+          <w:szCs w:val="18"/>
+        </w:rPr>
+        <w:t>중인</w:t>
+      </w:r>
+      <w:r>
+        <w:rPr>
+          <w:i/>
+          <w:iCs/>
+          <w:color w:val="595959"/>
+          <w:sz w:val="18"/>
+          <w:szCs w:val="18"/>
+        </w:rPr>
+        <w:t xml:space="preserve"> </w:t>
+      </w:r>
+      <w:r>
+        <w:rPr>
+          <w:i/>
+          <w:iCs/>
+          <w:color w:val="595959"/>
+          <w:sz w:val="18"/>
+          <w:szCs w:val="18"/>
+        </w:rPr>
+        <w:t>페이지</w:t>
+      </w:r>
+      <w:r>
+        <w:rPr>
+          <w:i/>
+          <w:iCs/>
+          <w:color w:val="595959"/>
+          <w:sz w:val="18"/>
+          <w:szCs w:val="18"/>
+        </w:rPr>
+        <w:t xml:space="preserve"> (Puppeteer </w:t>
+      </w:r>
+      <w:r>
+        <w:rPr>
+          <w:i/>
+          <w:iCs/>
+          <w:color w:val="595959"/>
+          <w:sz w:val="18"/>
+          <w:szCs w:val="18"/>
+        </w:rPr>
+        <w:t>자동</w:t>
+      </w:r>
+      <w:r>
+        <w:rPr>
+          <w:i/>
+          <w:iCs/>
+          <w:color w:val="595959"/>
+          <w:sz w:val="18"/>
+          <w:szCs w:val="18"/>
+        </w:rPr>
+        <w:t xml:space="preserve"> </w:t>
+      </w:r>
+      <w:r>
+        <w:rPr>
+          <w:i/>
+          <w:iCs/>
+          <w:color w:val="595959"/>
+          <w:sz w:val="18"/>
+          <w:szCs w:val="18"/>
+        </w:rPr>
+        <w:t>캡쳐</w:t>
+      </w:r>
+      <w:r>
+        <w:rPr>
+          <w:i/>
+          <w:iCs/>
+          <w:color w:val="595959"/>
+          <w:sz w:val="18"/>
+          <w:szCs w:val="18"/>
+        </w:rPr>
+        <w:t>)</w:t>
       </w:r>
     </w:p>
     <w:p>
       <w:pPr>
-        <w:spacing w:after="80" w:before="120"/>
+        <w:spacing w:before="120" w:after="80"/>
         <w:jc w:val="center"/>
       </w:pPr>
       <w:r>
+        <w:rPr>
+          <w:noProof/>
+        </w:rPr>
         <w:drawing>
-          <wp:inline distT="0" distB="0" distL="0" distR="0">
+          <wp:inline distT="0" distB="0" distL="0" distR="0" wp14:anchorId="41E9AB36" wp14:editId="3C59FF86">
             <wp:extent cx="5334000" cy="3514725"/>
-            <wp:effectExtent t="0" r="0" b="0" l="0"/>
-            <wp:docPr id="1" name="" descr="" title=""/>
+            <wp:effectExtent l="0" t="0" r="0" b="0"/>
+            <wp:docPr id="3" name="그림 3"/>
             <wp:cNvGraphicFramePr>
               <a:graphicFrameLocks xmlns:a="http://schemas.openxmlformats.org/drawingml/2006/main" noChangeAspect="1"/>
             </wp:cNvGraphicFramePr>
@@ -615,13 +4348,13 @@
               <a:graphicData uri="http://schemas.openxmlformats.org/drawingml/2006/picture">
                 <pic:pic xmlns:pic="http://schemas.openxmlformats.org/drawingml/2006/picture">
                   <pic:nvPicPr>
-                    <pic:cNvPr id="0" name="" descr=""/>
+                    <pic:cNvPr id="0" name=""/>
                     <pic:cNvPicPr>
                       <a:picLocks noChangeAspect="1" noChangeArrowheads="1"/>
                     </pic:cNvPicPr>
                   </pic:nvPicPr>
                   <pic:blipFill>
-                    <a:blip r:embed="rId9" cstate="none"/>
+                    <a:blip r:embed="rId9"/>
                     <a:srcRect/>
                     <a:stretch>
                       <a:fillRect/>
@@ -656,7 +4389,207 @@
           <w:sz w:val="18"/>
           <w:szCs w:val="18"/>
         </w:rPr>
-        <w:t xml:space="preserve">[그림] home — 본 일자 작업의 결과로 동작 중인 페이지 (Puppeteer 자동 캡쳐)</w:t>
+        <w:t>[</w:t>
+      </w:r>
+      <w:r>
+        <w:rPr>
+          <w:i/>
+          <w:iCs/>
+          <w:color w:val="595959"/>
+          <w:sz w:val="18"/>
+          <w:szCs w:val="18"/>
+        </w:rPr>
+        <w:t>그림</w:t>
+      </w:r>
+      <w:r>
+        <w:rPr>
+          <w:i/>
+          <w:iCs/>
+          <w:color w:val="595959"/>
+          <w:sz w:val="18"/>
+          <w:szCs w:val="18"/>
+        </w:rPr>
+        <w:t xml:space="preserve">] home — </w:t>
+      </w:r>
+      <w:r>
+        <w:rPr>
+          <w:i/>
+          <w:iCs/>
+          <w:color w:val="595959"/>
+          <w:sz w:val="18"/>
+          <w:szCs w:val="18"/>
+        </w:rPr>
+        <w:t>본</w:t>
+      </w:r>
+      <w:r>
+        <w:rPr>
+          <w:i/>
+          <w:iCs/>
+          <w:color w:val="595959"/>
+          <w:sz w:val="18"/>
+          <w:szCs w:val="18"/>
+        </w:rPr>
+        <w:t xml:space="preserve"> </w:t>
+      </w:r>
+      <w:r>
+        <w:rPr>
+          <w:i/>
+          <w:iCs/>
+          <w:color w:val="595959"/>
+          <w:sz w:val="18"/>
+          <w:szCs w:val="18"/>
+        </w:rPr>
+        <w:t>일자</w:t>
+      </w:r>
+      <w:r>
+        <w:rPr>
+          <w:i/>
+          <w:iCs/>
+          <w:color w:val="595959"/>
+          <w:sz w:val="18"/>
+          <w:szCs w:val="18"/>
+        </w:rPr>
+        <w:t xml:space="preserve"> </w:t>
+      </w:r>
+      <w:r>
+        <w:rPr>
+          <w:i/>
+          <w:iCs/>
+          <w:color w:val="595959"/>
+          <w:sz w:val="18"/>
+          <w:szCs w:val="18"/>
+        </w:rPr>
+        <w:t>작업의</w:t>
+      </w:r>
+      <w:r>
+        <w:rPr>
+          <w:i/>
+          <w:iCs/>
+          <w:color w:val="595959"/>
+          <w:sz w:val="18"/>
+          <w:szCs w:val="18"/>
+        </w:rPr>
+        <w:t xml:space="preserve"> </w:t>
+      </w:r>
+      <w:r>
+        <w:rPr>
+          <w:i/>
+          <w:iCs/>
+          <w:color w:val="595959"/>
+          <w:sz w:val="18"/>
+          <w:szCs w:val="18"/>
+        </w:rPr>
+        <w:t>결과로</w:t>
+      </w:r>
+      <w:r>
+        <w:rPr>
+          <w:i/>
+          <w:iCs/>
+          <w:color w:val="595959"/>
+          <w:sz w:val="18"/>
+          <w:szCs w:val="18"/>
+        </w:rPr>
+        <w:t xml:space="preserve"> </w:t>
+      </w:r>
+      <w:r>
+        <w:rPr>
+          <w:i/>
+          <w:iCs/>
+          <w:color w:val="595959"/>
+          <w:sz w:val="18"/>
+          <w:szCs w:val="18"/>
+        </w:rPr>
+        <w:t>동작</w:t>
+      </w:r>
+      <w:r>
+        <w:rPr>
+          <w:i/>
+          <w:iCs/>
+          <w:color w:val="595959"/>
+          <w:sz w:val="18"/>
+          <w:szCs w:val="18"/>
+        </w:rPr>
+        <w:t xml:space="preserve"> </w:t>
+      </w:r>
+      <w:r>
+        <w:rPr>
+          <w:i/>
+          <w:iCs/>
+          <w:color w:val="595959"/>
+          <w:sz w:val="18"/>
+          <w:szCs w:val="18"/>
+        </w:rPr>
+        <w:t>중인</w:t>
+      </w:r>
+      <w:r>
+        <w:rPr>
+          <w:i/>
+          <w:iCs/>
+          <w:color w:val="595959"/>
+          <w:sz w:val="18"/>
+          <w:szCs w:val="18"/>
+        </w:rPr>
+        <w:t xml:space="preserve"> </w:t>
+      </w:r>
+      <w:r>
+        <w:rPr>
+          <w:i/>
+          <w:iCs/>
+          <w:color w:val="595959"/>
+          <w:sz w:val="18"/>
+          <w:szCs w:val="18"/>
+        </w:rPr>
+        <w:t>페이지</w:t>
+      </w:r>
+      <w:r>
+        <w:rPr>
+          <w:i/>
+          <w:iCs/>
+          <w:color w:val="595959"/>
+          <w:sz w:val="18"/>
+          <w:szCs w:val="18"/>
+        </w:rPr>
+        <w:t xml:space="preserve"> (Puppeteer </w:t>
+      </w:r>
+      <w:r>
+        <w:rPr>
+          <w:i/>
+          <w:iCs/>
+          <w:color w:val="595959"/>
+          <w:sz w:val="18"/>
+          <w:szCs w:val="18"/>
+        </w:rPr>
+        <w:t>자동</w:t>
+      </w:r>
+      <w:r>
+        <w:rPr>
+          <w:i/>
+          <w:iCs/>
+          <w:color w:val="595959"/>
+          <w:sz w:val="18"/>
+          <w:szCs w:val="18"/>
+        </w:rPr>
+        <w:t xml:space="preserve"> </w:t>
+      </w:r>
+      <w:r>
+        <w:rPr>
+          <w:i/>
+          <w:iCs/>
+          <w:color w:val="595959"/>
+          <w:sz w:val="18"/>
+          <w:szCs w:val="18"/>
+        </w:rPr>
+        <w:t>캡쳐</w:t>
+      </w:r>
+      <w:r>
+        <w:rPr>
+          <w:i/>
+          <w:iCs/>
+          <w:color w:val="595959"/>
+          <w:sz w:val="18"/>
+          <w:szCs w:val="18"/>
+        </w:rPr>
+        <w:t>)</w:t>
       </w:r>
     </w:p>
     <w:p>
@@ -668,39 +4601,106 @@
           <w:i/>
           <w:iCs/>
           <w:color w:val="595959"/>
-          <w:sz w:val="20"/>
-          <w:szCs w:val="20"/>
-        </w:rPr>
-        <w:t xml:space="preserve">— 작성: 이현준 · 배도훈 (공동 작성)</w:t>
+        </w:rPr>
+        <w:t xml:space="preserve">— </w:t>
+      </w:r>
+      <w:r>
+        <w:rPr>
+          <w:i/>
+          <w:iCs/>
+          <w:color w:val="595959"/>
+        </w:rPr>
+        <w:t>작성</w:t>
+      </w:r>
+      <w:r>
+        <w:rPr>
+          <w:i/>
+          <w:iCs/>
+          <w:color w:val="595959"/>
+        </w:rPr>
+        <w:t xml:space="preserve">: </w:t>
+      </w:r>
+      <w:r>
+        <w:rPr>
+          <w:i/>
+          <w:iCs/>
+          <w:color w:val="595959"/>
+        </w:rPr>
+        <w:t>이현준</w:t>
+      </w:r>
+      <w:r>
+        <w:rPr>
+          <w:i/>
+          <w:iCs/>
+          <w:color w:val="595959"/>
+        </w:rPr>
+        <w:t xml:space="preserve"> · </w:t>
+      </w:r>
+      <w:proofErr w:type="spellStart"/>
+      <w:r>
+        <w:rPr>
+          <w:i/>
+          <w:iCs/>
+          <w:color w:val="595959"/>
+        </w:rPr>
+        <w:t>배도훈</w:t>
+      </w:r>
+      <w:proofErr w:type="spellEnd"/>
+      <w:r>
+        <w:rPr>
+          <w:i/>
+          <w:iCs/>
+          <w:color w:val="595959"/>
+        </w:rPr>
+        <w:t xml:space="preserve"> (</w:t>
+      </w:r>
+      <w:r>
+        <w:rPr>
+          <w:i/>
+          <w:iCs/>
+          <w:color w:val="595959"/>
+        </w:rPr>
+        <w:t>공동</w:t>
+      </w:r>
+      <w:r>
+        <w:rPr>
+          <w:i/>
+          <w:iCs/>
+          <w:color w:val="595959"/>
+        </w:rPr>
+        <w:t xml:space="preserve"> </w:t>
+      </w:r>
+      <w:r>
+        <w:rPr>
+          <w:i/>
+          <w:iCs/>
+          <w:color w:val="595959"/>
+        </w:rPr>
+        <w:t>작성</w:t>
+      </w:r>
+      <w:r>
+        <w:rPr>
+          <w:i/>
+          <w:iCs/>
+          <w:color w:val="595959"/>
+        </w:rPr>
+        <w:t>)</w:t>
       </w:r>
     </w:p>
     <w:sectPr>
-      <w:pgSz w:w="11906" w:h="16838" w:orient="portrait"/>
+      <w:pgSz w:w="11906" w:h="16838"/>
       <w:pgMar w:top="1152" w:right="1296" w:bottom="1152" w:left="1296" w:header="708" w:footer="708" w:gutter="0"/>
-      <w:pgNumType/>
+      <w:cols w:space="720"/>
       <w:docGrid w:linePitch="360"/>
     </w:sectPr>
   </w:body>
 </w:document>
 </file>
 
-<file path=word/comments.xml><?xml version="1.0" encoding="utf-8"?>
-<w:comments xmlns:cx="http://schemas.microsoft.com/office/drawing/2014/chartex" xmlns:cx1="http://schemas.microsoft.com/office/drawing/2015/9/8/chartex" xmlns:cx2="http://schemas.microsoft.com/office/drawing/2015/10/21/chartex" xmlns:cx3="http://schemas.microsoft.com/office/drawing/2016/5/9/chartex" xmlns:cx4="http://schemas.microsoft.com/office/drawing/2016/5/10/chartex" xmlns:cx5="http://schemas.microsoft.com/office/drawing/2016/5/11/chartex" xmlns:cx6="http://schemas.microsoft.com/office/drawing/2016/5/12/chartex" xmlns:cx7="http://schemas.microsoft.com/office/drawing/2016/5/13/chartex" xmlns:cx8="http://schemas.microsoft.com/office/drawing/2016/5/14/chartex" xmlns:mc="http://schemas.openxmlformats.org/markup-compatibility/2006" xmlns:aink="http://schemas.microsoft.com/office/drawing/2016/ink" xmlns:am3d="http://schemas.microsoft.com/office/drawing/2017/model3d" xmlns:o="urn:schemas-microsoft-com:office:office" xmlns:r="http://schemas.openxmlformats.org/officeDocument/2006/relationships" xmlns:m="http://schemas.openxmlformats.org/officeDocument/2006/math" xmlns:v="urn:schemas-microsoft-com:vml" xmlns:wp14="http://schemas.microsoft.com/office/word/2010/wordprocessingDrawing" xmlns:wp="http://schemas.openxmlformats.org/drawingml/2006/wordprocessingDrawing" xmlns:w10="urn:schemas-microsoft-com:office:word" xmlns:w="http://schemas.openxmlformats.org/wordprocessingml/2006/main" xmlns:w14="http://schemas.microsoft.com/office/word/2010/wordml" xmlns:w15="http://schemas.microsoft.com/office/word/2012/wordml" xmlns:w16cex="http://schemas.microsoft.com/office/word/2018/wordml/cex" xmlns:w16cid="http://schemas.microsoft.com/office/word/2016/wordml/cid" xmlns:w16="http://schemas.microsoft.com/office/word/2018/wordml" xmlns:w16sdtdh="http://schemas.microsoft.com/office/word/2020/wordml/sdtdatahash" xmlns:w16se="http://schemas.microsoft.com/office/word/2015/wordml/symex" xmlns:wpg="http://schemas.microsoft.com/office/word/2010/wordprocessingGroup" xmlns:wpi="http://schemas.microsoft.com/office/word/2010/wordprocessingInk" xmlns:wne="http://schemas.microsoft.com/office/word/2006/wordml" xmlns:wps="http://schemas.microsoft.com/office/word/2010/wordprocessingShape"/>
-</file>
-
 <file path=word/endnotes.xml><?xml version="1.0" encoding="utf-8"?>
-<w:endnotes xmlns:wpc="http://schemas.microsoft.com/office/word/2010/wordprocessingCanvas" xmlns:mc="http://schemas.openxmlformats.org/markup-compatibility/2006" xmlns:o="urn:schemas-microsoft-com:office:office" xmlns:r="http://schemas.openxmlformats.org/officeDocument/2006/relationships" xmlns:m="http://schemas.openxmlformats.org/officeDocument/2006/math" xmlns:v="urn:schemas-microsoft-com:vml" xmlns:wp14="http://schemas.microsoft.com/office/word/2010/wordprocessingDrawing" xmlns:wp="http://schemas.openxmlformats.org/drawingml/2006/wordprocessingDrawing" xmlns:w10="urn:schemas-microsoft-com:office:word" xmlns:w="http://schemas.openxmlformats.org/wordprocessingml/2006/main" xmlns:w14="http://schemas.microsoft.com/office/word/2010/wordml" xmlns:w15="http://schemas.microsoft.com/office/word/2012/wordml" xmlns:wpg="http://schemas.microsoft.com/office/word/2010/wordprocessingGroup" xmlns:wpi="http://schemas.microsoft.com/office/word/2010/wordprocessingInk" xmlns:wne="http://schemas.microsoft.com/office/word/2006/wordml" xmlns:wps="http://schemas.microsoft.com/office/word/2010/wordprocessingShape" mc:Ignorable="w14 w15 wp14">
+<w:endnotes xmlns:wpc="http://schemas.microsoft.com/office/word/2010/wordprocessingCanvas" xmlns:cx="http://schemas.microsoft.com/office/drawing/2014/chartex" xmlns:cx1="http://schemas.microsoft.com/office/drawing/2015/9/8/chartex" xmlns:cx2="http://schemas.microsoft.com/office/drawing/2015/10/21/chartex" xmlns:cx3="http://schemas.microsoft.com/office/drawing/2016/5/9/chartex" xmlns:cx4="http://schemas.microsoft.com/office/drawing/2016/5/10/chartex" xmlns:cx5="http://schemas.microsoft.com/office/drawing/2016/5/11/chartex" xmlns:cx6="http://schemas.microsoft.com/office/drawing/2016/5/12/chartex" xmlns:cx7="http://schemas.microsoft.com/office/drawing/2016/5/13/chartex" xmlns:cx8="http://schemas.microsoft.com/office/drawing/2016/5/14/chartex" xmlns:mc="http://schemas.openxmlformats.org/markup-compatibility/2006" xmlns:aink="http://schemas.microsoft.com/office/drawing/2016/ink" xmlns:am3d="http://schemas.microsoft.com/office/drawing/2017/model3d" xmlns:o="urn:schemas-microsoft-com:office:office" xmlns:r="http://schemas.openxmlformats.org/officeDocument/2006/relationships" xmlns:m="http://schemas.openxmlformats.org/officeDocument/2006/math" xmlns:v="urn:schemas-microsoft-com:vml" xmlns:wp14="http://schemas.microsoft.com/office/word/2010/wordprocessingDrawing" xmlns:wp="http://schemas.openxmlformats.org/drawingml/2006/wordprocessingDrawing" xmlns:w10="urn:schemas-microsoft-com:office:word" xmlns:w="http://schemas.openxmlformats.org/wordprocessingml/2006/main" xmlns:w14="http://schemas.microsoft.com/office/word/2010/wordml" xmlns:w15="http://schemas.microsoft.com/office/word/2012/wordml" xmlns:w16cex="http://schemas.microsoft.com/office/word/2018/wordml/cex" xmlns:w16cid="http://schemas.microsoft.com/office/word/2016/wordml/cid" xmlns:w16="http://schemas.microsoft.com/office/word/2018/wordml" xmlns:w16sdtdh="http://schemas.microsoft.com/office/word/2020/wordml/sdtdatahash" xmlns:w16se="http://schemas.microsoft.com/office/word/2015/wordml/symex" xmlns:wpg="http://schemas.microsoft.com/office/word/2010/wordprocessingGroup" xmlns:wpi="http://schemas.microsoft.com/office/word/2010/wordprocessingInk" xmlns:wne="http://schemas.microsoft.com/office/word/2006/wordml" xmlns:wps="http://schemas.microsoft.com/office/word/2010/wordprocessingShape" mc:Ignorable="w14 w15 w16se w16cid w16 w16cex w16sdtdh wp14">
   <w:endnote w:type="separator" w:id="-1">
     <w:p>
-      <w:pPr>
-        <w:spacing w:after="0" w:line="240" w:lineRule="auto"/>
-      </w:pPr>
-      <w:r>
-        <w:rPr>
-          <w:rStyle w:val="EndnoteReference"/>
-        </w:rPr>
-        <w:endnoteRef/>
-      </w:r>
       <w:r>
         <w:separator/>
       </w:r>
@@ -708,15 +4708,6 @@
   </w:endnote>
   <w:endnote w:type="continuationSeparator" w:id="0">
     <w:p>
-      <w:pPr>
-        <w:spacing w:after="0" w:line="240" w:lineRule="auto"/>
-      </w:pPr>
-      <w:r>
-        <w:rPr>
-          <w:rStyle w:val="EndnoteReference"/>
-        </w:rPr>
-        <w:endnoteRef/>
-      </w:r>
       <w:r>
         <w:continuationSeparator/>
       </w:r>
@@ -726,18 +4717,9 @@
 </file>
 
 <file path=word/footnotes.xml><?xml version="1.0" encoding="utf-8"?>
-<w:footnotes xmlns:wpc="http://schemas.microsoft.com/office/word/2010/wordprocessingCanvas" xmlns:mc="http://schemas.openxmlformats.org/markup-compatibility/2006" xmlns:o="urn:schemas-microsoft-com:office:office" xmlns:r="http://schemas.openxmlformats.org/officeDocument/2006/relationships" xmlns:m="http://schemas.openxmlformats.org/officeDocument/2006/math" xmlns:v="urn:schemas-microsoft-com:vml" xmlns:wp14="http://schemas.microsoft.com/office/word/2010/wordprocessingDrawing" xmlns:wp="http://schemas.openxmlformats.org/drawingml/2006/wordprocessingDrawing" xmlns:w10="urn:schemas-microsoft-com:office:word" xmlns:w="http://schemas.openxmlformats.org/wordprocessingml/2006/main" xmlns:w14="http://schemas.microsoft.com/office/word/2010/wordml" xmlns:w15="http://schemas.microsoft.com/office/word/2012/wordml" xmlns:wpg="http://schemas.microsoft.com/office/word/2010/wordprocessingGroup" xmlns:wpi="http://schemas.microsoft.com/office/word/2010/wordprocessingInk" xmlns:wne="http://schemas.microsoft.com/office/word/2006/wordml" xmlns:wps="http://schemas.microsoft.com/office/word/2010/wordprocessingShape" mc:Ignorable="w14 w15 wp14">
+<w:footnotes xmlns:wpc="http://schemas.microsoft.com/office/word/2010/wordprocessingCanvas" xmlns:cx="http://schemas.microsoft.com/office/drawing/2014/chartex" xmlns:cx1="http://schemas.microsoft.com/office/drawing/2015/9/8/chartex" xmlns:cx2="http://schemas.microsoft.com/office/drawing/2015/10/21/chartex" xmlns:cx3="http://schemas.microsoft.com/office/drawing/2016/5/9/chartex" xmlns:cx4="http://schemas.microsoft.com/office/drawing/2016/5/10/chartex" xmlns:cx5="http://schemas.microsoft.com/office/drawing/2016/5/11/chartex" xmlns:cx6="http://schemas.microsoft.com/office/drawing/2016/5/12/chartex" xmlns:cx7="http://schemas.microsoft.com/office/drawing/2016/5/13/chartex" xmlns:cx8="http://schemas.microsoft.com/office/drawing/2016/5/14/chartex" xmlns:mc="http://schemas.openxmlformats.org/markup-compatibility/2006" xmlns:aink="http://schemas.microsoft.com/office/drawing/2016/ink" xmlns:am3d="http://schemas.microsoft.com/office/drawing/2017/model3d" xmlns:o="urn:schemas-microsoft-com:office:office" xmlns:r="http://schemas.openxmlformats.org/officeDocument/2006/relationships" xmlns:m="http://schemas.openxmlformats.org/officeDocument/2006/math" xmlns:v="urn:schemas-microsoft-com:vml" xmlns:wp14="http://schemas.microsoft.com/office/word/2010/wordprocessingDrawing" xmlns:wp="http://schemas.openxmlformats.org/drawingml/2006/wordprocessingDrawing" xmlns:w10="urn:schemas-microsoft-com:office:word" xmlns:w="http://schemas.openxmlformats.org/wordprocessingml/2006/main" xmlns:w14="http://schemas.microsoft.com/office/word/2010/wordml" xmlns:w15="http://schemas.microsoft.com/office/word/2012/wordml" xmlns:w16cex="http://schemas.microsoft.com/office/word/2018/wordml/cex" xmlns:w16cid="http://schemas.microsoft.com/office/word/2016/wordml/cid" xmlns:w16="http://schemas.microsoft.com/office/word/2018/wordml" xmlns:w16sdtdh="http://schemas.microsoft.com/office/word/2020/wordml/sdtdatahash" xmlns:w16se="http://schemas.microsoft.com/office/word/2015/wordml/symex" xmlns:wpg="http://schemas.microsoft.com/office/word/2010/wordprocessingGroup" xmlns:wpi="http://schemas.microsoft.com/office/word/2010/wordprocessingInk" xmlns:wne="http://schemas.microsoft.com/office/word/2006/wordml" xmlns:wps="http://schemas.microsoft.com/office/word/2010/wordprocessingShape" mc:Ignorable="w14 w15 w16se w16cid w16 w16cex w16sdtdh wp14">
   <w:footnote w:type="separator" w:id="-1">
     <w:p>
-      <w:pPr>
-        <w:spacing w:after="0" w:line="240" w:lineRule="auto"/>
-      </w:pPr>
-      <w:r>
-        <w:rPr>
-          <w:rStyle w:val="FootnoteReference"/>
-        </w:rPr>
-        <w:footnoteRef/>
-      </w:r>
       <w:r>
         <w:separator/>
       </w:r>
@@ -745,15 +4727,6 @@
   </w:footnote>
   <w:footnote w:type="continuationSeparator" w:id="0">
     <w:p>
-      <w:pPr>
-        <w:spacing w:after="0" w:line="240" w:lineRule="auto"/>
-      </w:pPr>
-      <w:r>
-        <w:rPr>
-          <w:rStyle w:val="FootnoteReference"/>
-        </w:rPr>
-        <w:footnoteRef/>
-      </w:r>
       <w:r>
         <w:continuationSeparator/>
       </w:r>
@@ -763,10 +4736,12 @@
 </file>
 
 <file path=word/numbering.xml><?xml version="1.0" encoding="utf-8"?>
-<w:numbering xmlns:wpc="http://schemas.microsoft.com/office/word/2010/wordprocessingCanvas" xmlns:mc="http://schemas.openxmlformats.org/markup-compatibility/2006" xmlns:o="urn:schemas-microsoft-com:office:office" xmlns:r="http://schemas.openxmlformats.org/officeDocument/2006/relationships" xmlns:m="http://schemas.openxmlformats.org/officeDocument/2006/math" xmlns:v="urn:schemas-microsoft-com:vml" xmlns:wp14="http://schemas.microsoft.com/office/word/2010/wordprocessingDrawing" xmlns:wp="http://schemas.openxmlformats.org/drawingml/2006/wordprocessingDrawing" xmlns:w10="urn:schemas-microsoft-com:office:word" xmlns:w="http://schemas.openxmlformats.org/wordprocessingml/2006/main" xmlns:w14="http://schemas.microsoft.com/office/word/2010/wordml" xmlns:w15="http://schemas.microsoft.com/office/word/2012/wordml" xmlns:wpg="http://schemas.microsoft.com/office/word/2010/wordprocessingGroup" xmlns:wpi="http://schemas.microsoft.com/office/word/2010/wordprocessingInk" xmlns:wne="http://schemas.microsoft.com/office/word/2006/wordml" xmlns:wps="http://schemas.microsoft.com/office/word/2010/wordprocessingShape" mc:Ignorable="w14 w15 wp14">
-  <w:abstractNum w:abstractNumId="1" w15:restartNumberingAfterBreak="0">
+<w:numbering xmlns:wpc="http://schemas.microsoft.com/office/word/2010/wordprocessingCanvas" xmlns:cx="http://schemas.microsoft.com/office/drawing/2014/chartex" xmlns:cx1="http://schemas.microsoft.com/office/drawing/2015/9/8/chartex" xmlns:cx2="http://schemas.microsoft.com/office/drawing/2015/10/21/chartex" xmlns:cx3="http://schemas.microsoft.com/office/drawing/2016/5/9/chartex" xmlns:cx4="http://schemas.microsoft.com/office/drawing/2016/5/10/chartex" xmlns:cx5="http://schemas.microsoft.com/office/drawing/2016/5/11/chartex" xmlns:cx6="http://schemas.microsoft.com/office/drawing/2016/5/12/chartex" xmlns:cx7="http://schemas.microsoft.com/office/drawing/2016/5/13/chartex" xmlns:cx8="http://schemas.microsoft.com/office/drawing/2016/5/14/chartex" xmlns:mc="http://schemas.openxmlformats.org/markup-compatibility/2006" xmlns:aink="http://schemas.microsoft.com/office/drawing/2016/ink" xmlns:am3d="http://schemas.microsoft.com/office/drawing/2017/model3d" xmlns:o="urn:schemas-microsoft-com:office:office" xmlns:r="http://schemas.openxmlformats.org/officeDocument/2006/relationships" xmlns:m="http://schemas.openxmlformats.org/officeDocument/2006/math" xmlns:v="urn:schemas-microsoft-com:vml" xmlns:wp14="http://schemas.microsoft.com/office/word/2010/wordprocessingDrawing" xmlns:wp="http://schemas.openxmlformats.org/drawingml/2006/wordprocessingDrawing" xmlns:w10="urn:schemas-microsoft-com:office:word" xmlns:w="http://schemas.openxmlformats.org/wordprocessingml/2006/main" xmlns:w14="http://schemas.microsoft.com/office/word/2010/wordml" xmlns:w15="http://schemas.microsoft.com/office/word/2012/wordml" xmlns:w16cex="http://schemas.microsoft.com/office/word/2018/wordml/cex" xmlns:w16cid="http://schemas.microsoft.com/office/word/2016/wordml/cid" xmlns:w16="http://schemas.microsoft.com/office/word/2018/wordml" xmlns:w16sdtdh="http://schemas.microsoft.com/office/word/2020/wordml/sdtdatahash" xmlns:w16se="http://schemas.microsoft.com/office/word/2015/wordml/symex" xmlns:wpg="http://schemas.microsoft.com/office/word/2010/wordprocessingGroup" xmlns:wpi="http://schemas.microsoft.com/office/word/2010/wordprocessingInk" xmlns:wne="http://schemas.microsoft.com/office/word/2006/wordml" xmlns:wps="http://schemas.microsoft.com/office/word/2010/wordprocessingShape" mc:Ignorable="w14 w15 w16se w16cid w16 w16cex w16sdtdh wp14">
+  <w:abstractNum w:abstractNumId="0" w15:restartNumberingAfterBreak="0">
+    <w:nsid w:val="0AD544B0"/>
     <w:multiLevelType w:val="hybridMultilevel"/>
-    <w:lvl w:ilvl="0" w15:tentative="1">
+    <w:tmpl w:val="A394F6B0"/>
+    <w:lvl w:ilvl="0" w:tplc="563C9AA0">
       <w:start w:val="1"/>
       <w:numFmt w:val="bullet"/>
       <w:lvlText w:val="●"/>
@@ -775,7 +4750,7 @@
         <w:ind w:left="720" w:hanging="360"/>
       </w:pPr>
     </w:lvl>
-    <w:lvl w:ilvl="1" w15:tentative="1">
+    <w:lvl w:ilvl="1" w:tplc="71BEF2A0">
       <w:start w:val="1"/>
       <w:numFmt w:val="bullet"/>
       <w:lvlText w:val="○"/>
@@ -784,7 +4759,7 @@
         <w:ind w:left="1440" w:hanging="360"/>
       </w:pPr>
     </w:lvl>
-    <w:lvl w:ilvl="2" w15:tentative="1">
+    <w:lvl w:ilvl="2" w:tplc="805E1AA2">
       <w:start w:val="1"/>
       <w:numFmt w:val="bullet"/>
       <w:lvlText w:val="■"/>
@@ -793,7 +4768,7 @@
         <w:ind w:left="2160" w:hanging="360"/>
       </w:pPr>
     </w:lvl>
-    <w:lvl w:ilvl="3" w15:tentative="1">
+    <w:lvl w:ilvl="3" w:tplc="40684E96">
       <w:start w:val="1"/>
       <w:numFmt w:val="bullet"/>
       <w:lvlText w:val="●"/>
@@ -802,7 +4777,7 @@
         <w:ind w:left="2880" w:hanging="360"/>
       </w:pPr>
     </w:lvl>
-    <w:lvl w:ilvl="4" w15:tentative="1">
+    <w:lvl w:ilvl="4" w:tplc="2DBAB65C">
       <w:start w:val="1"/>
       <w:numFmt w:val="bullet"/>
       <w:lvlText w:val="○"/>
@@ -811,7 +4786,7 @@
         <w:ind w:left="3600" w:hanging="360"/>
       </w:pPr>
     </w:lvl>
-    <w:lvl w:ilvl="5" w15:tentative="1">
+    <w:lvl w:ilvl="5" w:tplc="5FDAA864">
       <w:start w:val="1"/>
       <w:numFmt w:val="bullet"/>
       <w:lvlText w:val="■"/>
@@ -820,7 +4795,7 @@
         <w:ind w:left="4320" w:hanging="360"/>
       </w:pPr>
     </w:lvl>
-    <w:lvl w:ilvl="6" w15:tentative="1">
+    <w:lvl w:ilvl="6" w:tplc="ADF07888">
       <w:start w:val="1"/>
       <w:numFmt w:val="bullet"/>
       <w:lvlText w:val="●"/>
@@ -829,7 +4804,7 @@
         <w:ind w:left="5040" w:hanging="360"/>
       </w:pPr>
     </w:lvl>
-    <w:lvl w:ilvl="7" w15:tentative="1">
+    <w:lvl w:ilvl="7" w:tplc="8224FD68">
       <w:start w:val="1"/>
       <w:numFmt w:val="bullet"/>
       <w:lvlText w:val="●"/>
@@ -838,7 +4813,7 @@
         <w:ind w:left="5760" w:hanging="360"/>
       </w:pPr>
     </w:lvl>
-    <w:lvl w:ilvl="8" w15:tentative="1">
+    <w:lvl w:ilvl="8" w:tplc="267498BA">
       <w:start w:val="1"/>
       <w:numFmt w:val="bullet"/>
       <w:lvlText w:val="●"/>
@@ -849,7 +4824,7 @@
     </w:lvl>
   </w:abstractNum>
   <w:num w:numId="1">
-    <w:abstractNumId w:val="1"/>
+    <w:abstractNumId w:val="0"/>
     <w:lvlOverride w:ilvl="0">
       <w:startOverride w:val="1"/>
     </w:lvlOverride>
@@ -858,101 +4833,537 @@
 </file>
 
 <file path=word/styles.xml><?xml version="1.0" encoding="utf-8"?>
-<w:styles xmlns:mc="http://schemas.openxmlformats.org/markup-compatibility/2006" xmlns:r="http://schemas.openxmlformats.org/officeDocument/2006/relationships" xmlns:w="http://schemas.openxmlformats.org/wordprocessingml/2006/main" xmlns:w14="http://schemas.microsoft.com/office/word/2010/wordml" xmlns:w15="http://schemas.microsoft.com/office/word/2012/wordml" mc:Ignorable="w14 w15">
+<w:styles xmlns:mc="http://schemas.openxmlformats.org/markup-compatibility/2006" xmlns:r="http://schemas.openxmlformats.org/officeDocument/2006/relationships" xmlns:w="http://schemas.openxmlformats.org/wordprocessingml/2006/main" xmlns:w14="http://schemas.microsoft.com/office/word/2010/wordml" xmlns:w15="http://schemas.microsoft.com/office/word/2012/wordml" xmlns:w16cex="http://schemas.microsoft.com/office/word/2018/wordml/cex" xmlns:w16cid="http://schemas.microsoft.com/office/word/2016/wordml/cid" xmlns:w16="http://schemas.microsoft.com/office/word/2018/wordml" xmlns:w16sdtdh="http://schemas.microsoft.com/office/word/2020/wordml/sdtdatahash" xmlns:w16se="http://schemas.microsoft.com/office/word/2015/wordml/symex" mc:Ignorable="w14 w15 w16se w16cid w16 w16cex w16sdtdh">
   <w:docDefaults>
-    <w:rPrDefault/>
+    <w:rPrDefault>
+      <w:rPr>
+        <w:rFonts w:ascii="Times New Roman" w:eastAsiaTheme="minorEastAsia" w:hAnsi="Times New Roman" w:cs="Times New Roman"/>
+        <w:lang w:val="en-US" w:eastAsia="ko-KR" w:bidi="ar-SA"/>
+      </w:rPr>
+    </w:rPrDefault>
     <w:pPrDefault/>
   </w:docDefaults>
-  <w:style w:type="paragraph" w:styleId="Title">
+  <w:latentStyles w:defLockedState="0" w:defUIPriority="99" w:defSemiHidden="0" w:defUnhideWhenUsed="0" w:defQFormat="0" w:count="376">
+    <w:lsdException w:name="Normal" w:uiPriority="0" w:qFormat="1"/>
+    <w:lsdException w:name="heading 1" w:uiPriority="9" w:qFormat="1"/>
+    <w:lsdException w:name="heading 2" w:semiHidden="1" w:uiPriority="9" w:unhideWhenUsed="1" w:qFormat="1"/>
+    <w:lsdException w:name="heading 3" w:semiHidden="1" w:uiPriority="9" w:unhideWhenUsed="1" w:qFormat="1"/>
+    <w:lsdException w:name="heading 4" w:semiHidden="1" w:uiPriority="9" w:unhideWhenUsed="1" w:qFormat="1"/>
+    <w:lsdException w:name="heading 5" w:semiHidden="1" w:uiPriority="9" w:unhideWhenUsed="1" w:qFormat="1"/>
+    <w:lsdException w:name="heading 6" w:semiHidden="1" w:uiPriority="9" w:unhideWhenUsed="1" w:qFormat="1"/>
+    <w:lsdException w:name="heading 7" w:semiHidden="1" w:uiPriority="9" w:unhideWhenUsed="1" w:qFormat="1"/>
+    <w:lsdException w:name="heading 8" w:semiHidden="1" w:uiPriority="9" w:unhideWhenUsed="1" w:qFormat="1"/>
+    <w:lsdException w:name="heading 9" w:semiHidden="1" w:uiPriority="9" w:unhideWhenUsed="1" w:qFormat="1"/>
+    <w:lsdException w:name="index 1" w:semiHidden="1" w:unhideWhenUsed="1"/>
+    <w:lsdException w:name="index 2" w:semiHidden="1" w:unhideWhenUsed="1"/>
+    <w:lsdException w:name="index 3" w:semiHidden="1" w:unhideWhenUsed="1"/>
+    <w:lsdException w:name="index 4" w:semiHidden="1" w:unhideWhenUsed="1"/>
+    <w:lsdException w:name="index 5" w:semiHidden="1" w:unhideWhenUsed="1"/>
+    <w:lsdException w:name="index 6" w:semiHidden="1" w:unhideWhenUsed="1"/>
+    <w:lsdException w:name="index 7" w:semiHidden="1" w:unhideWhenUsed="1"/>
+    <w:lsdException w:name="index 8" w:semiHidden="1" w:unhideWhenUsed="1"/>
+    <w:lsdException w:name="index 9" w:semiHidden="1" w:unhideWhenUsed="1"/>
+    <w:lsdException w:name="toc 1" w:semiHidden="1" w:uiPriority="39" w:unhideWhenUsed="1"/>
+    <w:lsdException w:name="toc 2" w:semiHidden="1" w:uiPriority="39" w:unhideWhenUsed="1"/>
+    <w:lsdException w:name="toc 3" w:semiHidden="1" w:uiPriority="39" w:unhideWhenUsed="1"/>
+    <w:lsdException w:name="toc 4" w:semiHidden="1" w:uiPriority="39" w:unhideWhenUsed="1"/>
+    <w:lsdException w:name="toc 5" w:semiHidden="1" w:uiPriority="39" w:unhideWhenUsed="1"/>
+    <w:lsdException w:name="toc 6" w:semiHidden="1" w:uiPriority="39" w:unhideWhenUsed="1"/>
+    <w:lsdException w:name="toc 7" w:semiHidden="1" w:uiPriority="39" w:unhideWhenUsed="1"/>
+    <w:lsdException w:name="toc 8" w:semiHidden="1" w:uiPriority="39" w:unhideWhenUsed="1"/>
+    <w:lsdException w:name="toc 9" w:semiHidden="1" w:uiPriority="39" w:unhideWhenUsed="1"/>
+    <w:lsdException w:name="Normal Indent" w:semiHidden="1" w:unhideWhenUsed="1"/>
+    <w:lsdException w:name="footnote text" w:semiHidden="1" w:unhideWhenUsed="1"/>
+    <w:lsdException w:name="annotation text" w:semiHidden="1" w:unhideWhenUsed="1"/>
+    <w:lsdException w:name="header" w:semiHidden="1" w:unhideWhenUsed="1"/>
+    <w:lsdException w:name="footer" w:semiHidden="1" w:unhideWhenUsed="1"/>
+    <w:lsdException w:name="index heading" w:semiHidden="1" w:unhideWhenUsed="1"/>
+    <w:lsdException w:name="caption" w:semiHidden="1" w:uiPriority="35" w:unhideWhenUsed="1" w:qFormat="1"/>
+    <w:lsdException w:name="table of figures" w:semiHidden="1" w:unhideWhenUsed="1"/>
+    <w:lsdException w:name="envelope address" w:semiHidden="1" w:unhideWhenUsed="1"/>
+    <w:lsdException w:name="envelope return" w:semiHidden="1" w:unhideWhenUsed="1"/>
+    <w:lsdException w:name="footnote reference" w:semiHidden="1" w:unhideWhenUsed="1"/>
+    <w:lsdException w:name="annotation reference" w:semiHidden="1" w:unhideWhenUsed="1"/>
+    <w:lsdException w:name="line number" w:semiHidden="1" w:unhideWhenUsed="1"/>
+    <w:lsdException w:name="page number" w:semiHidden="1" w:unhideWhenUsed="1"/>
+    <w:lsdException w:name="endnote reference" w:semiHidden="1" w:unhideWhenUsed="1"/>
+    <w:lsdException w:name="endnote text" w:semiHidden="1" w:unhideWhenUsed="1"/>
+    <w:lsdException w:name="table of authorities" w:semiHidden="1" w:unhideWhenUsed="1"/>
+    <w:lsdException w:name="macro" w:semiHidden="1" w:unhideWhenUsed="1"/>
+    <w:lsdException w:name="toa heading" w:semiHidden="1" w:unhideWhenUsed="1"/>
+    <w:lsdException w:name="List" w:semiHidden="1" w:unhideWhenUsed="1"/>
+    <w:lsdException w:name="List Bullet" w:semiHidden="1" w:unhideWhenUsed="1"/>
+    <w:lsdException w:name="List Number" w:semiHidden="1" w:unhideWhenUsed="1"/>
+    <w:lsdException w:name="List 2" w:semiHidden="1" w:unhideWhenUsed="1"/>
+    <w:lsdException w:name="List 3" w:semiHidden="1" w:unhideWhenUsed="1"/>
+    <w:lsdException w:name="List 4" w:semiHidden="1" w:unhideWhenUsed="1"/>
+    <w:lsdException w:name="List 5" w:semiHidden="1" w:unhideWhenUsed="1"/>
+    <w:lsdException w:name="List Bullet 2" w:semiHidden="1" w:unhideWhenUsed="1"/>
+    <w:lsdException w:name="List Bullet 3" w:semiHidden="1" w:unhideWhenUsed="1"/>
+    <w:lsdException w:name="List Bullet 4" w:semiHidden="1" w:unhideWhenUsed="1"/>
+    <w:lsdException w:name="List Bullet 5" w:semiHidden="1" w:unhideWhenUsed="1"/>
+    <w:lsdException w:name="List Number 2" w:semiHidden="1" w:unhideWhenUsed="1"/>
+    <w:lsdException w:name="List Number 3" w:semiHidden="1" w:unhideWhenUsed="1"/>
+    <w:lsdException w:name="List Number 4" w:semiHidden="1" w:unhideWhenUsed="1"/>
+    <w:lsdException w:name="List Number 5" w:semiHidden="1" w:unhideWhenUsed="1"/>
+    <w:lsdException w:name="Title" w:uiPriority="10" w:qFormat="1"/>
+    <w:lsdException w:name="Closing" w:semiHidden="1" w:unhideWhenUsed="1"/>
+    <w:lsdException w:name="Signature" w:semiHidden="1" w:unhideWhenUsed="1"/>
+    <w:lsdException w:name="Default Paragraph Font" w:semiHidden="1" w:uiPriority="1" w:unhideWhenUsed="1"/>
+    <w:lsdException w:name="Body Text" w:semiHidden="1" w:unhideWhenUsed="1"/>
+    <w:lsdException w:name="Body Text Indent" w:semiHidden="1" w:unhideWhenUsed="1"/>
+    <w:lsdException w:name="List Continue" w:semiHidden="1" w:unhideWhenUsed="1"/>
+    <w:lsdException w:name="List Continue 2" w:semiHidden="1" w:unhideWhenUsed="1"/>
+    <w:lsdException w:name="List Continue 3" w:semiHidden="1" w:unhideWhenUsed="1"/>
+    <w:lsdException w:name="List Continue 4" w:semiHidden="1" w:unhideWhenUsed="1"/>
+    <w:lsdException w:name="List Continue 5" w:semiHidden="1" w:unhideWhenUsed="1"/>
+    <w:lsdException w:name="Message Header" w:semiHidden="1" w:unhideWhenUsed="1"/>
+    <w:lsdException w:name="Subtitle" w:uiPriority="11" w:qFormat="1"/>
+    <w:lsdException w:name="Salutation" w:semiHidden="1" w:unhideWhenUsed="1"/>
+    <w:lsdException w:name="Date" w:semiHidden="1" w:unhideWhenUsed="1"/>
+    <w:lsdException w:name="Body Text First Indent" w:semiHidden="1" w:unhideWhenUsed="1"/>
+    <w:lsdException w:name="Body Text First Indent 2" w:semiHidden="1" w:unhideWhenUsed="1"/>
+    <w:lsdException w:name="Note Heading" w:semiHidden="1" w:unhideWhenUsed="1"/>
+    <w:lsdException w:name="Body Text 2" w:semiHidden="1" w:unhideWhenUsed="1"/>
+    <w:lsdException w:name="Body Text 3" w:semiHidden="1" w:unhideWhenUsed="1"/>
+    <w:lsdException w:name="Body Text Indent 2" w:semiHidden="1" w:unhideWhenUsed="1"/>
+    <w:lsdException w:name="Body Text Indent 3" w:semiHidden="1" w:unhideWhenUsed="1"/>
+    <w:lsdException w:name="Block Text" w:semiHidden="1" w:unhideWhenUsed="1"/>
+    <w:lsdException w:name="Hyperlink" w:semiHidden="1" w:unhideWhenUsed="1"/>
+    <w:lsdException w:name="FollowedHyperlink" w:semiHidden="1" w:unhideWhenUsed="1"/>
+    <w:lsdException w:name="Strong" w:uiPriority="22" w:qFormat="1"/>
+    <w:lsdException w:name="Emphasis" w:uiPriority="20" w:qFormat="1"/>
+    <w:lsdException w:name="Document Map" w:semiHidden="1" w:unhideWhenUsed="1"/>
+    <w:lsdException w:name="Plain Text" w:semiHidden="1" w:unhideWhenUsed="1"/>
+    <w:lsdException w:name="E-mail Signature" w:semiHidden="1" w:unhideWhenUsed="1"/>
+    <w:lsdException w:name="HTML Top of Form" w:semiHidden="1" w:unhideWhenUsed="1"/>
+    <w:lsdException w:name="HTML Bottom of Form" w:semiHidden="1" w:unhideWhenUsed="1"/>
+    <w:lsdException w:name="Normal (Web)" w:semiHidden="1" w:unhideWhenUsed="1"/>
+    <w:lsdException w:name="HTML Acronym" w:semiHidden="1" w:unhideWhenUsed="1"/>
+    <w:lsdException w:name="HTML Address" w:semiHidden="1" w:unhideWhenUsed="1"/>
+    <w:lsdException w:name="HTML Cite" w:semiHidden="1" w:unhideWhenUsed="1"/>
+    <w:lsdException w:name="HTML Code" w:semiHidden="1" w:unhideWhenUsed="1"/>
+    <w:lsdException w:name="HTML Definition" w:semiHidden="1" w:unhideWhenUsed="1"/>
+    <w:lsdException w:name="HTML Keyboard" w:semiHidden="1" w:unhideWhenUsed="1"/>
+    <w:lsdException w:name="HTML Preformatted" w:semiHidden="1" w:unhideWhenUsed="1"/>
+    <w:lsdException w:name="HTML Sample" w:semiHidden="1" w:unhideWhenUsed="1"/>
+    <w:lsdException w:name="HTML Typewriter" w:semiHidden="1" w:unhideWhenUsed="1"/>
+    <w:lsdException w:name="HTML Variable" w:semiHidden="1" w:unhideWhenUsed="1"/>
+    <w:lsdException w:name="Normal Table" w:semiHidden="1" w:unhideWhenUsed="1"/>
+    <w:lsdException w:name="annotation subject" w:semiHidden="1" w:unhideWhenUsed="1"/>
+    <w:lsdException w:name="No List" w:semiHidden="1" w:unhideWhenUsed="1"/>
+    <w:lsdException w:name="Outline List 1" w:semiHidden="1" w:unhideWhenUsed="1"/>
+    <w:lsdException w:name="Outline List 2" w:semiHidden="1" w:unhideWhenUsed="1"/>
+    <w:lsdException w:name="Outline List 3" w:semiHidden="1" w:unhideWhenUsed="1"/>
+    <w:lsdException w:name="Table Simple 1" w:semiHidden="1" w:unhideWhenUsed="1"/>
+    <w:lsdException w:name="Table Simple 2" w:semiHidden="1" w:unhideWhenUsed="1"/>
+    <w:lsdException w:name="Table Simple 3" w:semiHidden="1" w:unhideWhenUsed="1"/>
+    <w:lsdException w:name="Table Classic 1" w:semiHidden="1" w:unhideWhenUsed="1"/>
+    <w:lsdException w:name="Table Classic 2" w:semiHidden="1" w:unhideWhenUsed="1"/>
+    <w:lsdException w:name="Table Classic 3" w:semiHidden="1" w:unhideWhenUsed="1"/>
+    <w:lsdException w:name="Table Classic 4" w:semiHidden="1" w:unhideWhenUsed="1"/>
+    <w:lsdException w:name="Table Colorful 1" w:semiHidden="1" w:unhideWhenUsed="1"/>
+    <w:lsdException w:name="Table Colorful 2" w:semiHidden="1" w:unhideWhenUsed="1"/>
+    <w:lsdException w:name="Table Colorful 3" w:semiHidden="1" w:unhideWhenUsed="1"/>
+    <w:lsdException w:name="Table Columns 1" w:semiHidden="1" w:unhideWhenUsed="1"/>
+    <w:lsdException w:name="Table Columns 2" w:semiHidden="1" w:unhideWhenUsed="1"/>
+    <w:lsdException w:name="Table Columns 3" w:semiHidden="1" w:unhideWhenUsed="1"/>
+    <w:lsdException w:name="Table Columns 4" w:semiHidden="1" w:unhideWhenUsed="1"/>
+    <w:lsdException w:name="Table Columns 5" w:semiHidden="1" w:unhideWhenUsed="1"/>
+    <w:lsdException w:name="Table Grid 1" w:semiHidden="1" w:unhideWhenUsed="1"/>
+    <w:lsdException w:name="Table Grid 2" w:semiHidden="1" w:unhideWhenUsed="1"/>
+    <w:lsdException w:name="Table Grid 3" w:semiHidden="1" w:unhideWhenUsed="1"/>
+    <w:lsdException w:name="Table Grid 4" w:semiHidden="1" w:unhideWhenUsed="1"/>
+    <w:lsdException w:name="Table Grid 5" w:semiHidden="1" w:unhideWhenUsed="1"/>
+    <w:lsdException w:name="Table Grid 6" w:semiHidden="1" w:unhideWhenUsed="1"/>
+    <w:lsdException w:name="Table Grid 7" w:semiHidden="1" w:unhideWhenUsed="1"/>
+    <w:lsdException w:name="Table Grid 8" w:semiHidden="1" w:unhideWhenUsed="1"/>
+    <w:lsdException w:name="Table List 1" w:semiHidden="1" w:unhideWhenUsed="1"/>
+    <w:lsdException w:name="Table List 2" w:semiHidden="1" w:unhideWhenUsed="1"/>
+    <w:lsdException w:name="Table List 3" w:semiHidden="1" w:unhideWhenUsed="1"/>
+    <w:lsdException w:name="Table List 4" w:semiHidden="1" w:unhideWhenUsed="1"/>
+    <w:lsdException w:name="Table List 5" w:semiHidden="1" w:unhideWhenUsed="1"/>
+    <w:lsdException w:name="Table List 6" w:semiHidden="1" w:unhideWhenUsed="1"/>
+    <w:lsdException w:name="Table List 7" w:semiHidden="1" w:unhideWhenUsed="1"/>
+    <w:lsdException w:name="Table List 8" w:semiHidden="1" w:unhideWhenUsed="1"/>
+    <w:lsdException w:name="Table 3D effects 1" w:semiHidden="1" w:unhideWhenUsed="1"/>
+    <w:lsdException w:name="Table 3D effects 2" w:semiHidden="1" w:unhideWhenUsed="1"/>
+    <w:lsdException w:name="Table 3D effects 3" w:semiHidden="1" w:unhideWhenUsed="1"/>
+    <w:lsdException w:name="Table Contemporary" w:semiHidden="1" w:unhideWhenUsed="1"/>
+    <w:lsdException w:name="Table Elegant" w:semiHidden="1" w:unhideWhenUsed="1"/>
+    <w:lsdException w:name="Table Professional" w:semiHidden="1" w:unhideWhenUsed="1"/>
+    <w:lsdException w:name="Table Subtle 1" w:semiHidden="1" w:unhideWhenUsed="1"/>
+    <w:lsdException w:name="Table Subtle 2" w:semiHidden="1" w:unhideWhenUsed="1"/>
+    <w:lsdException w:name="Table Web 1" w:semiHidden="1" w:unhideWhenUsed="1"/>
+    <w:lsdException w:name="Table Web 2" w:semiHidden="1" w:unhideWhenUsed="1"/>
+    <w:lsdException w:name="Table Web 3" w:semiHidden="1" w:unhideWhenUsed="1"/>
+    <w:lsdException w:name="Balloon Text" w:semiHidden="1" w:unhideWhenUsed="1"/>
+    <w:lsdException w:name="Table Grid" w:uiPriority="39"/>
+    <w:lsdException w:name="Table Theme" w:semiHidden="1" w:unhideWhenUsed="1"/>
+    <w:lsdException w:name="Placeholder Text" w:semiHidden="1"/>
+    <w:lsdException w:name="No Spacing" w:uiPriority="1" w:qFormat="1"/>
+    <w:lsdException w:name="Light Shading" w:uiPriority="60"/>
+    <w:lsdException w:name="Light List" w:uiPriority="61"/>
+    <w:lsdException w:name="Light Grid" w:uiPriority="62"/>
+    <w:lsdException w:name="Medium Shading 1" w:uiPriority="63"/>
+    <w:lsdException w:name="Medium Shading 2" w:uiPriority="64"/>
+    <w:lsdException w:name="Medium List 1" w:uiPriority="65"/>
+    <w:lsdException w:name="Medium List 2" w:uiPriority="66"/>
+    <w:lsdException w:name="Medium Grid 1" w:uiPriority="67"/>
+    <w:lsdException w:name="Medium Grid 2" w:uiPriority="68"/>
+    <w:lsdException w:name="Medium Grid 3" w:uiPriority="69"/>
+    <w:lsdException w:name="Dark List" w:uiPriority="70"/>
+    <w:lsdException w:name="Colorful Shading" w:uiPriority="71"/>
+    <w:lsdException w:name="Colorful List" w:uiPriority="72"/>
+    <w:lsdException w:name="Colorful Grid" w:uiPriority="73"/>
+    <w:lsdException w:name="Light Shading Accent 1" w:uiPriority="60"/>
+    <w:lsdException w:name="Light List Accent 1" w:uiPriority="61"/>
+    <w:lsdException w:name="Light Grid Accent 1" w:uiPriority="62"/>
+    <w:lsdException w:name="Medium Shading 1 Accent 1" w:uiPriority="63"/>
+    <w:lsdException w:name="Medium Shading 2 Accent 1" w:uiPriority="64"/>
+    <w:lsdException w:name="Medium List 1 Accent 1" w:uiPriority="65"/>
+    <w:lsdException w:name="Revision" w:semiHidden="1"/>
+    <w:lsdException w:name="List Paragraph" w:uiPriority="34" w:qFormat="1"/>
+    <w:lsdException w:name="Quote" w:uiPriority="29" w:qFormat="1"/>
+    <w:lsdException w:name="Intense Quote" w:uiPriority="30" w:qFormat="1"/>
+    <w:lsdException w:name="Medium List 2 Accent 1" w:uiPriority="66"/>
+    <w:lsdException w:name="Medium Grid 1 Accent 1" w:uiPriority="67"/>
+    <w:lsdException w:name="Medium Grid 2 Accent 1" w:uiPriority="68"/>
+    <w:lsdException w:name="Medium Grid 3 Accent 1" w:uiPriority="69"/>
+    <w:lsdException w:name="Dark List Accent 1" w:uiPriority="70"/>
+    <w:lsdException w:name="Colorful Shading Accent 1" w:uiPriority="71"/>
+    <w:lsdException w:name="Colorful List Accent 1" w:uiPriority="72"/>
+    <w:lsdException w:name="Colorful Grid Accent 1" w:uiPriority="73"/>
+    <w:lsdException w:name="Light Shading Accent 2" w:uiPriority="60"/>
+    <w:lsdException w:name="Light List Accent 2" w:uiPriority="61"/>
+    <w:lsdException w:name="Light Grid Accent 2" w:uiPriority="62"/>
+    <w:lsdException w:name="Medium Shading 1 Accent 2" w:uiPriority="63"/>
+    <w:lsdException w:name="Medium Shading 2 Accent 2" w:uiPriority="64"/>
+    <w:lsdException w:name="Medium List 1 Accent 2" w:uiPriority="65"/>
+    <w:lsdException w:name="Medium List 2 Accent 2" w:uiPriority="66"/>
+    <w:lsdException w:name="Medium Grid 1 Accent 2" w:uiPriority="67"/>
+    <w:lsdException w:name="Medium Grid 2 Accent 2" w:uiPriority="68"/>
+    <w:lsdException w:name="Medium Grid 3 Accent 2" w:uiPriority="69"/>
+    <w:lsdException w:name="Dark List Accent 2" w:uiPriority="70"/>
+    <w:lsdException w:name="Colorful Shading Accent 2" w:uiPriority="71"/>
+    <w:lsdException w:name="Colorful List Accent 2" w:uiPriority="72"/>
+    <w:lsdException w:name="Colorful Grid Accent 2" w:uiPriority="73"/>
+    <w:lsdException w:name="Light Shading Accent 3" w:uiPriority="60"/>
+    <w:lsdException w:name="Light List Accent 3" w:uiPriority="61"/>
+    <w:lsdException w:name="Light Grid Accent 3" w:uiPriority="62"/>
+    <w:lsdException w:name="Medium Shading 1 Accent 3" w:uiPriority="63"/>
+    <w:lsdException w:name="Medium Shading 2 Accent 3" w:uiPriority="64"/>
+    <w:lsdException w:name="Medium List 1 Accent 3" w:uiPriority="65"/>
+    <w:lsdException w:name="Medium List 2 Accent 3" w:uiPriority="66"/>
+    <w:lsdException w:name="Medium Grid 1 Accent 3" w:uiPriority="67"/>
+    <w:lsdException w:name="Medium Grid 2 Accent 3" w:uiPriority="68"/>
+    <w:lsdException w:name="Medium Grid 3 Accent 3" w:uiPriority="69"/>
+    <w:lsdException w:name="Dark List Accent 3" w:uiPriority="70"/>
+    <w:lsdException w:name="Colorful Shading Accent 3" w:uiPriority="71"/>
+    <w:lsdException w:name="Colorful List Accent 3" w:uiPriority="72"/>
+    <w:lsdException w:name="Colorful Grid Accent 3" w:uiPriority="73"/>
+    <w:lsdException w:name="Light Shading Accent 4" w:uiPriority="60"/>
+    <w:lsdException w:name="Light List Accent 4" w:uiPriority="61"/>
+    <w:lsdException w:name="Light Grid Accent 4" w:uiPriority="62"/>
+    <w:lsdException w:name="Medium Shading 1 Accent 4" w:uiPriority="63"/>
+    <w:lsdException w:name="Medium Shading 2 Accent 4" w:uiPriority="64"/>
+    <w:lsdException w:name="Medium List 1 Accent 4" w:uiPriority="65"/>
+    <w:lsdException w:name="Medium List 2 Accent 4" w:uiPriority="66"/>
+    <w:lsdException w:name="Medium Grid 1 Accent 4" w:uiPriority="67"/>
+    <w:lsdException w:name="Medium Grid 2 Accent 4" w:uiPriority="68"/>
+    <w:lsdException w:name="Medium Grid 3 Accent 4" w:uiPriority="69"/>
+    <w:lsdException w:name="Dark List Accent 4" w:uiPriority="70"/>
+    <w:lsdException w:name="Colorful Shading Accent 4" w:uiPriority="71"/>
+    <w:lsdException w:name="Colorful List Accent 4" w:uiPriority="72"/>
+    <w:lsdException w:name="Colorful Grid Accent 4" w:uiPriority="73"/>
+    <w:lsdException w:name="Light Shading Accent 5" w:uiPriority="60"/>
+    <w:lsdException w:name="Light List Accent 5" w:uiPriority="61"/>
+    <w:lsdException w:name="Light Grid Accent 5" w:uiPriority="62"/>
+    <w:lsdException w:name="Medium Shading 1 Accent 5" w:uiPriority="63"/>
+    <w:lsdException w:name="Medium Shading 2 Accent 5" w:uiPriority="64"/>
+    <w:lsdException w:name="Medium List 1 Accent 5" w:uiPriority="65"/>
+    <w:lsdException w:name="Medium List 2 Accent 5" w:uiPriority="66"/>
+    <w:lsdException w:name="Medium Grid 1 Accent 5" w:uiPriority="67"/>
+    <w:lsdException w:name="Medium Grid 2 Accent 5" w:uiPriority="68"/>
+    <w:lsdException w:name="Medium Grid 3 Accent 5" w:uiPriority="69"/>
+    <w:lsdException w:name="Dark List Accent 5" w:uiPriority="70"/>
+    <w:lsdException w:name="Colorful Shading Accent 5" w:uiPriority="71"/>
+    <w:lsdException w:name="Colorful List Accent 5" w:uiPriority="72"/>
+    <w:lsdException w:name="Colorful Grid Accent 5" w:uiPriority="73"/>
+    <w:lsdException w:name="Light Shading Accent 6" w:uiPriority="60"/>
+    <w:lsdException w:name="Light List Accent 6" w:uiPriority="61"/>
+    <w:lsdException w:name="Light Grid Accent 6" w:uiPriority="62"/>
+    <w:lsdException w:name="Medium Shading 1 Accent 6" w:uiPriority="63"/>
+    <w:lsdException w:name="Medium Shading 2 Accent 6" w:uiPriority="64"/>
+    <w:lsdException w:name="Medium List 1 Accent 6" w:uiPriority="65"/>
+    <w:lsdException w:name="Medium List 2 Accent 6" w:uiPriority="66"/>
+    <w:lsdException w:name="Medium Grid 1 Accent 6" w:uiPriority="67"/>
+    <w:lsdException w:name="Medium Grid 2 Accent 6" w:uiPriority="68"/>
+    <w:lsdException w:name="Medium Grid 3 Accent 6" w:uiPriority="69"/>
+    <w:lsdException w:name="Dark List Accent 6" w:uiPriority="70"/>
+    <w:lsdException w:name="Colorful Shading Accent 6" w:uiPriority="71"/>
+    <w:lsdException w:name="Colorful List Accent 6" w:uiPriority="72"/>
+    <w:lsdException w:name="Colorful Grid Accent 6" w:uiPriority="73"/>
+    <w:lsdException w:name="Subtle Emphasis" w:uiPriority="19" w:qFormat="1"/>
+    <w:lsdException w:name="Intense Emphasis" w:uiPriority="21" w:qFormat="1"/>
+    <w:lsdException w:name="Subtle Reference" w:uiPriority="31" w:qFormat="1"/>
+    <w:lsdException w:name="Intense Reference" w:uiPriority="32" w:qFormat="1"/>
+    <w:lsdException w:name="Book Title" w:uiPriority="33" w:qFormat="1"/>
+    <w:lsdException w:name="Bibliography" w:semiHidden="1" w:uiPriority="37" w:unhideWhenUsed="1"/>
+    <w:lsdException w:name="TOC Heading" w:semiHidden="1" w:uiPriority="39" w:unhideWhenUsed="1" w:qFormat="1"/>
+    <w:lsdException w:name="Plain Table 1" w:uiPriority="41"/>
+    <w:lsdException w:name="Plain Table 2" w:uiPriority="42"/>
+    <w:lsdException w:name="Plain Table 3" w:uiPriority="43"/>
+    <w:lsdException w:name="Plain Table 4" w:uiPriority="44"/>
+    <w:lsdException w:name="Plain Table 5" w:uiPriority="45"/>
+    <w:lsdException w:name="Grid Table Light" w:uiPriority="40"/>
+    <w:lsdException w:name="Grid Table 1 Light" w:uiPriority="46"/>
+    <w:lsdException w:name="Grid Table 2" w:uiPriority="47"/>
+    <w:lsdException w:name="Grid Table 3" w:uiPriority="48"/>
+    <w:lsdException w:name="Grid Table 4" w:uiPriority="49"/>
+    <w:lsdException w:name="Grid Table 5 Dark" w:uiPriority="50"/>
+    <w:lsdException w:name="Grid Table 6 Colorful" w:uiPriority="51"/>
+    <w:lsdException w:name="Grid Table 7 Colorful" w:uiPriority="52"/>
+    <w:lsdException w:name="Grid Table 1 Light Accent 1" w:uiPriority="46"/>
+    <w:lsdException w:name="Grid Table 2 Accent 1" w:uiPriority="47"/>
+    <w:lsdException w:name="Grid Table 3 Accent 1" w:uiPriority="48"/>
+    <w:lsdException w:name="Grid Table 4 Accent 1" w:uiPriority="49"/>
+    <w:lsdException w:name="Grid Table 5 Dark Accent 1" w:uiPriority="50"/>
+    <w:lsdException w:name="Grid Table 6 Colorful Accent 1" w:uiPriority="51"/>
+    <w:lsdException w:name="Grid Table 7 Colorful Accent 1" w:uiPriority="52"/>
+    <w:lsdException w:name="Grid Table 1 Light Accent 2" w:uiPriority="46"/>
+    <w:lsdException w:name="Grid Table 2 Accent 2" w:uiPriority="47"/>
+    <w:lsdException w:name="Grid Table 3 Accent 2" w:uiPriority="48"/>
+    <w:lsdException w:name="Grid Table 4 Accent 2" w:uiPriority="49"/>
+    <w:lsdException w:name="Grid Table 5 Dark Accent 2" w:uiPriority="50"/>
+    <w:lsdException w:name="Grid Table 6 Colorful Accent 2" w:uiPriority="51"/>
+    <w:lsdException w:name="Grid Table 7 Colorful Accent 2" w:uiPriority="52"/>
+    <w:lsdException w:name="Grid Table 1 Light Accent 3" w:uiPriority="46"/>
+    <w:lsdException w:name="Grid Table 2 Accent 3" w:uiPriority="47"/>
+    <w:lsdException w:name="Grid Table 3 Accent 3" w:uiPriority="48"/>
+    <w:lsdException w:name="Grid Table 4 Accent 3" w:uiPriority="49"/>
+    <w:lsdException w:name="Grid Table 5 Dark Accent 3" w:uiPriority="50"/>
+    <w:lsdException w:name="Grid Table 6 Colorful Accent 3" w:uiPriority="51"/>
+    <w:lsdException w:name="Grid Table 7 Colorful Accent 3" w:uiPriority="52"/>
+    <w:lsdException w:name="Grid Table 1 Light Accent 4" w:uiPriority="46"/>
+    <w:lsdException w:name="Grid Table 2 Accent 4" w:uiPriority="47"/>
+    <w:lsdException w:name="Grid Table 3 Accent 4" w:uiPriority="48"/>
+    <w:lsdException w:name="Grid Table 4 Accent 4" w:uiPriority="49"/>
+    <w:lsdException w:name="Grid Table 5 Dark Accent 4" w:uiPriority="50"/>
+    <w:lsdException w:name="Grid Table 6 Colorful Accent 4" w:uiPriority="51"/>
+    <w:lsdException w:name="Grid Table 7 Colorful Accent 4" w:uiPriority="52"/>
+    <w:lsdException w:name="Grid Table 1 Light Accent 5" w:uiPriority="46"/>
+    <w:lsdException w:name="Grid Table 2 Accent 5" w:uiPriority="47"/>
+    <w:lsdException w:name="Grid Table 3 Accent 5" w:uiPriority="48"/>
+    <w:lsdException w:name="Grid Table 4 Accent 5" w:uiPriority="49"/>
+    <w:lsdException w:name="Grid Table 5 Dark Accent 5" w:uiPriority="50"/>
+    <w:lsdException w:name="Grid Table 6 Colorful Accent 5" w:uiPriority="51"/>
+    <w:lsdException w:name="Grid Table 7 Colorful Accent 5" w:uiPriority="52"/>
+    <w:lsdException w:name="Grid Table 1 Light Accent 6" w:uiPriority="46"/>
+    <w:lsdException w:name="Grid Table 2 Accent 6" w:uiPriority="47"/>
+    <w:lsdException w:name="Grid Table 3 Accent 6" w:uiPriority="48"/>
+    <w:lsdException w:name="Grid Table 4 Accent 6" w:uiPriority="49"/>
+    <w:lsdException w:name="Grid Table 5 Dark Accent 6" w:uiPriority="50"/>
+    <w:lsdException w:name="Grid Table 6 Colorful Accent 6" w:uiPriority="51"/>
+    <w:lsdException w:name="Grid Table 7 Colorful Accent 6" w:uiPriority="52"/>
+    <w:lsdException w:name="List Table 1 Light" w:uiPriority="46"/>
+    <w:lsdException w:name="List Table 2" w:uiPriority="47"/>
+    <w:lsdException w:name="List Table 3" w:uiPriority="48"/>
+    <w:lsdException w:name="List Table 4" w:uiPriority="49"/>
+    <w:lsdException w:name="List Table 5 Dark" w:uiPriority="50"/>
+    <w:lsdException w:name="List Table 6 Colorful" w:uiPriority="51"/>
+    <w:lsdException w:name="List Table 7 Colorful" w:uiPriority="52"/>
+    <w:lsdException w:name="List Table 1 Light Accent 1" w:uiPriority="46"/>
+    <w:lsdException w:name="List Table 2 Accent 1" w:uiPriority="47"/>
+    <w:lsdException w:name="List Table 3 Accent 1" w:uiPriority="48"/>
+    <w:lsdException w:name="List Table 4 Accent 1" w:uiPriority="49"/>
+    <w:lsdException w:name="List Table 5 Dark Accent 1" w:uiPriority="50"/>
+    <w:lsdException w:name="List Table 6 Colorful Accent 1" w:uiPriority="51"/>
+    <w:lsdException w:name="List Table 7 Colorful Accent 1" w:uiPriority="52"/>
+    <w:lsdException w:name="List Table 1 Light Accent 2" w:uiPriority="46"/>
+    <w:lsdException w:name="List Table 2 Accent 2" w:uiPriority="47"/>
+    <w:lsdException w:name="List Table 3 Accent 2" w:uiPriority="48"/>
+    <w:lsdException w:name="List Table 4 Accent 2" w:uiPriority="49"/>
+    <w:lsdException w:name="List Table 5 Dark Accent 2" w:uiPriority="50"/>
+    <w:lsdException w:name="List Table 6 Colorful Accent 2" w:uiPriority="51"/>
+    <w:lsdException w:name="List Table 7 Colorful Accent 2" w:uiPriority="52"/>
+    <w:lsdException w:name="List Table 1 Light Accent 3" w:uiPriority="46"/>
+    <w:lsdException w:name="List Table 2 Accent 3" w:uiPriority="47"/>
+    <w:lsdException w:name="List Table 3 Accent 3" w:uiPriority="48"/>
+    <w:lsdException w:name="List Table 4 Accent 3" w:uiPriority="49"/>
+    <w:lsdException w:name="List Table 5 Dark Accent 3" w:uiPriority="50"/>
+    <w:lsdException w:name="List Table 6 Colorful Accent 3" w:uiPriority="51"/>
+    <w:lsdException w:name="List Table 7 Colorful Accent 3" w:uiPriority="52"/>
+    <w:lsdException w:name="List Table 1 Light Accent 4" w:uiPriority="46"/>
+    <w:lsdException w:name="List Table 2 Accent 4" w:uiPriority="47"/>
+    <w:lsdException w:name="List Table 3 Accent 4" w:uiPriority="48"/>
+    <w:lsdException w:name="List Table 4 Accent 4" w:uiPriority="49"/>
+    <w:lsdException w:name="List Table 5 Dark Accent 4" w:uiPriority="50"/>
+    <w:lsdException w:name="List Table 6 Colorful Accent 4" w:uiPriority="51"/>
+    <w:lsdException w:name="List Table 7 Colorful Accent 4" w:uiPriority="52"/>
+    <w:lsdException w:name="List Table 1 Light Accent 5" w:uiPriority="46"/>
+    <w:lsdException w:name="List Table 2 Accent 5" w:uiPriority="47"/>
+    <w:lsdException w:name="List Table 3 Accent 5" w:uiPriority="48"/>
+    <w:lsdException w:name="List Table 4 Accent 5" w:uiPriority="49"/>
+    <w:lsdException w:name="List Table 5 Dark Accent 5" w:uiPriority="50"/>
+    <w:lsdException w:name="List Table 6 Colorful Accent 5" w:uiPriority="51"/>
+    <w:lsdException w:name="List Table 7 Colorful Accent 5" w:uiPriority="52"/>
+    <w:lsdException w:name="List Table 1 Light Accent 6" w:uiPriority="46"/>
+    <w:lsdException w:name="List Table 2 Accent 6" w:uiPriority="47"/>
+    <w:lsdException w:name="List Table 3 Accent 6" w:uiPriority="48"/>
+    <w:lsdException w:name="List Table 4 Accent 6" w:uiPriority="49"/>
+    <w:lsdException w:name="List Table 5 Dark Accent 6" w:uiPriority="50"/>
+    <w:lsdException w:name="List Table 6 Colorful Accent 6" w:uiPriority="51"/>
+    <w:lsdException w:name="List Table 7 Colorful Accent 6" w:uiPriority="52"/>
+    <w:lsdException w:name="Mention" w:semiHidden="1" w:unhideWhenUsed="1"/>
+    <w:lsdException w:name="Smart Hyperlink" w:semiHidden="1" w:unhideWhenUsed="1"/>
+    <w:lsdException w:name="Hashtag" w:semiHidden="1" w:unhideWhenUsed="1"/>
+    <w:lsdException w:name="Unresolved Mention" w:semiHidden="1" w:unhideWhenUsed="1"/>
+    <w:lsdException w:name="Smart Link" w:semiHidden="1" w:unhideWhenUsed="1"/>
+  </w:latentStyles>
+  <w:style w:type="paragraph" w:default="1" w:styleId="a">
+    <w:name w:val="Normal"/>
+    <w:qFormat/>
+    <w:pPr>
+      <w:widowControl w:val="0"/>
+      <w:wordWrap w:val="0"/>
+      <w:autoSpaceDE w:val="0"/>
+      <w:autoSpaceDN w:val="0"/>
+    </w:pPr>
+  </w:style>
+  <w:style w:type="paragraph" w:styleId="1">
+    <w:name w:val="heading 1"/>
+    <w:uiPriority w:val="9"/>
+    <w:qFormat/>
+    <w:pPr>
+      <w:outlineLvl w:val="0"/>
+    </w:pPr>
+    <w:rPr>
+      <w:color w:val="2E74B5"/>
+      <w:sz w:val="32"/>
+      <w:szCs w:val="32"/>
+    </w:rPr>
+  </w:style>
+  <w:style w:type="paragraph" w:styleId="2">
+    <w:name w:val="heading 2"/>
+    <w:uiPriority w:val="9"/>
+    <w:unhideWhenUsed/>
+    <w:qFormat/>
+    <w:pPr>
+      <w:outlineLvl w:val="1"/>
+    </w:pPr>
+    <w:rPr>
+      <w:color w:val="2E74B5"/>
+      <w:sz w:val="26"/>
+      <w:szCs w:val="26"/>
+    </w:rPr>
+  </w:style>
+  <w:style w:type="paragraph" w:styleId="3">
+    <w:name w:val="heading 3"/>
+    <w:uiPriority w:val="9"/>
+    <w:semiHidden/>
+    <w:unhideWhenUsed/>
+    <w:qFormat/>
+    <w:pPr>
+      <w:outlineLvl w:val="2"/>
+    </w:pPr>
+    <w:rPr>
+      <w:color w:val="1F4D78"/>
+      <w:sz w:val="24"/>
+      <w:szCs w:val="24"/>
+    </w:rPr>
+  </w:style>
+  <w:style w:type="paragraph" w:styleId="4">
+    <w:name w:val="heading 4"/>
+    <w:uiPriority w:val="9"/>
+    <w:semiHidden/>
+    <w:unhideWhenUsed/>
+    <w:qFormat/>
+    <w:pPr>
+      <w:outlineLvl w:val="3"/>
+    </w:pPr>
+    <w:rPr>
+      <w:i/>
+      <w:iCs/>
+      <w:color w:val="2E74B5"/>
+    </w:rPr>
+  </w:style>
+  <w:style w:type="paragraph" w:styleId="5">
+    <w:name w:val="heading 5"/>
+    <w:uiPriority w:val="9"/>
+    <w:semiHidden/>
+    <w:unhideWhenUsed/>
+    <w:qFormat/>
+    <w:pPr>
+      <w:outlineLvl w:val="4"/>
+    </w:pPr>
+    <w:rPr>
+      <w:color w:val="2E74B5"/>
+    </w:rPr>
+  </w:style>
+  <w:style w:type="paragraph" w:styleId="6">
+    <w:name w:val="heading 6"/>
+    <w:uiPriority w:val="9"/>
+    <w:semiHidden/>
+    <w:unhideWhenUsed/>
+    <w:qFormat/>
+    <w:pPr>
+      <w:outlineLvl w:val="5"/>
+    </w:pPr>
+    <w:rPr>
+      <w:color w:val="1F4D78"/>
+    </w:rPr>
+  </w:style>
+  <w:style w:type="character" w:default="1" w:styleId="a0">
+    <w:name w:val="Default Paragraph Font"/>
+    <w:uiPriority w:val="1"/>
+    <w:semiHidden/>
+    <w:unhideWhenUsed/>
+  </w:style>
+  <w:style w:type="table" w:default="1" w:styleId="a1">
+    <w:name w:val="Normal Table"/>
+    <w:uiPriority w:val="99"/>
+    <w:semiHidden/>
+    <w:unhideWhenUsed/>
+    <w:tblPr>
+      <w:tblInd w:w="0" w:type="dxa"/>
+      <w:tblCellMar>
+        <w:top w:w="0" w:type="dxa"/>
+        <w:left w:w="108" w:type="dxa"/>
+        <w:bottom w:w="0" w:type="dxa"/>
+        <w:right w:w="108" w:type="dxa"/>
+      </w:tblCellMar>
+    </w:tblPr>
+  </w:style>
+  <w:style w:type="numbering" w:default="1" w:styleId="a2">
+    <w:name w:val="No List"/>
+    <w:uiPriority w:val="99"/>
+    <w:semiHidden/>
+    <w:unhideWhenUsed/>
+  </w:style>
+  <w:style w:type="paragraph" w:styleId="a3">
     <w:name w:val="Title"/>
-    <w:basedOn w:val="Normal"/>
-    <w:next w:val="Normal"/>
+    <w:uiPriority w:val="10"/>
     <w:qFormat/>
     <w:rPr>
       <w:sz w:val="56"/>
       <w:szCs w:val="56"/>
     </w:rPr>
   </w:style>
-  <w:style w:type="paragraph" w:styleId="Heading1">
-    <w:name w:val="Heading 1"/>
-    <w:basedOn w:val="Normal"/>
-    <w:next w:val="Normal"/>
-    <w:qFormat/>
-    <w:rPr>
-      <w:color w:val="2E74B5"/>
-      <w:sz w:val="32"/>
-      <w:szCs w:val="32"/>
-    </w:rPr>
-  </w:style>
-  <w:style w:type="paragraph" w:styleId="Heading2">
-    <w:name w:val="Heading 2"/>
-    <w:basedOn w:val="Normal"/>
-    <w:next w:val="Normal"/>
-    <w:qFormat/>
-    <w:rPr>
-      <w:color w:val="2E74B5"/>
-      <w:sz w:val="26"/>
-      <w:szCs w:val="26"/>
-    </w:rPr>
-  </w:style>
-  <w:style w:type="paragraph" w:styleId="Heading3">
-    <w:name w:val="Heading 3"/>
-    <w:basedOn w:val="Normal"/>
-    <w:next w:val="Normal"/>
-    <w:qFormat/>
-    <w:rPr>
-      <w:color w:val="1F4D78"/>
-      <w:sz w:val="24"/>
-      <w:szCs w:val="24"/>
-    </w:rPr>
-  </w:style>
-  <w:style w:type="paragraph" w:styleId="Heading4">
-    <w:name w:val="Heading 4"/>
-    <w:basedOn w:val="Normal"/>
-    <w:next w:val="Normal"/>
-    <w:qFormat/>
-    <w:rPr>
-      <w:i/>
-      <w:iCs/>
-      <w:color w:val="2E74B5"/>
-    </w:rPr>
-  </w:style>
-  <w:style w:type="paragraph" w:styleId="Heading5">
-    <w:name w:val="Heading 5"/>
-    <w:basedOn w:val="Normal"/>
-    <w:next w:val="Normal"/>
-    <w:qFormat/>
-    <w:rPr>
-      <w:color w:val="2E74B5"/>
-    </w:rPr>
-  </w:style>
-  <w:style w:type="paragraph" w:styleId="Heading6">
-    <w:name w:val="Heading 6"/>
-    <w:basedOn w:val="Normal"/>
-    <w:next w:val="Normal"/>
-    <w:qFormat/>
-    <w:rPr>
-      <w:color w:val="1F4D78"/>
-    </w:rPr>
-  </w:style>
-  <w:style w:type="paragraph" w:styleId="Strong">
-    <w:name w:val="Strong"/>
-    <w:basedOn w:val="Normal"/>
-    <w:next w:val="Normal"/>
+  <w:style w:type="paragraph" w:customStyle="1" w:styleId="10">
+    <w:name w:val="굵은 텍스트1"/>
     <w:qFormat/>
     <w:rPr>
       <w:b/>
       <w:bCs/>
     </w:rPr>
   </w:style>
-  <w:style w:type="paragraph" w:styleId="ListParagraph">
+  <w:style w:type="paragraph" w:styleId="a4">
     <w:name w:val="List Paragraph"/>
-    <w:basedOn w:val="Normal"/>
     <w:qFormat/>
   </w:style>
-  <w:style w:type="character" w:styleId="Hyperlink">
+  <w:style w:type="character" w:styleId="a5">
     <w:name w:val="Hyperlink"/>
-    <w:basedOn w:val="DefaultParagraphFont"/>
     <w:uiPriority w:val="99"/>
     <w:unhideWhenUsed/>
     <w:rPr>
@@ -960,9 +5371,8 @@
       <w:u w:val="single"/>
     </w:rPr>
   </w:style>
-  <w:style w:type="character" w:styleId="FootnoteReference">
+  <w:style w:type="character" w:styleId="a6">
     <w:name w:val="footnote reference"/>
-    <w:basedOn w:val="DefaultParagraphFont"/>
     <w:uiPriority w:val="99"/>
     <w:semiHidden/>
     <w:unhideWhenUsed/>
@@ -970,25 +5380,16 @@
       <w:vertAlign w:val="superscript"/>
     </w:rPr>
   </w:style>
-  <w:style w:type="paragraph" w:styleId="FootnoteText">
+  <w:style w:type="paragraph" w:styleId="a7">
     <w:name w:val="footnote text"/>
-    <w:basedOn w:val="Normal"/>
-    <w:link w:val="FootnoteTextChar"/>
+    <w:link w:val="Char"/>
     <w:uiPriority w:val="99"/>
     <w:semiHidden/>
     <w:unhideWhenUsed/>
-    <w:pPr>
-      <w:spacing w:after="0" w:line="240" w:lineRule="auto"/>
-    </w:pPr>
-    <w:rPr>
-      <w:sz w:val="20"/>
-      <w:szCs w:val="20"/>
-    </w:rPr>
   </w:style>
-  <w:style w:type="character" w:styleId="FootnoteTextChar">
-    <w:name w:val="Footnote Text Char"/>
-    <w:basedOn w:val="DefaultParagraphFont"/>
-    <w:link w:val="FootnoteText"/>
+  <w:style w:type="character" w:customStyle="1" w:styleId="Char">
+    <w:name w:val="각주 텍스트 Char"/>
+    <w:link w:val="a7"/>
     <w:uiPriority w:val="99"/>
     <w:semiHidden/>
     <w:unhideWhenUsed/>
@@ -997,9 +5398,8 @@
       <w:szCs w:val="20"/>
     </w:rPr>
   </w:style>
-  <w:style w:type="character" w:styleId="EndnoteReference">
+  <w:style w:type="character" w:styleId="a8">
     <w:name w:val="endnote reference"/>
-    <w:basedOn w:val="DefaultParagraphFont"/>
     <w:uiPriority w:val="99"/>
     <w:semiHidden/>
     <w:unhideWhenUsed/>
@@ -1007,25 +5407,16 @@
       <w:vertAlign w:val="superscript"/>
     </w:rPr>
   </w:style>
-  <w:style w:type="paragraph" w:styleId="EndnoteText">
+  <w:style w:type="paragraph" w:styleId="a9">
     <w:name w:val="endnote text"/>
-    <w:basedOn w:val="Normal"/>
-    <w:link w:val="EndnoteTextChar"/>
+    <w:link w:val="Char0"/>
     <w:uiPriority w:val="99"/>
     <w:semiHidden/>
     <w:unhideWhenUsed/>
-    <w:pPr>
-      <w:spacing w:after="0" w:line="240" w:lineRule="auto"/>
-    </w:pPr>
-    <w:rPr>
-      <w:sz w:val="20"/>
-      <w:szCs w:val="20"/>
-    </w:rPr>
   </w:style>
-  <w:style w:type="character" w:styleId="EndnoteTextChar">
-    <w:name w:val="Endnote Text Char"/>
-    <w:basedOn w:val="DefaultParagraphFont"/>
-    <w:link w:val="EndnoteText"/>
+  <w:style w:type="character" w:customStyle="1" w:styleId="Char0">
+    <w:name w:val="미주 텍스트 Char"/>
+    <w:link w:val="a9"/>
     <w:uiPriority w:val="99"/>
     <w:semiHidden/>
     <w:unhideWhenUsed/>
@@ -1034,5 +5425,344 @@
       <w:szCs w:val="20"/>
     </w:rPr>
   </w:style>
+  <w:style w:type="paragraph" w:styleId="aa">
+    <w:name w:val="header"/>
+    <w:basedOn w:val="a"/>
+    <w:link w:val="Char1"/>
+    <w:uiPriority w:val="99"/>
+    <w:unhideWhenUsed/>
+    <w:rsid w:val="00F53511"/>
+    <w:pPr>
+      <w:tabs>
+        <w:tab w:val="center" w:pos="4513"/>
+        <w:tab w:val="right" w:pos="9026"/>
+      </w:tabs>
+      <w:snapToGrid w:val="0"/>
+    </w:pPr>
+  </w:style>
+  <w:style w:type="character" w:customStyle="1" w:styleId="Char1">
+    <w:name w:val="머리글 Char"/>
+    <w:basedOn w:val="a0"/>
+    <w:link w:val="aa"/>
+    <w:uiPriority w:val="99"/>
+    <w:rsid w:val="00F53511"/>
+  </w:style>
+  <w:style w:type="paragraph" w:styleId="ab">
+    <w:name w:val="footer"/>
+    <w:basedOn w:val="a"/>
+    <w:link w:val="Char2"/>
+    <w:uiPriority w:val="99"/>
+    <w:unhideWhenUsed/>
+    <w:rsid w:val="00F53511"/>
+    <w:pPr>
+      <w:tabs>
+        <w:tab w:val="center" w:pos="4513"/>
+        <w:tab w:val="right" w:pos="9026"/>
+      </w:tabs>
+      <w:snapToGrid w:val="0"/>
+    </w:pPr>
+  </w:style>
+  <w:style w:type="character" w:customStyle="1" w:styleId="Char2">
+    <w:name w:val="바닥글 Char"/>
+    <w:basedOn w:val="a0"/>
+    <w:link w:val="ab"/>
+    <w:uiPriority w:val="99"/>
+    <w:rsid w:val="00F53511"/>
+  </w:style>
 </w:styles>
+</file>
+
+<file path=word/theme/theme1.xml><?xml version="1.0" encoding="utf-8"?>
+<a:theme xmlns:a="http://schemas.openxmlformats.org/drawingml/2006/main" name="Office 테마">
+  <a:themeElements>
+    <a:clrScheme name="Office">
+      <a:dk1>
+        <a:sysClr val="windowText" lastClr="000000"/>
+      </a:dk1>
+      <a:lt1>
+        <a:sysClr val="window" lastClr="FFFFFF"/>
+      </a:lt1>
+      <a:dk2>
+        <a:srgbClr val="44546A"/>
+      </a:dk2>
+      <a:lt2>
+        <a:srgbClr val="E7E6E6"/>
+      </a:lt2>
+      <a:accent1>
+        <a:srgbClr val="4472C4"/>
+      </a:accent1>
+      <a:accent2>
+        <a:srgbClr val="ED7D31"/>
+      </a:accent2>
+      <a:accent3>
+        <a:srgbClr val="A5A5A5"/>
+      </a:accent3>
+      <a:accent4>
+        <a:srgbClr val="FFC000"/>
+      </a:accent4>
+      <a:accent5>
+        <a:srgbClr val="5B9BD5"/>
+      </a:accent5>
+      <a:accent6>
+        <a:srgbClr val="70AD47"/>
+      </a:accent6>
+      <a:hlink>
+        <a:srgbClr val="0563C1"/>
+      </a:hlink>
+      <a:folHlink>
+        <a:srgbClr val="954F72"/>
+      </a:folHlink>
+    </a:clrScheme>
+    <a:fontScheme name="Office">
+      <a:majorFont>
+        <a:latin typeface="맑은 고딕" panose="020F0302020204030204"/>
+        <a:ea typeface=""/>
+        <a:cs typeface=""/>
+        <a:font script="Jpan" typeface="游ゴシック Light"/>
+        <a:font script="Hang" typeface="맑은 고딕"/>
+        <a:font script="Hans" typeface="等线 Light"/>
+        <a:font script="Hant" typeface="新細明體"/>
+        <a:font script="Arab" typeface="Times New Roman"/>
+        <a:font script="Hebr" typeface="Times New Roman"/>
+        <a:font script="Thai" typeface="Angsana New"/>
+        <a:font script="Ethi" typeface="Nyala"/>
+        <a:font script="Beng" typeface="Vrinda"/>
+        <a:font script="Gujr" typeface="Shruti"/>
+        <a:font script="Khmr" typeface="MoolBoran"/>
+        <a:font script="Knda" typeface="Tunga"/>
+        <a:font script="Guru" typeface="Raavi"/>
+        <a:font script="Cans" typeface="Euphemia"/>
+        <a:font script="Cher" typeface="Plantagenet Cherokee"/>
+        <a:font script="Yiii" typeface="Microsoft Yi Baiti"/>
+        <a:font script="Tibt" typeface="Microsoft Himalaya"/>
+        <a:font script="Thaa" typeface="MV Boli"/>
+        <a:font script="Deva" typeface="Mangal"/>
+        <a:font script="Telu" typeface="Gautami"/>
+        <a:font script="Taml" typeface="Latha"/>
+        <a:font script="Syrc" typeface="Estrangelo Edessa"/>
+        <a:font script="Orya" typeface="Kalinga"/>
+        <a:font script="Mlym" typeface="Kartika"/>
+        <a:font script="Laoo" typeface="DokChampa"/>
+        <a:font script="Sinh" typeface="Iskoola Pota"/>
+        <a:font script="Mong" typeface="Mongolian Baiti"/>
+        <a:font script="Viet" typeface="Times New Roman"/>
+        <a:font script="Uigh" typeface="Microsoft Uighur"/>
+        <a:font script="Geor" typeface="Sylfaen"/>
+        <a:font script="Armn" typeface="Arial"/>
+        <a:font script="Bugi" typeface="Leelawadee UI"/>
+        <a:font script="Bopo" typeface="Microsoft JhengHei"/>
+        <a:font script="Java" typeface="Javanese Text"/>
+        <a:font script="Lisu" typeface="Segoe UI"/>
+        <a:font script="Mymr" typeface="Myanmar Text"/>
+        <a:font script="Nkoo" typeface="Ebrima"/>
+        <a:font script="Olck" typeface="Nirmala UI"/>
+        <a:font script="Osma" typeface="Ebrima"/>
+        <a:font script="Phag" typeface="Phagspa"/>
+        <a:font script="Syrn" typeface="Estrangelo Edessa"/>
+        <a:font script="Syrj" typeface="Estrangelo Edessa"/>
+        <a:font script="Syre" typeface="Estrangelo Edessa"/>
+        <a:font script="Sora" typeface="Nirmala UI"/>
+        <a:font script="Tale" typeface="Microsoft Tai Le"/>
+        <a:font script="Talu" typeface="Microsoft New Tai Lue"/>
+        <a:font script="Tfng" typeface="Ebrima"/>
+      </a:majorFont>
+      <a:minorFont>
+        <a:latin typeface="맑은 고딕" panose="020F0502020204030204"/>
+        <a:ea typeface=""/>
+        <a:cs typeface=""/>
+        <a:font script="Jpan" typeface="游明朝"/>
+        <a:font script="Hang" typeface="맑은 고딕"/>
+        <a:font script="Hans" typeface="等线"/>
+        <a:font script="Hant" typeface="新細明體"/>
+        <a:font script="Arab" typeface="Arial"/>
+        <a:font script="Hebr" typeface="Arial"/>
+        <a:font script="Thai" typeface="Cordia New"/>
+        <a:font script="Ethi" typeface="Nyala"/>
+        <a:font script="Beng" typeface="Vrinda"/>
+        <a:font script="Gujr" typeface="Shruti"/>
+        <a:font script="Khmr" typeface="DaunPenh"/>
+        <a:font script="Knda" typeface="Tunga"/>
+        <a:font script="Guru" typeface="Raavi"/>
+        <a:font script="Cans" typeface="Euphemia"/>
+        <a:font script="Cher" typeface="Plantagenet Cherokee"/>
+        <a:font script="Yiii" typeface="Microsoft Yi Baiti"/>
+        <a:font script="Tibt" typeface="Microsoft Himalaya"/>
+        <a:font script="Thaa" typeface="MV Boli"/>
+        <a:font script="Deva" typeface="Mangal"/>
+        <a:font script="Telu" typeface="Gautami"/>
+        <a:font script="Taml" typeface="Latha"/>
+        <a:font script="Syrc" typeface="Estrangelo Edessa"/>
+        <a:font script="Orya" typeface="Kalinga"/>
+        <a:font script="Mlym" typeface="Kartika"/>
+        <a:font script="Laoo" typeface="DokChampa"/>
+        <a:font script="Sinh" typeface="Iskoola Pota"/>
+        <a:font script="Mong" typeface="Mongolian Baiti"/>
+        <a:font script="Viet" typeface="Arial"/>
+        <a:font script="Uigh" typeface="Microsoft Uighur"/>
+        <a:font script="Geor" typeface="Sylfaen"/>
+        <a:font script="Armn" typeface="Arial"/>
+        <a:font script="Bugi" typeface="Leelawadee UI"/>
+        <a:font script="Bopo" typeface="Microsoft JhengHei"/>
+        <a:font script="Java" typeface="Javanese Text"/>
+        <a:font script="Lisu" typeface="Segoe UI"/>
+        <a:font script="Mymr" typeface="Myanmar Text"/>
+        <a:font script="Nkoo" typeface="Ebrima"/>
+        <a:font script="Olck" typeface="Nirmala UI"/>
+        <a:font script="Osma" typeface="Ebrima"/>
+        <a:font script="Phag" typeface="Phagspa"/>
+        <a:font script="Syrn" typeface="Estrangelo Edessa"/>
+        <a:font script="Syrj" typeface="Estrangelo Edessa"/>
+        <a:font script="Syre" typeface="Estrangelo Edessa"/>
+        <a:font script="Sora" typeface="Nirmala UI"/>
+        <a:font script="Tale" typeface="Microsoft Tai Le"/>
+        <a:font script="Talu" typeface="Microsoft New Tai Lue"/>
+        <a:font script="Tfng" typeface="Ebrima"/>
+      </a:minorFont>
+    </a:fontScheme>
+    <a:fmtScheme name="Office">
+      <a:fillStyleLst>
+        <a:solidFill>
+          <a:schemeClr val="phClr"/>
+        </a:solidFill>
+        <a:gradFill rotWithShape="1">
+          <a:gsLst>
+            <a:gs pos="0">
+              <a:schemeClr val="phClr">
+                <a:lumMod val="110000"/>
+                <a:satMod val="105000"/>
+                <a:tint val="67000"/>
+              </a:schemeClr>
+            </a:gs>
+            <a:gs pos="50000">
+              <a:schemeClr val="phClr">
+                <a:lumMod val="105000"/>
+                <a:satMod val="103000"/>
+                <a:tint val="73000"/>
+              </a:schemeClr>
+            </a:gs>
+            <a:gs pos="100000">
+              <a:schemeClr val="phClr">
+                <a:lumMod val="105000"/>
+                <a:satMod val="109000"/>
+                <a:tint val="81000"/>
+              </a:schemeClr>
+            </a:gs>
+          </a:gsLst>
+          <a:lin ang="5400000" scaled="0"/>
+        </a:gradFill>
+        <a:gradFill rotWithShape="1">
+          <a:gsLst>
+            <a:gs pos="0">
+              <a:schemeClr val="phClr">
+                <a:satMod val="103000"/>
+                <a:lumMod val="102000"/>
+                <a:tint val="94000"/>
+              </a:schemeClr>
+            </a:gs>
+            <a:gs pos="50000">
+              <a:schemeClr val="phClr">
+                <a:satMod val="110000"/>
+                <a:lumMod val="100000"/>
+                <a:shade val="100000"/>
+              </a:schemeClr>
+            </a:gs>
+            <a:gs pos="100000">
+              <a:schemeClr val="phClr">
+                <a:lumMod val="99000"/>
+                <a:satMod val="120000"/>
+                <a:shade val="78000"/>
+              </a:schemeClr>
+            </a:gs>
+          </a:gsLst>
+          <a:lin ang="5400000" scaled="0"/>
+        </a:gradFill>
+      </a:fillStyleLst>
+      <a:lnStyleLst>
+        <a:ln w="6350" cap="flat" cmpd="sng" algn="ctr">
+          <a:solidFill>
+            <a:schemeClr val="phClr"/>
+          </a:solidFill>
+          <a:prstDash val="solid"/>
+          <a:miter lim="800000"/>
+        </a:ln>
+        <a:ln w="12700" cap="flat" cmpd="sng" algn="ctr">
+          <a:solidFill>
+            <a:schemeClr val="phClr"/>
+          </a:solidFill>
+          <a:prstDash val="solid"/>
+          <a:miter lim="800000"/>
+        </a:ln>
+        <a:ln w="19050" cap="flat" cmpd="sng" algn="ctr">
+          <a:solidFill>
+            <a:schemeClr val="phClr"/>
+          </a:solidFill>
+          <a:prstDash val="solid"/>
+          <a:miter lim="800000"/>
+        </a:ln>
+      </a:lnStyleLst>
+      <a:effectStyleLst>
+        <a:effectStyle>
+          <a:effectLst/>
+        </a:effectStyle>
+        <a:effectStyle>
+          <a:effectLst/>
+        </a:effectStyle>
+        <a:effectStyle>
+          <a:effectLst>
+            <a:outerShdw blurRad="57150" dist="19050" dir="5400000" algn="ctr" rotWithShape="0">
+              <a:srgbClr val="000000">
+                <a:alpha val="63000"/>
+              </a:srgbClr>
+            </a:outerShdw>
+          </a:effectLst>
+        </a:effectStyle>
+      </a:effectStyleLst>
+      <a:bgFillStyleLst>
+        <a:solidFill>
+          <a:schemeClr val="phClr"/>
+        </a:solidFill>
+        <a:solidFill>
+          <a:schemeClr val="phClr">
+            <a:tint val="95000"/>
+            <a:satMod val="170000"/>
+          </a:schemeClr>
+        </a:solidFill>
+        <a:gradFill rotWithShape="1">
+          <a:gsLst>
+            <a:gs pos="0">
+              <a:schemeClr val="phClr">
+                <a:tint val="93000"/>
+                <a:satMod val="150000"/>
+                <a:shade val="98000"/>
+                <a:lumMod val="102000"/>
+              </a:schemeClr>
+            </a:gs>
+            <a:gs pos="50000">
+              <a:schemeClr val="phClr">
+                <a:tint val="98000"/>
+                <a:satMod val="130000"/>
+                <a:shade val="90000"/>
+                <a:lumMod val="103000"/>
+              </a:schemeClr>
+            </a:gs>
+            <a:gs pos="100000">
+              <a:schemeClr val="phClr">
+                <a:shade val="63000"/>
+                <a:satMod val="120000"/>
+              </a:schemeClr>
+            </a:gs>
+          </a:gsLst>
+          <a:lin ang="5400000" scaled="0"/>
+        </a:gradFill>
+      </a:bgFillStyleLst>
+    </a:fmtScheme>
+  </a:themeElements>
+  <a:objectDefaults/>
+  <a:extraClrSchemeLst/>
+  <a:extLst>
+    <a:ext uri="{05A4C25C-085E-4340-85A3-A5531E510DB2}">
+      <thm15:themeFamily xmlns:thm15="http://schemas.microsoft.com/office/thememl/2012/main" name="Office Theme" id="{62F939B6-93AF-4DB8-9C6B-D6C7DFDC589F}" vid="{4A3C46E8-61CC-4603-A589-7422A47A8E4A}"/>
+    </a:ext>
+  </a:extLst>
+</a:theme>
 </file>